--- a/SRS_ProPortal.docx
+++ b/SRS_ProPortal.docx
@@ -4,7 +4,7 @@
   <w:body>
     <w:p>
       <w:pPr>
-        <w:spacing w:after="400"/>
+        <w:spacing w:after="500"/>
         <w:jc w:val="center"/>
       </w:pPr>
       <w:r>
@@ -15,24 +15,7 @@
           <w:sz w:val="22"/>
           <w:szCs w:val="22"/>
         </w:rPr>
-        <w:t xml:space="preserve">GORSEL PROGRAMLAMA</w:t>
-      </w:r>
-    </w:p>
-    <w:p>
-      <w:pPr>
-        <w:spacing w:after="200"/>
-        <w:jc w:val="center"/>
-      </w:pPr>
-      <w:r>
-        <w:rPr>
-          <w:rFonts w:ascii="Arial" w:cs="Arial" w:eastAsia="Arial" w:hAnsi="Arial"/>
-          <w:b/>
-          <w:bCs/>
-          <w:color w:val="2E4057"/>
-          <w:sz w:val="72"/>
-          <w:szCs w:val="72"/>
-        </w:rPr>
-        <w:t xml:space="preserve">ProPortal</w:t>
+        <w:t xml:space="preserve">GÖRSEL PROGRAMLAMA</w:t>
       </w:r>
     </w:p>
     <w:p>
@@ -45,16 +28,33 @@
           <w:rFonts w:ascii="Arial" w:cs="Arial" w:eastAsia="Arial" w:hAnsi="Arial"/>
           <w:b/>
           <w:bCs/>
+          <w:color w:val="2E4057"/>
+          <w:sz w:val="80"/>
+          <w:szCs w:val="80"/>
+        </w:rPr>
+        <w:t xml:space="preserve">ProPortal</w:t>
+      </w:r>
+    </w:p>
+    <w:p>
+      <w:pPr>
+        <w:spacing w:after="140"/>
+        <w:jc w:val="center"/>
+      </w:pPr>
+      <w:r>
+        <w:rPr>
+          <w:rFonts w:ascii="Arial" w:cs="Arial" w:eastAsia="Arial" w:hAnsi="Arial"/>
+          <w:b/>
+          <w:bCs/>
           <w:color w:val="3A6186"/>
           <w:sz w:val="36"/>
           <w:szCs w:val="36"/>
         </w:rPr>
-        <w:t xml:space="preserve">Yazilim Gereksinimleri Belirleme Dokumani</w:t>
+        <w:t xml:space="preserve">Yazılım Gereksinimleri Belirleme Dokümanı</w:t>
       </w:r>
     </w:p>
     <w:p>
       <w:pPr>
-        <w:spacing w:after="80"/>
+        <w:spacing w:after="60"/>
         <w:jc w:val="center"/>
       </w:pPr>
       <w:r>
@@ -62,7 +62,7 @@
           <w:rFonts w:ascii="Arial" w:cs="Arial" w:eastAsia="Arial" w:hAnsi="Arial"/>
           <w:i/>
           <w:iCs/>
-          <w:color w:val="666666"/>
+          <w:color w:val="888888"/>
           <w:sz w:val="24"/>
           <w:szCs w:val="24"/>
         </w:rPr>
@@ -71,7 +71,7 @@
     </w:p>
     <w:p>
       <w:pPr>
-        <w:spacing w:after="120"/>
+        <w:spacing w:after="140"/>
       </w:pPr>
       <w:r>
         <w:t xml:space="preserve"/>
@@ -79,7 +79,7 @@
     </w:p>
     <w:p>
       <w:pPr>
-        <w:spacing w:after="120"/>
+        <w:spacing w:after="140"/>
       </w:pPr>
       <w:r>
         <w:t xml:space="preserve"/>
@@ -95,16 +95,16 @@
           <w:rFonts w:ascii="Arial" w:cs="Arial" w:eastAsia="Arial" w:hAnsi="Arial"/>
           <w:b/>
           <w:bCs/>
-          <w:color w:val="222222"/>
-          <w:sz w:val="26"/>
-          <w:szCs w:val="26"/>
+          <w:color w:val="333333"/>
+          <w:sz w:val="28"/>
+          <w:szCs w:val="28"/>
         </w:rPr>
-        <w:t xml:space="preserve">Freelancer Mini Is &amp; Zaman Yoneticisi</w:t>
+        <w:t xml:space="preserve">Freelancer Mini İş &amp; Zaman Yöneticisi</w:t>
       </w:r>
     </w:p>
     <w:p>
       <w:pPr>
-        <w:spacing w:after="120"/>
+        <w:spacing w:after="140"/>
       </w:pPr>
       <w:r>
         <w:t xml:space="preserve"/>
@@ -112,7 +112,7 @@
     </w:p>
     <w:p>
       <w:pPr>
-        <w:spacing w:after="120"/>
+        <w:spacing w:after="140"/>
       </w:pPr>
       <w:r>
         <w:t xml:space="preserve"/>
@@ -130,7 +130,7 @@
           <w:sz w:val="22"/>
           <w:szCs w:val="22"/>
         </w:rPr>
-        <w:t xml:space="preserve">Gelistirici:  Ceren Altintas</w:t>
+        <w:t xml:space="preserve">Geliştirici:  Ceren Altıntaş</w:t>
       </w:r>
     </w:p>
     <w:p>
@@ -145,7 +145,7 @@
           <w:sz w:val="22"/>
           <w:szCs w:val="22"/>
         </w:rPr>
-        <w:t xml:space="preserve">Ders:  Gorsel Programlama (2025–2026)</w:t>
+        <w:t xml:space="preserve">Ders:  Görsel Programlama (2025–2026)</w:t>
       </w:r>
     </w:p>
     <w:p>
@@ -197,7 +197,7 @@
     <w:p>
       <w:pPr>
         <w:pStyle w:val="Heading1"/>
-        <w:spacing w:after="140" w:before="280"/>
+        <w:spacing w:after="140" w:before="300"/>
       </w:pPr>
       <w:r>
         <w:rPr>
@@ -208,7 +208,7 @@
           <w:sz w:val="32"/>
           <w:szCs w:val="32"/>
         </w:rPr>
-        <w:t xml:space="preserve">1. Giris</w:t>
+        <w:t xml:space="preserve">1. Giriş</w:t>
       </w:r>
     </w:p>
     <w:p>
@@ -225,7 +225,7 @@
           <w:sz w:val="26"/>
           <w:szCs w:val="26"/>
         </w:rPr>
-        <w:t xml:space="preserve">1.1 Amac</w:t>
+        <w:t xml:space="preserve">1.1 Amaç</w:t>
       </w:r>
     </w:p>
     <w:p>
@@ -241,12 +241,12 @@
           <w:sz w:val="20"/>
           <w:szCs w:val="20"/>
         </w:rPr>
-        <w:t xml:space="preserve">Bu dokuman, ProPortal masaustu uygulamasinin Yazilim Gereksinimleri Belirleme (SRS) belgesini olusturmaktadir. Serbest calisanlarin ve ogrencilerin gorev, butce, zaman ve proje sureclerini tek bir merkezi platformdan yonetebilmesi amaciyyla gelistirilmis olan ProPortal uygulamasinin fonksiyonel ve fonksiyonel olmayan gereksinimlerini tanimlamaktadir.</w:t>
+        <w:t xml:space="preserve">Bu doküman, ProPortal masaüstü uygulamasının Yazılım Gereksinimleri Belirleme (SRS) belgesini oluşturmaktadır. Serbest çalışanların ve öğrencilerin görev, bütçe, zaman ve proje süreçlerini tek bir merkezi platformdan yönetebilmesi amacıyla geliştirilmiş olan ProPortal uygulamasının fonksiyonel ve fonksiyonel olmayan gereksinimlerini tanımlamaktadır.</w:t>
       </w:r>
     </w:p>
     <w:p>
       <w:pPr>
-        <w:spacing w:after="120"/>
+        <w:spacing w:after="140"/>
       </w:pPr>
       <w:r>
         <w:t xml:space="preserve"/>
@@ -282,12 +282,12 @@
           <w:sz w:val="20"/>
           <w:szCs w:val="20"/>
         </w:rPr>
-        <w:t xml:space="preserve">ProPortal; gorev yonetimi (CRUD islemleri), oncelik yonetimi, hatirlatici sistemi, aktivite gunlugu, PDF rapor ciktisi, Pomodoro sayaci, Gantt gorunumu ve hizli not alma islevlerini barindiran, Java Swing tabanli yerel bir masaustu uygulamasidir. Coklu kullanici veya bulut senkronizasyonu bu versiyonun kapsami disindadir.</w:t>
+        <w:t xml:space="preserve">ProPortal; görev yönetimi (CRUD işlemleri), öncelik yönetimi, hatırlatıcı sistemi, aktivite günlüğü, PDF rapor çıktısı, Pomodoro sayacı, Gantt görünümü ve hızlı not alma işlevlerini barındıran, Java Swing tabanlı yerel bir masaüstü uygulamasıdır. Çoklu kullanıcı veya bulut senkronizasyonu bu versiyonun kapsamı dışındadır.</w:t>
       </w:r>
     </w:p>
     <w:p>
       <w:pPr>
-        <w:spacing w:after="120"/>
+        <w:spacing w:after="140"/>
       </w:pPr>
       <w:r>
         <w:t xml:space="preserve"/>
@@ -307,7 +307,7 @@
           <w:sz w:val="26"/>
           <w:szCs w:val="26"/>
         </w:rPr>
-        <w:t xml:space="preserve">1.3 Tanimlar ve Kisaltmalar</w:t>
+        <w:t xml:space="preserve">1.3 Tanımlar ve Kısaltmalar</w:t>
       </w:r>
     </w:p>
     <w:tbl>
@@ -385,7 +385,7 @@
                 <w:sz w:val="20"/>
                 <w:szCs w:val="20"/>
               </w:rPr>
-              <w:t xml:space="preserve">Aciklama</w:t>
+              <w:t xml:space="preserve">Açıklama</w:t>
             </w:r>
           </w:p>
         </w:tc>
@@ -413,7 +413,7 @@
                 <w:rFonts w:ascii="Arial" w:cs="Arial" w:eastAsia="Arial" w:hAnsi="Arial"/>
                 <w:b w:val="false"/>
                 <w:bCs w:val="false"/>
-                <w:color w:val="000000"/>
+                <w:color w:val="111111"/>
                 <w:sz w:val="18"/>
                 <w:szCs w:val="18"/>
               </w:rPr>
@@ -443,11 +443,11 @@
                 <w:rFonts w:ascii="Arial" w:cs="Arial" w:eastAsia="Arial" w:hAnsi="Arial"/>
                 <w:b w:val="false"/>
                 <w:bCs w:val="false"/>
-                <w:color w:val="000000"/>
-                <w:sz w:val="18"/>
-                <w:szCs w:val="18"/>
-              </w:rPr>
-              <w:t xml:space="preserve">Create, Read, Update, Delete — Olustur, Oku, Guncelle, Sil</w:t>
+                <w:color w:val="111111"/>
+                <w:sz w:val="18"/>
+                <w:szCs w:val="18"/>
+              </w:rPr>
+              <w:t xml:space="preserve">Create, Read, Update, Delete — Oluştur, Oku, Güncelle, Sil</w:t>
             </w:r>
           </w:p>
         </w:tc>
@@ -476,7 +476,7 @@
                 <w:rFonts w:ascii="Arial" w:cs="Arial" w:eastAsia="Arial" w:hAnsi="Arial"/>
                 <w:b w:val="false"/>
                 <w:bCs w:val="false"/>
-                <w:color w:val="000000"/>
+                <w:color w:val="111111"/>
                 <w:sz w:val="18"/>
                 <w:szCs w:val="18"/>
               </w:rPr>
@@ -507,11 +507,11 @@
                 <w:rFonts w:ascii="Arial" w:cs="Arial" w:eastAsia="Arial" w:hAnsi="Arial"/>
                 <w:b w:val="false"/>
                 <w:bCs w:val="false"/>
-                <w:color w:val="000000"/>
-                <w:sz w:val="18"/>
-                <w:szCs w:val="18"/>
-              </w:rPr>
-              <w:t xml:space="preserve">Data Access Object — Veri Erisim Nesnesi</w:t>
+                <w:color w:val="111111"/>
+                <w:sz w:val="18"/>
+                <w:szCs w:val="18"/>
+              </w:rPr>
+              <w:t xml:space="preserve">Data Access Object — Veri Erişim Nesnesi</w:t>
             </w:r>
           </w:p>
         </w:tc>
@@ -539,7 +539,7 @@
                 <w:rFonts w:ascii="Arial" w:cs="Arial" w:eastAsia="Arial" w:hAnsi="Arial"/>
                 <w:b w:val="false"/>
                 <w:bCs w:val="false"/>
-                <w:color w:val="000000"/>
+                <w:color w:val="111111"/>
                 <w:sz w:val="18"/>
                 <w:szCs w:val="18"/>
               </w:rPr>
@@ -569,11 +569,11 @@
                 <w:rFonts w:ascii="Arial" w:cs="Arial" w:eastAsia="Arial" w:hAnsi="Arial"/>
                 <w:b w:val="false"/>
                 <w:bCs w:val="false"/>
-                <w:color w:val="000000"/>
-                <w:sz w:val="18"/>
-                <w:szCs w:val="18"/>
-              </w:rPr>
-              <w:t xml:space="preserve">Software Requirements Specification — Yazilim Gereksinimleri Belirleme</w:t>
+                <w:color w:val="111111"/>
+                <w:sz w:val="18"/>
+                <w:szCs w:val="18"/>
+              </w:rPr>
+              <w:t xml:space="preserve">Software Requirements Specification — Yazılım Gereksinimleri Belirleme</w:t>
             </w:r>
           </w:p>
         </w:tc>
@@ -602,7 +602,7 @@
                 <w:rFonts w:ascii="Arial" w:cs="Arial" w:eastAsia="Arial" w:hAnsi="Arial"/>
                 <w:b w:val="false"/>
                 <w:bCs w:val="false"/>
-                <w:color w:val="000000"/>
+                <w:color w:val="111111"/>
                 <w:sz w:val="18"/>
                 <w:szCs w:val="18"/>
               </w:rPr>
@@ -633,11 +633,11 @@
                 <w:rFonts w:ascii="Arial" w:cs="Arial" w:eastAsia="Arial" w:hAnsi="Arial"/>
                 <w:b w:val="false"/>
                 <w:bCs w:val="false"/>
-                <w:color w:val="000000"/>
-                <w:sz w:val="18"/>
-                <w:szCs w:val="18"/>
-              </w:rPr>
-              <w:t xml:space="preserve">User Interface — Kullanici Arayuzu</w:t>
+                <w:color w:val="111111"/>
+                <w:sz w:val="18"/>
+                <w:szCs w:val="18"/>
+              </w:rPr>
+              <w:t xml:space="preserve">User Interface — Kullanıcı Arayüzü</w:t>
             </w:r>
           </w:p>
         </w:tc>
@@ -665,7 +665,7 @@
                 <w:rFonts w:ascii="Arial" w:cs="Arial" w:eastAsia="Arial" w:hAnsi="Arial"/>
                 <w:b w:val="false"/>
                 <w:bCs w:val="false"/>
-                <w:color w:val="000000"/>
+                <w:color w:val="111111"/>
                 <w:sz w:val="18"/>
                 <w:szCs w:val="18"/>
               </w:rPr>
@@ -695,11 +695,11 @@
                 <w:rFonts w:ascii="Arial" w:cs="Arial" w:eastAsia="Arial" w:hAnsi="Arial"/>
                 <w:b w:val="false"/>
                 <w:bCs w:val="false"/>
-                <w:color w:val="000000"/>
-                <w:sz w:val="18"/>
-                <w:szCs w:val="18"/>
-              </w:rPr>
-              <w:t xml:space="preserve">Gomulu iliskisel veritabani yonetim sistemi</w:t>
+                <w:color w:val="111111"/>
+                <w:sz w:val="18"/>
+                <w:szCs w:val="18"/>
+              </w:rPr>
+              <w:t xml:space="preserve">Gömülü ilişkisel veritabanı yönetim sistemi</w:t>
             </w:r>
           </w:p>
         </w:tc>
@@ -728,7 +728,7 @@
                 <w:rFonts w:ascii="Arial" w:cs="Arial" w:eastAsia="Arial" w:hAnsi="Arial"/>
                 <w:b w:val="false"/>
                 <w:bCs w:val="false"/>
-                <w:color w:val="000000"/>
+                <w:color w:val="111111"/>
                 <w:sz w:val="18"/>
                 <w:szCs w:val="18"/>
               </w:rPr>
@@ -759,11 +759,11 @@
                 <w:rFonts w:ascii="Arial" w:cs="Arial" w:eastAsia="Arial" w:hAnsi="Arial"/>
                 <w:b w:val="false"/>
                 <w:bCs w:val="false"/>
-                <w:color w:val="000000"/>
-                <w:sz w:val="18"/>
-                <w:szCs w:val="18"/>
-              </w:rPr>
-              <w:t xml:space="preserve">Modern Java Swing tema kutuphanesi</w:t>
+                <w:color w:val="111111"/>
+                <w:sz w:val="18"/>
+                <w:szCs w:val="18"/>
+              </w:rPr>
+              <w:t xml:space="preserve">Modern Java Swing tema kütüphanesi</w:t>
             </w:r>
           </w:p>
         </w:tc>
@@ -791,7 +791,7 @@
                 <w:rFonts w:ascii="Arial" w:cs="Arial" w:eastAsia="Arial" w:hAnsi="Arial"/>
                 <w:b w:val="false"/>
                 <w:bCs w:val="false"/>
-                <w:color w:val="000000"/>
+                <w:color w:val="111111"/>
                 <w:sz w:val="18"/>
                 <w:szCs w:val="18"/>
               </w:rPr>
@@ -821,11 +821,11 @@
                 <w:rFonts w:ascii="Arial" w:cs="Arial" w:eastAsia="Arial" w:hAnsi="Arial"/>
                 <w:b w:val="false"/>
                 <w:bCs w:val="false"/>
-                <w:color w:val="000000"/>
-                <w:sz w:val="18"/>
-                <w:szCs w:val="18"/>
-              </w:rPr>
-              <w:t xml:space="preserve">Java icin PDF olusturma kutuphanesi</w:t>
+                <w:color w:val="111111"/>
+                <w:sz w:val="18"/>
+                <w:szCs w:val="18"/>
+              </w:rPr>
+              <w:t xml:space="preserve">Java için PDF oluşturma kütüphanesi</w:t>
             </w:r>
           </w:p>
         </w:tc>
@@ -854,7 +854,7 @@
                 <w:rFonts w:ascii="Arial" w:cs="Arial" w:eastAsia="Arial" w:hAnsi="Arial"/>
                 <w:b w:val="false"/>
                 <w:bCs w:val="false"/>
-                <w:color w:val="000000"/>
+                <w:color w:val="111111"/>
                 <w:sz w:val="18"/>
                 <w:szCs w:val="18"/>
               </w:rPr>
@@ -885,11 +885,11 @@
                 <w:rFonts w:ascii="Arial" w:cs="Arial" w:eastAsia="Arial" w:hAnsi="Arial"/>
                 <w:b w:val="false"/>
                 <w:bCs w:val="false"/>
-                <w:color w:val="000000"/>
-                <w:sz w:val="18"/>
-                <w:szCs w:val="18"/>
-              </w:rPr>
-              <w:t xml:space="preserve">25 dk calisma / 5 dk mola teknigi</w:t>
+                <w:color w:val="111111"/>
+                <w:sz w:val="18"/>
+                <w:szCs w:val="18"/>
+              </w:rPr>
+              <w:t xml:space="preserve">25 dk çalışma / 5 dk mola tekniği</w:t>
             </w:r>
           </w:p>
         </w:tc>
@@ -897,7 +897,7 @@
     </w:tbl>
     <w:p>
       <w:pPr>
-        <w:spacing w:after="120"/>
+        <w:spacing w:after="140"/>
       </w:pPr>
       <w:r>
         <w:t xml:space="preserve"/>
@@ -936,7 +936,7 @@
           <w:sz w:val="20"/>
           <w:szCs w:val="20"/>
         </w:rPr>
-        <w:t xml:space="preserve">Java SE 11 Dokumentasyonu</w:t>
+        <w:t xml:space="preserve">Java SE 11 Dokümantasyonu</w:t>
       </w:r>
     </w:p>
     <w:p>
@@ -1012,12 +1012,12 @@
           <w:sz w:val="20"/>
           <w:szCs w:val="20"/>
         </w:rPr>
-        <w:t xml:space="preserve">Gorsel Programlama Dersi Proje Gereksinimleri (2025-2026)</w:t>
+        <w:t xml:space="preserve">Görsel Programlama Dersi Proje Gereksinimleri (2025–2026)</w:t>
       </w:r>
     </w:p>
     <w:p>
       <w:pPr>
-        <w:spacing w:after="120"/>
+        <w:spacing w:after="140"/>
       </w:pPr>
       <w:r>
         <w:t xml:space="preserve"/>
@@ -1026,7 +1026,7 @@
     <w:p>
       <w:pPr>
         <w:pStyle w:val="Heading1"/>
-        <w:spacing w:after="140" w:before="280"/>
+        <w:spacing w:after="140" w:before="300"/>
       </w:pPr>
       <w:r>
         <w:rPr>
@@ -1037,7 +1037,7 @@
           <w:sz w:val="32"/>
           <w:szCs w:val="32"/>
         </w:rPr>
-        <w:t xml:space="preserve">2. Genel Sistem Tanimi</w:t>
+        <w:t xml:space="preserve">2. Genel Sistem Tanımı</w:t>
       </w:r>
     </w:p>
     <w:p>
@@ -1054,7 +1054,7 @@
           <w:sz w:val="26"/>
           <w:szCs w:val="26"/>
         </w:rPr>
-        <w:t xml:space="preserve">2.1 Urun Perspektifi</w:t>
+        <w:t xml:space="preserve">2.1 Ürün Perspektifi</w:t>
       </w:r>
     </w:p>
     <w:p>
@@ -1070,12 +1070,12 @@
           <w:sz w:val="20"/>
           <w:szCs w:val="20"/>
         </w:rPr>
-        <w:t xml:space="preserve">ProPortal, internet baglantisi gerektirmeyen, verileri yerel SQLite veritabaninda saklayan bagimsiz bir masaustu uygulamasidir. Mevcut bulut tabanli cozumlerin (Trello, Todoist ucretsiz plan) sunmadigi entegre Pomodoro sayaci, aktivite zaman cizelgesi ve anlik hatirlatici ozelliklerini tek platformda sunar.</w:t>
+        <w:t xml:space="preserve">ProPortal, internet bağlantısı gerektirmeyen, verileri yerel SQLite veritabanında saklayan bağımsız bir masaüstü uygulamasıdır. Mevcut bulut tabanlı çözümlerin (Trello, Todoist ücretsiz plan) sunmadığı entegre Pomodoro sayacı, aktivite zaman çizelgesi ve anlık hatırlatıcı özelliklerini tek platformda sunar.</w:t>
       </w:r>
     </w:p>
     <w:p>
       <w:pPr>
-        <w:spacing w:after="120"/>
+        <w:spacing w:after="140"/>
       </w:pPr>
       <w:r>
         <w:t xml:space="preserve"/>
@@ -1095,7 +1095,7 @@
           <w:sz w:val="26"/>
           <w:szCs w:val="26"/>
         </w:rPr>
-        <w:t xml:space="preserve">2.2 Kullanici Profili</w:t>
+        <w:t xml:space="preserve">2.2 Kullanıcı Profili</w:t>
       </w:r>
     </w:p>
     <w:tbl>
@@ -1143,7 +1143,7 @@
                 <w:sz w:val="20"/>
                 <w:szCs w:val="20"/>
               </w:rPr>
-              <w:t xml:space="preserve">Kullanici Tipi</w:t>
+              <w:t xml:space="preserve">Kullanıcı Tipi</w:t>
             </w:r>
           </w:p>
         </w:tc>
@@ -1174,7 +1174,7 @@
                 <w:sz w:val="20"/>
                 <w:szCs w:val="20"/>
               </w:rPr>
-              <w:t xml:space="preserve">Tanim</w:t>
+              <w:t xml:space="preserve">Tanım</w:t>
             </w:r>
           </w:p>
         </w:tc>
@@ -1233,11 +1233,11 @@
                 <w:rFonts w:ascii="Arial" w:cs="Arial" w:eastAsia="Arial" w:hAnsi="Arial"/>
                 <w:b w:val="false"/>
                 <w:bCs w:val="false"/>
-                <w:color w:val="000000"/>
-                <w:sz w:val="18"/>
-                <w:szCs w:val="18"/>
-              </w:rPr>
-              <w:t xml:space="preserve">Serbest Calisan</w:t>
+                <w:color w:val="111111"/>
+                <w:sz w:val="18"/>
+                <w:szCs w:val="18"/>
+              </w:rPr>
+              <w:t xml:space="preserve">Serbest Çalışan</w:t>
             </w:r>
           </w:p>
         </w:tc>
@@ -1263,11 +1263,11 @@
                 <w:rFonts w:ascii="Arial" w:cs="Arial" w:eastAsia="Arial" w:hAnsi="Arial"/>
                 <w:b w:val="false"/>
                 <w:bCs w:val="false"/>
-                <w:color w:val="000000"/>
-                <w:sz w:val="18"/>
-                <w:szCs w:val="18"/>
-              </w:rPr>
-              <w:t xml:space="preserve">Birden fazla proje yurutuen, butce ve teslim tarihi takibi yapan birey</w:t>
+                <w:color w:val="111111"/>
+                <w:sz w:val="18"/>
+                <w:szCs w:val="18"/>
+              </w:rPr>
+              <w:t xml:space="preserve">Birden fazla proje yürüten, bütçe ve teslim tarihi takibi yapan birey</w:t>
             </w:r>
           </w:p>
         </w:tc>
@@ -1293,7 +1293,7 @@
                 <w:rFonts w:ascii="Arial" w:cs="Arial" w:eastAsia="Arial" w:hAnsi="Arial"/>
                 <w:b w:val="false"/>
                 <w:bCs w:val="false"/>
-                <w:color w:val="000000"/>
+                <w:color w:val="111111"/>
                 <w:sz w:val="18"/>
                 <w:szCs w:val="18"/>
               </w:rPr>
@@ -1326,11 +1326,11 @@
                 <w:rFonts w:ascii="Arial" w:cs="Arial" w:eastAsia="Arial" w:hAnsi="Arial"/>
                 <w:b w:val="false"/>
                 <w:bCs w:val="false"/>
-                <w:color w:val="000000"/>
-                <w:sz w:val="18"/>
-                <w:szCs w:val="18"/>
-              </w:rPr>
-              <w:t xml:space="preserve">Ogrenci</w:t>
+                <w:color w:val="111111"/>
+                <w:sz w:val="18"/>
+                <w:szCs w:val="18"/>
+              </w:rPr>
+              <w:t xml:space="preserve">Öğrenci</w:t>
             </w:r>
           </w:p>
         </w:tc>
@@ -1357,11 +1357,11 @@
                 <w:rFonts w:ascii="Arial" w:cs="Arial" w:eastAsia="Arial" w:hAnsi="Arial"/>
                 <w:b w:val="false"/>
                 <w:bCs w:val="false"/>
-                <w:color w:val="000000"/>
-                <w:sz w:val="18"/>
-                <w:szCs w:val="18"/>
-              </w:rPr>
-              <w:t xml:space="preserve">Akademik ve kisisel projelerini takip eden, Pomodoro ile calisan kullanici</w:t>
+                <w:color w:val="111111"/>
+                <w:sz w:val="18"/>
+                <w:szCs w:val="18"/>
+              </w:rPr>
+              <w:t xml:space="preserve">Akademik ve kişisel projelerini takip eden, Pomodoro ile çalışan kullanıcı</w:t>
             </w:r>
           </w:p>
         </w:tc>
@@ -1388,11 +1388,11 @@
                 <w:rFonts w:ascii="Arial" w:cs="Arial" w:eastAsia="Arial" w:hAnsi="Arial"/>
                 <w:b w:val="false"/>
                 <w:bCs w:val="false"/>
-                <w:color w:val="000000"/>
-                <w:sz w:val="18"/>
-                <w:szCs w:val="18"/>
-              </w:rPr>
-              <w:t xml:space="preserve">Dusuk-Orta</w:t>
+                <w:color w:val="111111"/>
+                <w:sz w:val="18"/>
+                <w:szCs w:val="18"/>
+              </w:rPr>
+              <w:t xml:space="preserve">Düşük–Orta</w:t>
             </w:r>
           </w:p>
         </w:tc>
@@ -1420,11 +1420,11 @@
                 <w:rFonts w:ascii="Arial" w:cs="Arial" w:eastAsia="Arial" w:hAnsi="Arial"/>
                 <w:b w:val="false"/>
                 <w:bCs w:val="false"/>
-                <w:color w:val="000000"/>
-                <w:sz w:val="18"/>
-                <w:szCs w:val="18"/>
-              </w:rPr>
-              <w:t xml:space="preserve">Bireysel Kullanici</w:t>
+                <w:color w:val="111111"/>
+                <w:sz w:val="18"/>
+                <w:szCs w:val="18"/>
+              </w:rPr>
+              <w:t xml:space="preserve">Bireysel Kullanıcı</w:t>
             </w:r>
           </w:p>
         </w:tc>
@@ -1450,11 +1450,11 @@
                 <w:rFonts w:ascii="Arial" w:cs="Arial" w:eastAsia="Arial" w:hAnsi="Arial"/>
                 <w:b w:val="false"/>
                 <w:bCs w:val="false"/>
-                <w:color w:val="000000"/>
-                <w:sz w:val="18"/>
-                <w:szCs w:val="18"/>
-              </w:rPr>
-              <w:t xml:space="preserve">Kisisel gorevlerini organize etmek isteyen genel kullanici</w:t>
+                <w:color w:val="111111"/>
+                <w:sz w:val="18"/>
+                <w:szCs w:val="18"/>
+              </w:rPr>
+              <w:t xml:space="preserve">Kişisel görevlerini organize etmek isteyen genel kullanıcı</w:t>
             </w:r>
           </w:p>
         </w:tc>
@@ -1480,11 +1480,11 @@
                 <w:rFonts w:ascii="Arial" w:cs="Arial" w:eastAsia="Arial" w:hAnsi="Arial"/>
                 <w:b w:val="false"/>
                 <w:bCs w:val="false"/>
-                <w:color w:val="000000"/>
-                <w:sz w:val="18"/>
-                <w:szCs w:val="18"/>
-              </w:rPr>
-              <w:t xml:space="preserve">Dusuk</w:t>
+                <w:color w:val="111111"/>
+                <w:sz w:val="18"/>
+                <w:szCs w:val="18"/>
+              </w:rPr>
+              <w:t xml:space="preserve">Düşük</w:t>
             </w:r>
           </w:p>
         </w:tc>
@@ -1492,7 +1492,7 @@
     </w:tbl>
     <w:p>
       <w:pPr>
-        <w:spacing w:after="120"/>
+        <w:spacing w:after="140"/>
       </w:pPr>
       <w:r>
         <w:t xml:space="preserve"/>
@@ -1512,7 +1512,7 @@
           <w:sz w:val="26"/>
           <w:szCs w:val="26"/>
         </w:rPr>
-        <w:t xml:space="preserve">2.3 Kisitlamalar</w:t>
+        <w:t xml:space="preserve">2.3 Kısıtlamalar</w:t>
       </w:r>
     </w:p>
     <w:p>
@@ -1531,7 +1531,7 @@
           <w:sz w:val="20"/>
           <w:szCs w:val="20"/>
         </w:rPr>
-        <w:t xml:space="preserve">Java 11 veya uzeri JRE gerektirir</w:t>
+        <w:t xml:space="preserve">Java 11 veya üzeri JRE gerektirir</w:t>
       </w:r>
     </w:p>
     <w:p>
@@ -1550,7 +1550,7 @@
           <w:sz w:val="20"/>
           <w:szCs w:val="20"/>
         </w:rPr>
-        <w:t xml:space="preserve">Coklu kullanici destegi bulunmamaktadir</w:t>
+        <w:t xml:space="preserve">Çoklu kullanıcı desteği bulunmamaktadır</w:t>
       </w:r>
     </w:p>
     <w:p>
@@ -1569,7 +1569,7 @@
           <w:sz w:val="20"/>
           <w:szCs w:val="20"/>
         </w:rPr>
-        <w:t xml:space="preserve">Ag baglantisi gerektirmez; tum veriler yerel olarak saklanir</w:t>
+        <w:t xml:space="preserve">Ağ bağlantısı gerektirmez; tüm veriler yerel olarak saklanır</w:t>
       </w:r>
     </w:p>
     <w:p>
@@ -1588,12 +1588,12 @@
           <w:sz w:val="20"/>
           <w:szCs w:val="20"/>
         </w:rPr>
-        <w:t xml:space="preserve">Excel disa aktarma bu versiyonda desteklenmemektedir; yalnizca PDF ciktisi mevcuttur</w:t>
+        <w:t xml:space="preserve">Excel dışa aktarma bu versiyonda desteklenmemektedir; yalnızca PDF çıktısı mevcuttur</w:t>
       </w:r>
     </w:p>
     <w:p>
       <w:pPr>
-        <w:spacing w:after="120"/>
+        <w:spacing w:after="140"/>
       </w:pPr>
       <w:r>
         <w:t xml:space="preserve"/>
@@ -1602,7 +1602,7 @@
     <w:p>
       <w:pPr>
         <w:pStyle w:val="Heading1"/>
-        <w:spacing w:after="140" w:before="280"/>
+        <w:spacing w:after="140" w:before="300"/>
       </w:pPr>
       <w:r>
         <w:rPr>
@@ -1629,12 +1629,12 @@
           <w:sz w:val="20"/>
           <w:szCs w:val="20"/>
         </w:rPr>
-        <w:t xml:space="preserve">Asagidaki tablo uygulamanin tum fonksiyonel gereksinimlerini listelemektedir.</w:t>
+        <w:t xml:space="preserve">Aşağıdaki tablo uygulamanın tüm fonksiyonel gereksinimlerini listelemektedir.</w:t>
       </w:r>
     </w:p>
     <w:p>
       <w:pPr>
-        <w:spacing w:after="120"/>
+        <w:spacing w:after="140"/>
       </w:pPr>
       <w:r>
         <w:t xml:space="preserve"/>
@@ -1717,7 +1717,7 @@
                 <w:sz w:val="20"/>
                 <w:szCs w:val="20"/>
               </w:rPr>
-              <w:t xml:space="preserve">Gereksinim Adi</w:t>
+              <w:t xml:space="preserve">Gereksinim Adı</w:t>
             </w:r>
           </w:p>
         </w:tc>
@@ -1748,7 +1748,7 @@
                 <w:sz w:val="20"/>
                 <w:szCs w:val="20"/>
               </w:rPr>
-              <w:t xml:space="preserve">Aciklama</w:t>
+              <w:t xml:space="preserve">Açıklama</w:t>
             </w:r>
           </w:p>
         </w:tc>
@@ -1779,7 +1779,7 @@
                 <w:sz w:val="20"/>
                 <w:szCs w:val="20"/>
               </w:rPr>
-              <w:t xml:space="preserve">Oncelik</w:t>
+              <w:t xml:space="preserve">Öncelik</w:t>
             </w:r>
           </w:p>
         </w:tc>
@@ -1807,7 +1807,7 @@
                 <w:rFonts w:ascii="Arial" w:cs="Arial" w:eastAsia="Arial" w:hAnsi="Arial"/>
                 <w:b w:val="false"/>
                 <w:bCs w:val="false"/>
-                <w:color w:val="000000"/>
+                <w:color w:val="111111"/>
                 <w:sz w:val="18"/>
                 <w:szCs w:val="18"/>
               </w:rPr>
@@ -1837,11 +1837,11 @@
                 <w:rFonts w:ascii="Arial" w:cs="Arial" w:eastAsia="Arial" w:hAnsi="Arial"/>
                 <w:b w:val="false"/>
                 <w:bCs w:val="false"/>
-                <w:color w:val="000000"/>
-                <w:sz w:val="18"/>
-                <w:szCs w:val="18"/>
-              </w:rPr>
-              <w:t xml:space="preserve">Dogrudan Baslatma</w:t>
+                <w:color w:val="111111"/>
+                <w:sz w:val="18"/>
+                <w:szCs w:val="18"/>
+              </w:rPr>
+              <w:t xml:space="preserve">Doğrudan Başlatma</w:t>
             </w:r>
           </w:p>
         </w:tc>
@@ -1867,11 +1867,11 @@
                 <w:rFonts w:ascii="Arial" w:cs="Arial" w:eastAsia="Arial" w:hAnsi="Arial"/>
                 <w:b w:val="false"/>
                 <w:bCs w:val="false"/>
-                <w:color w:val="000000"/>
-                <w:sz w:val="18"/>
-                <w:szCs w:val="18"/>
-              </w:rPr>
-              <w:t xml:space="preserve">Uygulama giris ekrani olmadan dogrudan ana ekranda acilir</w:t>
+                <w:color w:val="111111"/>
+                <w:sz w:val="18"/>
+                <w:szCs w:val="18"/>
+              </w:rPr>
+              <w:t xml:space="preserve">Uygulama giriş ekranı olmadan doğrudan ana ekranda açılır</w:t>
             </w:r>
           </w:p>
         </w:tc>
@@ -1897,11 +1897,11 @@
                 <w:rFonts w:ascii="Arial" w:cs="Arial" w:eastAsia="Arial" w:hAnsi="Arial"/>
                 <w:b w:val="false"/>
                 <w:bCs w:val="false"/>
-                <w:color w:val="000000"/>
-                <w:sz w:val="18"/>
-                <w:szCs w:val="18"/>
-              </w:rPr>
-              <w:t xml:space="preserve">Yuksek</w:t>
+                <w:color w:val="111111"/>
+                <w:sz w:val="18"/>
+                <w:szCs w:val="18"/>
+              </w:rPr>
+              <w:t xml:space="preserve">Yüksek</w:t>
             </w:r>
           </w:p>
         </w:tc>
@@ -1930,7 +1930,7 @@
                 <w:rFonts w:ascii="Arial" w:cs="Arial" w:eastAsia="Arial" w:hAnsi="Arial"/>
                 <w:b w:val="false"/>
                 <w:bCs w:val="false"/>
-                <w:color w:val="000000"/>
+                <w:color w:val="111111"/>
                 <w:sz w:val="18"/>
                 <w:szCs w:val="18"/>
               </w:rPr>
@@ -1961,11 +1961,11 @@
                 <w:rFonts w:ascii="Arial" w:cs="Arial" w:eastAsia="Arial" w:hAnsi="Arial"/>
                 <w:b w:val="false"/>
                 <w:bCs w:val="false"/>
-                <w:color w:val="000000"/>
-                <w:sz w:val="18"/>
-                <w:szCs w:val="18"/>
-              </w:rPr>
-              <w:t xml:space="preserve">Gorev Ekleme</w:t>
+                <w:color w:val="111111"/>
+                <w:sz w:val="18"/>
+                <w:szCs w:val="18"/>
+              </w:rPr>
+              <w:t xml:space="preserve">Görev Ekleme</w:t>
             </w:r>
           </w:p>
         </w:tc>
@@ -1992,11 +1992,11 @@
                 <w:rFonts w:ascii="Arial" w:cs="Arial" w:eastAsia="Arial" w:hAnsi="Arial"/>
                 <w:b w:val="false"/>
                 <w:bCs w:val="false"/>
-                <w:color w:val="000000"/>
-                <w:sz w:val="18"/>
-                <w:szCs w:val="18"/>
-              </w:rPr>
-              <w:t xml:space="preserve">Proje adi, musteri, kategori, butce, teslim tarihi+saat, oncelik, etiketler, ilerleme ve notlarla yeni gorev eklenebilir</w:t>
+                <w:color w:val="111111"/>
+                <w:sz w:val="18"/>
+                <w:szCs w:val="18"/>
+              </w:rPr>
+              <w:t xml:space="preserve">Proje adı, müşteri, kategori, bütçe, teslim tarihi+saat, öncelik, etiketler, ilerleme ve notlarla yeni görev eklenebilir</w:t>
             </w:r>
           </w:p>
         </w:tc>
@@ -2023,11 +2023,11 @@
                 <w:rFonts w:ascii="Arial" w:cs="Arial" w:eastAsia="Arial" w:hAnsi="Arial"/>
                 <w:b w:val="false"/>
                 <w:bCs w:val="false"/>
-                <w:color w:val="000000"/>
-                <w:sz w:val="18"/>
-                <w:szCs w:val="18"/>
-              </w:rPr>
-              <w:t xml:space="preserve">Yuksek</w:t>
+                <w:color w:val="111111"/>
+                <w:sz w:val="18"/>
+                <w:szCs w:val="18"/>
+              </w:rPr>
+              <w:t xml:space="preserve">Yüksek</w:t>
             </w:r>
           </w:p>
         </w:tc>
@@ -2055,7 +2055,7 @@
                 <w:rFonts w:ascii="Arial" w:cs="Arial" w:eastAsia="Arial" w:hAnsi="Arial"/>
                 <w:b w:val="false"/>
                 <w:bCs w:val="false"/>
-                <w:color w:val="000000"/>
+                <w:color w:val="111111"/>
                 <w:sz w:val="18"/>
                 <w:szCs w:val="18"/>
               </w:rPr>
@@ -2085,11 +2085,11 @@
                 <w:rFonts w:ascii="Arial" w:cs="Arial" w:eastAsia="Arial" w:hAnsi="Arial"/>
                 <w:b w:val="false"/>
                 <w:bCs w:val="false"/>
-                <w:color w:val="000000"/>
-                <w:sz w:val="18"/>
-                <w:szCs w:val="18"/>
-              </w:rPr>
-              <w:t xml:space="preserve">Gorev Duzenleme</w:t>
+                <w:color w:val="111111"/>
+                <w:sz w:val="18"/>
+                <w:szCs w:val="18"/>
+              </w:rPr>
+              <w:t xml:space="preserve">Görev Düzenleme</w:t>
             </w:r>
           </w:p>
         </w:tc>
@@ -2115,11 +2115,11 @@
                 <w:rFonts w:ascii="Arial" w:cs="Arial" w:eastAsia="Arial" w:hAnsi="Arial"/>
                 <w:b w:val="false"/>
                 <w:bCs w:val="false"/>
-                <w:color w:val="000000"/>
-                <w:sz w:val="18"/>
-                <w:szCs w:val="18"/>
-              </w:rPr>
-              <w:t xml:space="preserve">Secili gorev uzerinde tum alanlar duzenlenebilir</w:t>
+                <w:color w:val="111111"/>
+                <w:sz w:val="18"/>
+                <w:szCs w:val="18"/>
+              </w:rPr>
+              <w:t xml:space="preserve">Seçili görev üzerinde tüm alanlar düzenlenebilir</w:t>
             </w:r>
           </w:p>
         </w:tc>
@@ -2145,11 +2145,11 @@
                 <w:rFonts w:ascii="Arial" w:cs="Arial" w:eastAsia="Arial" w:hAnsi="Arial"/>
                 <w:b w:val="false"/>
                 <w:bCs w:val="false"/>
-                <w:color w:val="000000"/>
-                <w:sz w:val="18"/>
-                <w:szCs w:val="18"/>
-              </w:rPr>
-              <w:t xml:space="preserve">Yuksek</w:t>
+                <w:color w:val="111111"/>
+                <w:sz w:val="18"/>
+                <w:szCs w:val="18"/>
+              </w:rPr>
+              <w:t xml:space="preserve">Yüksek</w:t>
             </w:r>
           </w:p>
         </w:tc>
@@ -2178,7 +2178,7 @@
                 <w:rFonts w:ascii="Arial" w:cs="Arial" w:eastAsia="Arial" w:hAnsi="Arial"/>
                 <w:b w:val="false"/>
                 <w:bCs w:val="false"/>
-                <w:color w:val="000000"/>
+                <w:color w:val="111111"/>
                 <w:sz w:val="18"/>
                 <w:szCs w:val="18"/>
               </w:rPr>
@@ -2209,11 +2209,11 @@
                 <w:rFonts w:ascii="Arial" w:cs="Arial" w:eastAsia="Arial" w:hAnsi="Arial"/>
                 <w:b w:val="false"/>
                 <w:bCs w:val="false"/>
-                <w:color w:val="000000"/>
-                <w:sz w:val="18"/>
-                <w:szCs w:val="18"/>
-              </w:rPr>
-              <w:t xml:space="preserve">Gorev Silme</w:t>
+                <w:color w:val="111111"/>
+                <w:sz w:val="18"/>
+                <w:szCs w:val="18"/>
+              </w:rPr>
+              <w:t xml:space="preserve">Görev Silme</w:t>
             </w:r>
           </w:p>
         </w:tc>
@@ -2240,11 +2240,11 @@
                 <w:rFonts w:ascii="Arial" w:cs="Arial" w:eastAsia="Arial" w:hAnsi="Arial"/>
                 <w:b w:val="false"/>
                 <w:bCs w:val="false"/>
-                <w:color w:val="000000"/>
-                <w:sz w:val="18"/>
-                <w:szCs w:val="18"/>
-              </w:rPr>
-              <w:t xml:space="preserve">Secili gorev onay dialoguyla kalici olarak silinebilir</w:t>
+                <w:color w:val="111111"/>
+                <w:sz w:val="18"/>
+                <w:szCs w:val="18"/>
+              </w:rPr>
+              <w:t xml:space="preserve">Seçili görev onay dialoguyla kalıcı olarak silinebilir</w:t>
             </w:r>
           </w:p>
         </w:tc>
@@ -2271,11 +2271,11 @@
                 <w:rFonts w:ascii="Arial" w:cs="Arial" w:eastAsia="Arial" w:hAnsi="Arial"/>
                 <w:b w:val="false"/>
                 <w:bCs w:val="false"/>
-                <w:color w:val="000000"/>
-                <w:sz w:val="18"/>
-                <w:szCs w:val="18"/>
-              </w:rPr>
-              <w:t xml:space="preserve">Yuksek</w:t>
+                <w:color w:val="111111"/>
+                <w:sz w:val="18"/>
+                <w:szCs w:val="18"/>
+              </w:rPr>
+              <w:t xml:space="preserve">Yüksek</w:t>
             </w:r>
           </w:p>
         </w:tc>
@@ -2303,7 +2303,7 @@
                 <w:rFonts w:ascii="Arial" w:cs="Arial" w:eastAsia="Arial" w:hAnsi="Arial"/>
                 <w:b w:val="false"/>
                 <w:bCs w:val="false"/>
-                <w:color w:val="000000"/>
+                <w:color w:val="111111"/>
                 <w:sz w:val="18"/>
                 <w:szCs w:val="18"/>
               </w:rPr>
@@ -2333,7 +2333,7 @@
                 <w:rFonts w:ascii="Arial" w:cs="Arial" w:eastAsia="Arial" w:hAnsi="Arial"/>
                 <w:b w:val="false"/>
                 <w:bCs w:val="false"/>
-                <w:color w:val="000000"/>
+                <w:color w:val="111111"/>
                 <w:sz w:val="18"/>
                 <w:szCs w:val="18"/>
               </w:rPr>
@@ -2363,11 +2363,11 @@
                 <w:rFonts w:ascii="Arial" w:cs="Arial" w:eastAsia="Arial" w:hAnsi="Arial"/>
                 <w:b w:val="false"/>
                 <w:bCs w:val="false"/>
-                <w:color w:val="000000"/>
-                <w:sz w:val="18"/>
-                <w:szCs w:val="18"/>
-              </w:rPr>
-              <w:t xml:space="preserve">Durum 'Bitti' secildiginde ilerleme otomatik %100 olur; tersine ilerleme %100 yapildiginda durum 'Bitti' olur</w:t>
+                <w:color w:val="111111"/>
+                <w:sz w:val="18"/>
+                <w:szCs w:val="18"/>
+              </w:rPr>
+              <w:t xml:space="preserve">Durum "Bitti" seçildiğinde ilerleme otomatik %100 olur; tersine ilerleme %100 yapıldığında durum "Bitti" olur</w:t>
             </w:r>
           </w:p>
         </w:tc>
@@ -2393,11 +2393,11 @@
                 <w:rFonts w:ascii="Arial" w:cs="Arial" w:eastAsia="Arial" w:hAnsi="Arial"/>
                 <w:b w:val="false"/>
                 <w:bCs w:val="false"/>
-                <w:color w:val="000000"/>
-                <w:sz w:val="18"/>
-                <w:szCs w:val="18"/>
-              </w:rPr>
-              <w:t xml:space="preserve">Yuksek</w:t>
+                <w:color w:val="111111"/>
+                <w:sz w:val="18"/>
+                <w:szCs w:val="18"/>
+              </w:rPr>
+              <w:t xml:space="preserve">Yüksek</w:t>
             </w:r>
           </w:p>
         </w:tc>
@@ -2426,7 +2426,7 @@
                 <w:rFonts w:ascii="Arial" w:cs="Arial" w:eastAsia="Arial" w:hAnsi="Arial"/>
                 <w:b w:val="false"/>
                 <w:bCs w:val="false"/>
-                <w:color w:val="000000"/>
+                <w:color w:val="111111"/>
                 <w:sz w:val="18"/>
                 <w:szCs w:val="18"/>
               </w:rPr>
@@ -2457,7 +2457,7 @@
                 <w:rFonts w:ascii="Arial" w:cs="Arial" w:eastAsia="Arial" w:hAnsi="Arial"/>
                 <w:b w:val="false"/>
                 <w:bCs w:val="false"/>
-                <w:color w:val="000000"/>
+                <w:color w:val="111111"/>
                 <w:sz w:val="18"/>
                 <w:szCs w:val="18"/>
               </w:rPr>
@@ -2488,11 +2488,11 @@
                 <w:rFonts w:ascii="Arial" w:cs="Arial" w:eastAsia="Arial" w:hAnsi="Arial"/>
                 <w:b w:val="false"/>
                 <w:bCs w:val="false"/>
-                <w:color w:val="000000"/>
-                <w:sz w:val="18"/>
-                <w:szCs w:val="18"/>
-              </w:rPr>
-              <w:t xml:space="preserve">Toolbar'daki Yenile (F5) butonu veya F5 tusuyla veriler yeniden yuklenir</w:t>
+                <w:color w:val="111111"/>
+                <w:sz w:val="18"/>
+                <w:szCs w:val="18"/>
+              </w:rPr>
+              <w:t xml:space="preserve">Toolbar'daki Yenile (F5) butonu veya F5 tuşuyla veriler yeniden yüklenir</w:t>
             </w:r>
           </w:p>
         </w:tc>
@@ -2519,7 +2519,7 @@
                 <w:rFonts w:ascii="Arial" w:cs="Arial" w:eastAsia="Arial" w:hAnsi="Arial"/>
                 <w:b w:val="false"/>
                 <w:bCs w:val="false"/>
-                <w:color w:val="000000"/>
+                <w:color w:val="111111"/>
                 <w:sz w:val="18"/>
                 <w:szCs w:val="18"/>
               </w:rPr>
@@ -2551,7 +2551,7 @@
                 <w:rFonts w:ascii="Arial" w:cs="Arial" w:eastAsia="Arial" w:hAnsi="Arial"/>
                 <w:b w:val="false"/>
                 <w:bCs w:val="false"/>
-                <w:color w:val="000000"/>
+                <w:color w:val="111111"/>
                 <w:sz w:val="18"/>
                 <w:szCs w:val="18"/>
               </w:rPr>
@@ -2581,11 +2581,11 @@
                 <w:rFonts w:ascii="Arial" w:cs="Arial" w:eastAsia="Arial" w:hAnsi="Arial"/>
                 <w:b w:val="false"/>
                 <w:bCs w:val="false"/>
-                <w:color w:val="000000"/>
-                <w:sz w:val="18"/>
-                <w:szCs w:val="18"/>
-              </w:rPr>
-              <w:t xml:space="preserve">Anlik Arama</w:t>
+                <w:color w:val="111111"/>
+                <w:sz w:val="18"/>
+                <w:szCs w:val="18"/>
+              </w:rPr>
+              <w:t xml:space="preserve">Anlık Arama</w:t>
             </w:r>
           </w:p>
         </w:tc>
@@ -2611,11 +2611,11 @@
                 <w:rFonts w:ascii="Arial" w:cs="Arial" w:eastAsia="Arial" w:hAnsi="Arial"/>
                 <w:b w:val="false"/>
                 <w:bCs w:val="false"/>
-                <w:color w:val="000000"/>
-                <w:sz w:val="18"/>
-                <w:szCs w:val="18"/>
-              </w:rPr>
-              <w:t xml:space="preserve">Gorevler proje adi, musteri veya etiketlere gore anlik filtrelenir</w:t>
+                <w:color w:val="111111"/>
+                <w:sz w:val="18"/>
+                <w:szCs w:val="18"/>
+              </w:rPr>
+              <w:t xml:space="preserve">Görevler proje adı, müşteri veya etiketlere göre anlık filtrelenir</w:t>
             </w:r>
           </w:p>
         </w:tc>
@@ -2641,11 +2641,11 @@
                 <w:rFonts w:ascii="Arial" w:cs="Arial" w:eastAsia="Arial" w:hAnsi="Arial"/>
                 <w:b w:val="false"/>
                 <w:bCs w:val="false"/>
-                <w:color w:val="000000"/>
-                <w:sz w:val="18"/>
-                <w:szCs w:val="18"/>
-              </w:rPr>
-              <w:t xml:space="preserve">Yuksek</w:t>
+                <w:color w:val="111111"/>
+                <w:sz w:val="18"/>
+                <w:szCs w:val="18"/>
+              </w:rPr>
+              <w:t xml:space="preserve">Yüksek</w:t>
             </w:r>
           </w:p>
         </w:tc>
@@ -2674,7 +2674,7 @@
                 <w:rFonts w:ascii="Arial" w:cs="Arial" w:eastAsia="Arial" w:hAnsi="Arial"/>
                 <w:b w:val="false"/>
                 <w:bCs w:val="false"/>
-                <w:color w:val="000000"/>
+                <w:color w:val="111111"/>
                 <w:sz w:val="18"/>
                 <w:szCs w:val="18"/>
               </w:rPr>
@@ -2705,7 +2705,7 @@
                 <w:rFonts w:ascii="Arial" w:cs="Arial" w:eastAsia="Arial" w:hAnsi="Arial"/>
                 <w:b w:val="false"/>
                 <w:bCs w:val="false"/>
-                <w:color w:val="000000"/>
+                <w:color w:val="111111"/>
                 <w:sz w:val="18"/>
                 <w:szCs w:val="18"/>
               </w:rPr>
@@ -2736,11 +2736,11 @@
                 <w:rFonts w:ascii="Arial" w:cs="Arial" w:eastAsia="Arial" w:hAnsi="Arial"/>
                 <w:b w:val="false"/>
                 <w:bCs w:val="false"/>
-                <w:color w:val="000000"/>
-                <w:sz w:val="18"/>
-                <w:szCs w:val="18"/>
-              </w:rPr>
-              <w:t xml:space="preserve">Sol menudan kategori secilerek gorevler filtrelenir</w:t>
+                <w:color w:val="111111"/>
+                <w:sz w:val="18"/>
+                <w:szCs w:val="18"/>
+              </w:rPr>
+              <w:t xml:space="preserve">Sol menüden kategori seçilerek görevler filtrelenir</w:t>
             </w:r>
           </w:p>
         </w:tc>
@@ -2767,7 +2767,7 @@
                 <w:rFonts w:ascii="Arial" w:cs="Arial" w:eastAsia="Arial" w:hAnsi="Arial"/>
                 <w:b w:val="false"/>
                 <w:bCs w:val="false"/>
-                <w:color w:val="000000"/>
+                <w:color w:val="111111"/>
                 <w:sz w:val="18"/>
                 <w:szCs w:val="18"/>
               </w:rPr>
@@ -2799,7 +2799,7 @@
                 <w:rFonts w:ascii="Arial" w:cs="Arial" w:eastAsia="Arial" w:hAnsi="Arial"/>
                 <w:b w:val="false"/>
                 <w:bCs w:val="false"/>
-                <w:color w:val="000000"/>
+                <w:color w:val="111111"/>
                 <w:sz w:val="18"/>
                 <w:szCs w:val="18"/>
               </w:rPr>
@@ -2829,11 +2829,11 @@
                 <w:rFonts w:ascii="Arial" w:cs="Arial" w:eastAsia="Arial" w:hAnsi="Arial"/>
                 <w:b w:val="false"/>
                 <w:bCs w:val="false"/>
-                <w:color w:val="000000"/>
-                <w:sz w:val="18"/>
-                <w:szCs w:val="18"/>
-              </w:rPr>
-              <w:t xml:space="preserve">Oncelik Filtresi</w:t>
+                <w:color w:val="111111"/>
+                <w:sz w:val="18"/>
+                <w:szCs w:val="18"/>
+              </w:rPr>
+              <w:t xml:space="preserve">Öncelik Filtresi</w:t>
             </w:r>
           </w:p>
         </w:tc>
@@ -2859,11 +2859,11 @@
                 <w:rFonts w:ascii="Arial" w:cs="Arial" w:eastAsia="Arial" w:hAnsi="Arial"/>
                 <w:b w:val="false"/>
                 <w:bCs w:val="false"/>
-                <w:color w:val="000000"/>
-                <w:sz w:val="18"/>
-                <w:szCs w:val="18"/>
-              </w:rPr>
-              <w:t xml:space="preserve">Sol menudeki butonlarla Yuksek/Orta/Dusuk/Tumu filtrelemesi yapilir</w:t>
+                <w:color w:val="111111"/>
+                <w:sz w:val="18"/>
+                <w:szCs w:val="18"/>
+              </w:rPr>
+              <w:t xml:space="preserve">Sol menüdeki butonlarla Yüksek/Orta/Düşük/Tümü filtrelemesi yapılır</w:t>
             </w:r>
           </w:p>
         </w:tc>
@@ -2889,11 +2889,11 @@
                 <w:rFonts w:ascii="Arial" w:cs="Arial" w:eastAsia="Arial" w:hAnsi="Arial"/>
                 <w:b w:val="false"/>
                 <w:bCs w:val="false"/>
-                <w:color w:val="000000"/>
-                <w:sz w:val="18"/>
-                <w:szCs w:val="18"/>
-              </w:rPr>
-              <w:t xml:space="preserve">Yuksek</w:t>
+                <w:color w:val="111111"/>
+                <w:sz w:val="18"/>
+                <w:szCs w:val="18"/>
+              </w:rPr>
+              <w:t xml:space="preserve">Yüksek</w:t>
             </w:r>
           </w:p>
         </w:tc>
@@ -2922,7 +2922,7 @@
                 <w:rFonts w:ascii="Arial" w:cs="Arial" w:eastAsia="Arial" w:hAnsi="Arial"/>
                 <w:b w:val="false"/>
                 <w:bCs w:val="false"/>
-                <w:color w:val="000000"/>
+                <w:color w:val="111111"/>
                 <w:sz w:val="18"/>
                 <w:szCs w:val="18"/>
               </w:rPr>
@@ -2953,11 +2953,11 @@
                 <w:rFonts w:ascii="Arial" w:cs="Arial" w:eastAsia="Arial" w:hAnsi="Arial"/>
                 <w:b w:val="false"/>
                 <w:bCs w:val="false"/>
-                <w:color w:val="000000"/>
-                <w:sz w:val="18"/>
-                <w:szCs w:val="18"/>
-              </w:rPr>
-              <w:t xml:space="preserve">Oncelik Renklendirme</w:t>
+                <w:color w:val="111111"/>
+                <w:sz w:val="18"/>
+                <w:szCs w:val="18"/>
+              </w:rPr>
+              <w:t xml:space="preserve">Öncelik Renklendirme</w:t>
             </w:r>
           </w:p>
         </w:tc>
@@ -2984,11 +2984,11 @@
                 <w:rFonts w:ascii="Arial" w:cs="Arial" w:eastAsia="Arial" w:hAnsi="Arial"/>
                 <w:b w:val="false"/>
                 <w:bCs w:val="false"/>
-                <w:color w:val="000000"/>
-                <w:sz w:val="18"/>
-                <w:szCs w:val="18"/>
-              </w:rPr>
-              <w:t xml:space="preserve">Satirlar oncelike gore renklendirilir (kirmizi/sari/mavi)</w:t>
+                <w:color w:val="111111"/>
+                <w:sz w:val="18"/>
+                <w:szCs w:val="18"/>
+              </w:rPr>
+              <w:t xml:space="preserve">Satırlar önceliğe göre renklendirilir (kırmızı/sarı/mavi)</w:t>
             </w:r>
           </w:p>
         </w:tc>
@@ -3015,11 +3015,11 @@
                 <w:rFonts w:ascii="Arial" w:cs="Arial" w:eastAsia="Arial" w:hAnsi="Arial"/>
                 <w:b w:val="false"/>
                 <w:bCs w:val="false"/>
-                <w:color w:val="000000"/>
-                <w:sz w:val="18"/>
-                <w:szCs w:val="18"/>
-              </w:rPr>
-              <w:t xml:space="preserve">Yuksek</w:t>
+                <w:color w:val="111111"/>
+                <w:sz w:val="18"/>
+                <w:szCs w:val="18"/>
+              </w:rPr>
+              <w:t xml:space="preserve">Yüksek</w:t>
             </w:r>
           </w:p>
         </w:tc>
@@ -3047,7 +3047,7 @@
                 <w:rFonts w:ascii="Arial" w:cs="Arial" w:eastAsia="Arial" w:hAnsi="Arial"/>
                 <w:b w:val="false"/>
                 <w:bCs w:val="false"/>
-                <w:color w:val="000000"/>
+                <w:color w:val="111111"/>
                 <w:sz w:val="18"/>
                 <w:szCs w:val="18"/>
               </w:rPr>
@@ -3077,11 +3077,11 @@
                 <w:rFonts w:ascii="Arial" w:cs="Arial" w:eastAsia="Arial" w:hAnsi="Arial"/>
                 <w:b w:val="false"/>
                 <w:bCs w:val="false"/>
-                <w:color w:val="000000"/>
-                <w:sz w:val="18"/>
-                <w:szCs w:val="18"/>
-              </w:rPr>
-              <w:t xml:space="preserve">Baslangic Hatirlaticisi</w:t>
+                <w:color w:val="111111"/>
+                <w:sz w:val="18"/>
+                <w:szCs w:val="18"/>
+              </w:rPr>
+              <w:t xml:space="preserve">Başlangıç Hatırlatıcısı</w:t>
             </w:r>
           </w:p>
         </w:tc>
@@ -3107,11 +3107,11 @@
                 <w:rFonts w:ascii="Arial" w:cs="Arial" w:eastAsia="Arial" w:hAnsi="Arial"/>
                 <w:b w:val="false"/>
                 <w:bCs w:val="false"/>
-                <w:color w:val="000000"/>
-                <w:sz w:val="18"/>
-                <w:szCs w:val="18"/>
-              </w:rPr>
-              <w:t xml:space="preserve">Acilista teslimi 3 gun icinde olan gorevler icin uyari dialogu gosterilir</w:t>
+                <w:color w:val="111111"/>
+                <w:sz w:val="18"/>
+                <w:szCs w:val="18"/>
+              </w:rPr>
+              <w:t xml:space="preserve">Açılışta teslimi 3 gün içinde olan görevler için uyarı dialogu gösterilir</w:t>
             </w:r>
           </w:p>
         </w:tc>
@@ -3137,11 +3137,11 @@
                 <w:rFonts w:ascii="Arial" w:cs="Arial" w:eastAsia="Arial" w:hAnsi="Arial"/>
                 <w:b w:val="false"/>
                 <w:bCs w:val="false"/>
-                <w:color w:val="000000"/>
-                <w:sz w:val="18"/>
-                <w:szCs w:val="18"/>
-              </w:rPr>
-              <w:t xml:space="preserve">Yuksek</w:t>
+                <w:color w:val="111111"/>
+                <w:sz w:val="18"/>
+                <w:szCs w:val="18"/>
+              </w:rPr>
+              <w:t xml:space="preserve">Yüksek</w:t>
             </w:r>
           </w:p>
         </w:tc>
@@ -3170,7 +3170,7 @@
                 <w:rFonts w:ascii="Arial" w:cs="Arial" w:eastAsia="Arial" w:hAnsi="Arial"/>
                 <w:b w:val="false"/>
                 <w:bCs w:val="false"/>
-                <w:color w:val="000000"/>
+                <w:color w:val="111111"/>
                 <w:sz w:val="18"/>
                 <w:szCs w:val="18"/>
               </w:rPr>
@@ -3201,11 +3201,11 @@
                 <w:rFonts w:ascii="Arial" w:cs="Arial" w:eastAsia="Arial" w:hAnsi="Arial"/>
                 <w:b w:val="false"/>
                 <w:bCs w:val="false"/>
-                <w:color w:val="000000"/>
-                <w:sz w:val="18"/>
-                <w:szCs w:val="18"/>
-              </w:rPr>
-              <w:t xml:space="preserve">Periyodik Hatirlatici</w:t>
+                <w:color w:val="111111"/>
+                <w:sz w:val="18"/>
+                <w:szCs w:val="18"/>
+              </w:rPr>
+              <w:t xml:space="preserve">Periyodik Hatırlatıcı</w:t>
             </w:r>
           </w:p>
         </w:tc>
@@ -3232,11 +3232,11 @@
                 <w:rFonts w:ascii="Arial" w:cs="Arial" w:eastAsia="Arial" w:hAnsi="Arial"/>
                 <w:b w:val="false"/>
                 <w:bCs w:val="false"/>
-                <w:color w:val="000000"/>
-                <w:sz w:val="18"/>
-                <w:szCs w:val="18"/>
-              </w:rPr>
-              <w:t xml:space="preserve">Her 30 dakikada bugun teslimi olan gorevler icin sistem bildirimi gonderilir</w:t>
+                <w:color w:val="111111"/>
+                <w:sz w:val="18"/>
+                <w:szCs w:val="18"/>
+              </w:rPr>
+              <w:t xml:space="preserve">Her 30 dakikada bugün teslimi olan görevler için sistem bildirimi gönderilir</w:t>
             </w:r>
           </w:p>
         </w:tc>
@@ -3263,7 +3263,7 @@
                 <w:rFonts w:ascii="Arial" w:cs="Arial" w:eastAsia="Arial" w:hAnsi="Arial"/>
                 <w:b w:val="false"/>
                 <w:bCs w:val="false"/>
-                <w:color w:val="000000"/>
+                <w:color w:val="111111"/>
                 <w:sz w:val="18"/>
                 <w:szCs w:val="18"/>
               </w:rPr>
@@ -3295,7 +3295,7 @@
                 <w:rFonts w:ascii="Arial" w:cs="Arial" w:eastAsia="Arial" w:hAnsi="Arial"/>
                 <w:b w:val="false"/>
                 <w:bCs w:val="false"/>
-                <w:color w:val="000000"/>
+                <w:color w:val="111111"/>
                 <w:sz w:val="18"/>
                 <w:szCs w:val="18"/>
               </w:rPr>
@@ -3325,11 +3325,11 @@
                 <w:rFonts w:ascii="Arial" w:cs="Arial" w:eastAsia="Arial" w:hAnsi="Arial"/>
                 <w:b w:val="false"/>
                 <w:bCs w:val="false"/>
-                <w:color w:val="000000"/>
-                <w:sz w:val="18"/>
-                <w:szCs w:val="18"/>
-              </w:rPr>
-              <w:t xml:space="preserve">Kalan Gun Sutunu</w:t>
+                <w:color w:val="111111"/>
+                <w:sz w:val="18"/>
+                <w:szCs w:val="18"/>
+              </w:rPr>
+              <w:t xml:space="preserve">Kalan Gün Sütunu</w:t>
             </w:r>
           </w:p>
         </w:tc>
@@ -3355,11 +3355,11 @@
                 <w:rFonts w:ascii="Arial" w:cs="Arial" w:eastAsia="Arial" w:hAnsi="Arial"/>
                 <w:b w:val="false"/>
                 <w:bCs w:val="false"/>
-                <w:color w:val="000000"/>
-                <w:sz w:val="18"/>
-                <w:szCs w:val="18"/>
-              </w:rPr>
-              <w:t xml:space="preserve">Tabloda teslim tarihine kalan gun sayisi renkli gosterilir</w:t>
+                <w:color w:val="111111"/>
+                <w:sz w:val="18"/>
+                <w:szCs w:val="18"/>
+              </w:rPr>
+              <w:t xml:space="preserve">Tabloda teslim tarihine kalan gün sayısı renkli gösterilir</w:t>
             </w:r>
           </w:p>
         </w:tc>
@@ -3385,7 +3385,7 @@
                 <w:rFonts w:ascii="Arial" w:cs="Arial" w:eastAsia="Arial" w:hAnsi="Arial"/>
                 <w:b w:val="false"/>
                 <w:bCs w:val="false"/>
-                <w:color w:val="000000"/>
+                <w:color w:val="111111"/>
                 <w:sz w:val="18"/>
                 <w:szCs w:val="18"/>
               </w:rPr>
@@ -3418,7 +3418,7 @@
                 <w:rFonts w:ascii="Arial" w:cs="Arial" w:eastAsia="Arial" w:hAnsi="Arial"/>
                 <w:b w:val="false"/>
                 <w:bCs w:val="false"/>
-                <w:color w:val="000000"/>
+                <w:color w:val="111111"/>
                 <w:sz w:val="18"/>
                 <w:szCs w:val="18"/>
               </w:rPr>
@@ -3449,11 +3449,11 @@
                 <w:rFonts w:ascii="Arial" w:cs="Arial" w:eastAsia="Arial" w:hAnsi="Arial"/>
                 <w:b w:val="false"/>
                 <w:bCs w:val="false"/>
-                <w:color w:val="000000"/>
-                <w:sz w:val="18"/>
-                <w:szCs w:val="18"/>
-              </w:rPr>
-              <w:t xml:space="preserve">Aktivite Gunlugu</w:t>
+                <w:color w:val="111111"/>
+                <w:sz w:val="18"/>
+                <w:szCs w:val="18"/>
+              </w:rPr>
+              <w:t xml:space="preserve">Aktivite Günlüğü</w:t>
             </w:r>
           </w:p>
         </w:tc>
@@ -3480,11 +3480,11 @@
                 <w:rFonts w:ascii="Arial" w:cs="Arial" w:eastAsia="Arial" w:hAnsi="Arial"/>
                 <w:b w:val="false"/>
                 <w:bCs w:val="false"/>
-                <w:color w:val="000000"/>
-                <w:sz w:val="18"/>
-                <w:szCs w:val="18"/>
-              </w:rPr>
-              <w:t xml:space="preserve">CRUD islemleri SQLite'a kaydedilir; sag panelde son 6 aktivite goruntulenur</w:t>
+                <w:color w:val="111111"/>
+                <w:sz w:val="18"/>
+                <w:szCs w:val="18"/>
+              </w:rPr>
+              <w:t xml:space="preserve">CRUD işlemleri SQLite'a kaydedilir; sağ panelde son 6 aktivite görüntülenir</w:t>
             </w:r>
           </w:p>
         </w:tc>
@@ -3511,11 +3511,11 @@
                 <w:rFonts w:ascii="Arial" w:cs="Arial" w:eastAsia="Arial" w:hAnsi="Arial"/>
                 <w:b w:val="false"/>
                 <w:bCs w:val="false"/>
-                <w:color w:val="000000"/>
-                <w:sz w:val="18"/>
-                <w:szCs w:val="18"/>
-              </w:rPr>
-              <w:t xml:space="preserve">Yuksek</w:t>
+                <w:color w:val="111111"/>
+                <w:sz w:val="18"/>
+                <w:szCs w:val="18"/>
+              </w:rPr>
+              <w:t xml:space="preserve">Yüksek</w:t>
             </w:r>
           </w:p>
         </w:tc>
@@ -3543,7 +3543,7 @@
                 <w:rFonts w:ascii="Arial" w:cs="Arial" w:eastAsia="Arial" w:hAnsi="Arial"/>
                 <w:b w:val="false"/>
                 <w:bCs w:val="false"/>
-                <w:color w:val="000000"/>
+                <w:color w:val="111111"/>
                 <w:sz w:val="18"/>
                 <w:szCs w:val="18"/>
               </w:rPr>
@@ -3573,7 +3573,7 @@
                 <w:rFonts w:ascii="Arial" w:cs="Arial" w:eastAsia="Arial" w:hAnsi="Arial"/>
                 <w:b w:val="false"/>
                 <w:bCs w:val="false"/>
-                <w:color w:val="000000"/>
+                <w:color w:val="111111"/>
                 <w:sz w:val="18"/>
                 <w:szCs w:val="18"/>
               </w:rPr>
@@ -3603,11 +3603,11 @@
                 <w:rFonts w:ascii="Arial" w:cs="Arial" w:eastAsia="Arial" w:hAnsi="Arial"/>
                 <w:b w:val="false"/>
                 <w:bCs w:val="false"/>
-                <w:color w:val="000000"/>
-                <w:sz w:val="18"/>
-                <w:szCs w:val="18"/>
-              </w:rPr>
-              <w:t xml:space="preserve">Gorev listesi (ID, Proje, Tarih, Oncelik, Durum) PDF olarak disa aktarilabilir</w:t>
+                <w:color w:val="111111"/>
+                <w:sz w:val="18"/>
+                <w:szCs w:val="18"/>
+              </w:rPr>
+              <w:t xml:space="preserve">Görev listesi (ID, Proje, Tarih, Öncelik, Durum) PDF olarak dışa aktarılabilir</w:t>
             </w:r>
           </w:p>
         </w:tc>
@@ -3633,7 +3633,7 @@
                 <w:rFonts w:ascii="Arial" w:cs="Arial" w:eastAsia="Arial" w:hAnsi="Arial"/>
                 <w:b w:val="false"/>
                 <w:bCs w:val="false"/>
-                <w:color w:val="000000"/>
+                <w:color w:val="111111"/>
                 <w:sz w:val="18"/>
                 <w:szCs w:val="18"/>
               </w:rPr>
@@ -3666,7 +3666,7 @@
                 <w:rFonts w:ascii="Arial" w:cs="Arial" w:eastAsia="Arial" w:hAnsi="Arial"/>
                 <w:b w:val="false"/>
                 <w:bCs w:val="false"/>
-                <w:color w:val="000000"/>
+                <w:color w:val="111111"/>
                 <w:sz w:val="18"/>
                 <w:szCs w:val="18"/>
               </w:rPr>
@@ -3697,11 +3697,11 @@
                 <w:rFonts w:ascii="Arial" w:cs="Arial" w:eastAsia="Arial" w:hAnsi="Arial"/>
                 <w:b w:val="false"/>
                 <w:bCs w:val="false"/>
-                <w:color w:val="000000"/>
-                <w:sz w:val="18"/>
-                <w:szCs w:val="18"/>
-              </w:rPr>
-              <w:t xml:space="preserve">Pomodoro Sayaci</w:t>
+                <w:color w:val="111111"/>
+                <w:sz w:val="18"/>
+                <w:szCs w:val="18"/>
+              </w:rPr>
+              <w:t xml:space="preserve">Pomodoro Sayacı</w:t>
             </w:r>
           </w:p>
         </w:tc>
@@ -3728,11 +3728,11 @@
                 <w:rFonts w:ascii="Arial" w:cs="Arial" w:eastAsia="Arial" w:hAnsi="Arial"/>
                 <w:b w:val="false"/>
                 <w:bCs w:val="false"/>
-                <w:color w:val="000000"/>
-                <w:sz w:val="18"/>
-                <w:szCs w:val="18"/>
-              </w:rPr>
-              <w:t xml:space="preserve">25 dk odaklanma sayaci calisir; sure dolunca bildirim gosterilir</w:t>
+                <w:color w:val="111111"/>
+                <w:sz w:val="18"/>
+                <w:szCs w:val="18"/>
+              </w:rPr>
+              <w:t xml:space="preserve">25 dk odaklanma sayacı çalışır; süre dolunca bildirim gösterilir</w:t>
             </w:r>
           </w:p>
         </w:tc>
@@ -3759,11 +3759,11 @@
                 <w:rFonts w:ascii="Arial" w:cs="Arial" w:eastAsia="Arial" w:hAnsi="Arial"/>
                 <w:b w:val="false"/>
                 <w:bCs w:val="false"/>
-                <w:color w:val="000000"/>
-                <w:sz w:val="18"/>
-                <w:szCs w:val="18"/>
-              </w:rPr>
-              <w:t xml:space="preserve">Dusuk</w:t>
+                <w:color w:val="111111"/>
+                <w:sz w:val="18"/>
+                <w:szCs w:val="18"/>
+              </w:rPr>
+              <w:t xml:space="preserve">Düşük</w:t>
             </w:r>
           </w:p>
         </w:tc>
@@ -3791,7 +3791,7 @@
                 <w:rFonts w:ascii="Arial" w:cs="Arial" w:eastAsia="Arial" w:hAnsi="Arial"/>
                 <w:b w:val="false"/>
                 <w:bCs w:val="false"/>
-                <w:color w:val="000000"/>
+                <w:color w:val="111111"/>
                 <w:sz w:val="18"/>
                 <w:szCs w:val="18"/>
               </w:rPr>
@@ -3821,11 +3821,11 @@
                 <w:rFonts w:ascii="Arial" w:cs="Arial" w:eastAsia="Arial" w:hAnsi="Arial"/>
                 <w:b w:val="false"/>
                 <w:bCs w:val="false"/>
-                <w:color w:val="000000"/>
-                <w:sz w:val="18"/>
-                <w:szCs w:val="18"/>
-              </w:rPr>
-              <w:t xml:space="preserve">Hizli Karalama</w:t>
+                <w:color w:val="111111"/>
+                <w:sz w:val="18"/>
+                <w:szCs w:val="18"/>
+              </w:rPr>
+              <w:t xml:space="preserve">Hızlı Karalama</w:t>
             </w:r>
           </w:p>
         </w:tc>
@@ -3851,11 +3851,11 @@
                 <w:rFonts w:ascii="Arial" w:cs="Arial" w:eastAsia="Arial" w:hAnsi="Arial"/>
                 <w:b w:val="false"/>
                 <w:bCs w:val="false"/>
-                <w:color w:val="000000"/>
-                <w:sz w:val="18"/>
-                <w:szCs w:val="18"/>
-              </w:rPr>
-              <w:t xml:space="preserve">Serbest metin alani; icerik SQLite settings tablosuna 2 saniyelik debounce ile otomatik kaydedilir</w:t>
+                <w:color w:val="111111"/>
+                <w:sz w:val="18"/>
+                <w:szCs w:val="18"/>
+              </w:rPr>
+              <w:t xml:space="preserve">Serbest metin alanı; içerik SQLite settings tablosuna 2 saniyelik debounce ile otomatik kaydedilir</w:t>
             </w:r>
           </w:p>
         </w:tc>
@@ -3881,11 +3881,11 @@
                 <w:rFonts w:ascii="Arial" w:cs="Arial" w:eastAsia="Arial" w:hAnsi="Arial"/>
                 <w:b w:val="false"/>
                 <w:bCs w:val="false"/>
-                <w:color w:val="000000"/>
-                <w:sz w:val="18"/>
-                <w:szCs w:val="18"/>
-              </w:rPr>
-              <w:t xml:space="preserve">Dusuk</w:t>
+                <w:color w:val="111111"/>
+                <w:sz w:val="18"/>
+                <w:szCs w:val="18"/>
+              </w:rPr>
+              <w:t xml:space="preserve">Düşük</w:t>
             </w:r>
           </w:p>
         </w:tc>
@@ -3914,7 +3914,7 @@
                 <w:rFonts w:ascii="Arial" w:cs="Arial" w:eastAsia="Arial" w:hAnsi="Arial"/>
                 <w:b w:val="false"/>
                 <w:bCs w:val="false"/>
-                <w:color w:val="000000"/>
+                <w:color w:val="111111"/>
                 <w:sz w:val="18"/>
                 <w:szCs w:val="18"/>
               </w:rPr>
@@ -3945,11 +3945,11 @@
                 <w:rFonts w:ascii="Arial" w:cs="Arial" w:eastAsia="Arial" w:hAnsi="Arial"/>
                 <w:b w:val="false"/>
                 <w:bCs w:val="false"/>
-                <w:color w:val="000000"/>
-                <w:sz w:val="18"/>
-                <w:szCs w:val="18"/>
-              </w:rPr>
-              <w:t xml:space="preserve">Tarih ve Saat Girisi</w:t>
+                <w:color w:val="111111"/>
+                <w:sz w:val="18"/>
+                <w:szCs w:val="18"/>
+              </w:rPr>
+              <w:t xml:space="preserve">Tarih ve Saat Girişi</w:t>
             </w:r>
           </w:p>
         </w:tc>
@@ -3976,11 +3976,11 @@
                 <w:rFonts w:ascii="Arial" w:cs="Arial" w:eastAsia="Arial" w:hAnsi="Arial"/>
                 <w:b w:val="false"/>
                 <w:bCs w:val="false"/>
-                <w:color w:val="000000"/>
-                <w:sz w:val="18"/>
-                <w:szCs w:val="18"/>
-              </w:rPr>
-              <w:t xml:space="preserve">Teslim tarihi JSpinner ile GG.AA.YYYY SS:dd formatinda secilir</w:t>
+                <w:color w:val="111111"/>
+                <w:sz w:val="18"/>
+                <w:szCs w:val="18"/>
+              </w:rPr>
+              <w:t xml:space="preserve">Teslim tarihi JSpinner ile GG.AA.YYYY SS:dd formatında seçilir</w:t>
             </w:r>
           </w:p>
         </w:tc>
@@ -4007,11 +4007,11 @@
                 <w:rFonts w:ascii="Arial" w:cs="Arial" w:eastAsia="Arial" w:hAnsi="Arial"/>
                 <w:b w:val="false"/>
                 <w:bCs w:val="false"/>
-                <w:color w:val="000000"/>
-                <w:sz w:val="18"/>
-                <w:szCs w:val="18"/>
-              </w:rPr>
-              <w:t xml:space="preserve">Yuksek</w:t>
+                <w:color w:val="111111"/>
+                <w:sz w:val="18"/>
+                <w:szCs w:val="18"/>
+              </w:rPr>
+              <w:t xml:space="preserve">Yüksek</w:t>
             </w:r>
           </w:p>
         </w:tc>
@@ -4019,7 +4019,7 @@
     </w:tbl>
     <w:p>
       <w:pPr>
-        <w:spacing w:after="120"/>
+        <w:spacing w:after="140"/>
       </w:pPr>
       <w:r>
         <w:t xml:space="preserve"/>
@@ -4028,7 +4028,7 @@
     <w:p>
       <w:pPr>
         <w:pStyle w:val="Heading1"/>
-        <w:spacing w:after="140" w:before="280"/>
+        <w:spacing w:after="140" w:before="300"/>
       </w:pPr>
       <w:r>
         <w:rPr>
@@ -4075,7 +4075,7 @@
           <w:sz w:val="20"/>
           <w:szCs w:val="20"/>
         </w:rPr>
-        <w:t xml:space="preserve">Uygulama 1000 goreve kadar 3 saniyeden kisa surede yuklenmelidir</w:t>
+        <w:t xml:space="preserve">Uygulama 1000 göreve kadar 3 saniyeden kısa sürede yüklenmelidir</w:t>
       </w:r>
     </w:p>
     <w:p>
@@ -4094,12 +4094,12 @@
           <w:sz w:val="20"/>
           <w:szCs w:val="20"/>
         </w:rPr>
-        <w:t xml:space="preserve">Arama filtresi her tus vurusunda 200 ms icinde guncellenmelidir</w:t>
+        <w:t xml:space="preserve">Arama filtresi her tuş vuruşunda 200 ms içinde güncellenmelidir</w:t>
       </w:r>
     </w:p>
     <w:p>
       <w:pPr>
-        <w:spacing w:after="120"/>
+        <w:spacing w:after="140"/>
       </w:pPr>
       <w:r>
         <w:t xml:space="preserve"/>
@@ -4119,7 +4119,7 @@
           <w:sz w:val="26"/>
           <w:szCs w:val="26"/>
         </w:rPr>
-        <w:t xml:space="preserve">4.2 Guvenilirlik</w:t>
+        <w:t xml:space="preserve">4.2 Güvenilirlik</w:t>
       </w:r>
     </w:p>
     <w:p>
@@ -4138,7 +4138,7 @@
           <w:sz w:val="20"/>
           <w:szCs w:val="20"/>
         </w:rPr>
-        <w:t xml:space="preserve">Veritabani islemleri basarisiz oldugunda kullaniciya bilgilendirici mesaj gosterilmelidir</w:t>
+        <w:t xml:space="preserve">Veritabanı işlemleri başarısız olduğunda kullanıcıya bilgilendirici mesaj gösterilmelidir</w:t>
       </w:r>
     </w:p>
     <w:p>
@@ -4157,12 +4157,12 @@
           <w:sz w:val="20"/>
           <w:szCs w:val="20"/>
         </w:rPr>
-        <w:t xml:space="preserve">Uygulama hata durumunda beklenmedik bicimde kapanmamalidir</w:t>
+        <w:t xml:space="preserve">Uygulama hata durumunda beklenmedik biçimde kapanmamalıdır</w:t>
       </w:r>
     </w:p>
     <w:p>
       <w:pPr>
-        <w:spacing w:after="120"/>
+        <w:spacing w:after="140"/>
       </w:pPr>
       <w:r>
         <w:t xml:space="preserve"/>
@@ -4182,7 +4182,7 @@
           <w:sz w:val="26"/>
           <w:szCs w:val="26"/>
         </w:rPr>
-        <w:t xml:space="preserve">4.3 Kullanilabilirlik</w:t>
+        <w:t xml:space="preserve">4.3 Kullanılabilirlik</w:t>
       </w:r>
     </w:p>
     <w:p>
@@ -4201,7 +4201,7 @@
           <w:sz w:val="20"/>
           <w:szCs w:val="20"/>
         </w:rPr>
-        <w:t xml:space="preserve">Sik kullanilan islemler klavye kisayollariyla erisilebiir olmalidir (Ctrl+N, Ctrl+F, F5, Delete)</w:t>
+        <w:t xml:space="preserve">Sık kullanılan işlemler klavye kısayollarıyla erişilebilir olmalıdır (Ctrl+N, Ctrl+F, F5, Delete)</w:t>
       </w:r>
     </w:p>
     <w:p>
@@ -4220,12 +4220,12 @@
           <w:sz w:val="20"/>
           <w:szCs w:val="20"/>
         </w:rPr>
-        <w:t xml:space="preserve">Arayuz aydinlik ve karanlik mod olmak uzere iki tema desteklemelidir</w:t>
+        <w:t xml:space="preserve">Arayüz aydınlık ve karanlık mod olmak üzere iki tema desteklemelidir</w:t>
       </w:r>
     </w:p>
     <w:p>
       <w:pPr>
-        <w:spacing w:after="120"/>
+        <w:spacing w:after="140"/>
       </w:pPr>
       <w:r>
         <w:t xml:space="preserve"/>
@@ -4245,7 +4245,7 @@
           <w:sz w:val="26"/>
           <w:szCs w:val="26"/>
         </w:rPr>
-        <w:t xml:space="preserve">4.4 Tasinirluk</w:t>
+        <w:t xml:space="preserve">4.4 Taşınabilirlik</w:t>
       </w:r>
     </w:p>
     <w:p>
@@ -4264,7 +4264,7 @@
           <w:sz w:val="20"/>
           <w:szCs w:val="20"/>
         </w:rPr>
-        <w:t xml:space="preserve">Java 11 JRE kurulu herhangi bir Windows/macOS/Linux sisteminde calisabilmelidir</w:t>
+        <w:t xml:space="preserve">Java 11 JRE kurulu herhangi bir Windows/macOS/Linux sisteminde çalışabilmelidir</w:t>
       </w:r>
     </w:p>
     <w:p>
@@ -4283,12 +4283,12 @@
           <w:sz w:val="20"/>
           <w:szCs w:val="20"/>
         </w:rPr>
-        <w:t xml:space="preserve">Veritabani tek bir .db dosyasinda bulunmali, kurulum gerektirmemelidir</w:t>
+        <w:t xml:space="preserve">Veritabanı tek bir .db dosyasında bulunmalı, kurulum gerektirmemelidir</w:t>
       </w:r>
     </w:p>
     <w:p>
       <w:pPr>
-        <w:spacing w:after="120"/>
+        <w:spacing w:after="140"/>
       </w:pPr>
       <w:r>
         <w:t xml:space="preserve"/>
@@ -4297,7 +4297,7 @@
     <w:p>
       <w:pPr>
         <w:pStyle w:val="Heading1"/>
-        <w:spacing w:after="140" w:before="280"/>
+        <w:spacing w:after="140" w:before="300"/>
       </w:pPr>
       <w:r>
         <w:rPr>
@@ -4325,7 +4325,7 @@
           <w:sz w:val="26"/>
           <w:szCs w:val="26"/>
         </w:rPr>
-        <w:t xml:space="preserve">5.1 Veritabani Semasi</w:t>
+        <w:t xml:space="preserve">5.1 Veritabanı Şeması</w:t>
       </w:r>
     </w:p>
     <w:p>
@@ -4341,12 +4341,12 @@
           <w:sz w:val="20"/>
           <w:szCs w:val="20"/>
         </w:rPr>
-        <w:t xml:space="preserve">Uygulama SQLite veritabani kullanmaktadir. Asagidaki tablolarda her tablonun sutun tanimlari yer almaktadir.</w:t>
+        <w:t xml:space="preserve">Uygulama SQLite veritabanı kullanmaktadır. Aşağıdaki tabloda her tablonun sütun tanımları yer almaktadır.</w:t>
       </w:r>
     </w:p>
     <w:p>
       <w:pPr>
-        <w:spacing w:after="120"/>
+        <w:spacing w:after="140"/>
       </w:pPr>
       <w:r>
         <w:t xml:space="preserve"/>
@@ -4367,8 +4367,8 @@
       <w:tblGrid>
         <w:gridCol w:w="1600"/>
         <w:gridCol w:w="2000"/>
-        <w:gridCol w:w="2426"/>
-        <w:gridCol w:w="3000"/>
+        <w:gridCol w:w="1600"/>
+        <w:gridCol w:w="3826"/>
       </w:tblGrid>
       <w:tr>
         <w:tc>
@@ -4429,13 +4429,13 @@
                 <w:sz w:val="20"/>
                 <w:szCs w:val="20"/>
               </w:rPr>
-              <w:t xml:space="preserve">Sutun</w:t>
-            </w:r>
-          </w:p>
-        </w:tc>
-        <w:tc>
-          <w:tcPr>
-            <w:tcW w:type="dxa" w:w="2426"/>
+              <w:t xml:space="preserve">Sütun</w:t>
+            </w:r>
+          </w:p>
+        </w:tc>
+        <w:tc>
+          <w:tcPr>
+            <w:tcW w:type="dxa" w:w="1600"/>
             <w:tcBorders>
               <w:top w:val="single" w:color="2E4057" w:sz="4"/>
               <w:left w:val="single" w:color="2E4057" w:sz="4"/>
@@ -4460,13 +4460,13 @@
                 <w:sz w:val="20"/>
                 <w:szCs w:val="20"/>
               </w:rPr>
-              <w:t xml:space="preserve">Tur</w:t>
-            </w:r>
-          </w:p>
-        </w:tc>
-        <w:tc>
-          <w:tcPr>
-            <w:tcW w:type="dxa" w:w="3000"/>
+              <w:t xml:space="preserve">Tür</w:t>
+            </w:r>
+          </w:p>
+        </w:tc>
+        <w:tc>
+          <w:tcPr>
+            <w:tcW w:type="dxa" w:w="3826"/>
             <w:tcBorders>
               <w:top w:val="single" w:color="2E4057" w:sz="4"/>
               <w:left w:val="single" w:color="2E4057" w:sz="4"/>
@@ -4491,7 +4491,7 @@
                 <w:sz w:val="20"/>
                 <w:szCs w:val="20"/>
               </w:rPr>
-              <w:t xml:space="preserve">Aciklama</w:t>
+              <w:t xml:space="preserve">Açıklama</w:t>
             </w:r>
           </w:p>
         </w:tc>
@@ -4519,7 +4519,7 @@
                 <w:rFonts w:ascii="Arial" w:cs="Arial" w:eastAsia="Arial" w:hAnsi="Arial"/>
                 <w:b w:val="false"/>
                 <w:bCs w:val="false"/>
-                <w:color w:val="000000"/>
+                <w:color w:val="111111"/>
                 <w:sz w:val="18"/>
                 <w:szCs w:val="18"/>
               </w:rPr>
@@ -4549,7 +4549,7 @@
                 <w:rFonts w:ascii="Arial" w:cs="Arial" w:eastAsia="Arial" w:hAnsi="Arial"/>
                 <w:b w:val="false"/>
                 <w:bCs w:val="false"/>
-                <w:color w:val="000000"/>
+                <w:color w:val="111111"/>
                 <w:sz w:val="18"/>
                 <w:szCs w:val="18"/>
               </w:rPr>
@@ -4559,57 +4559,57 @@
         </w:tc>
         <w:tc>
           <w:tcPr>
-            <w:tcW w:type="dxa" w:w="2426"/>
-            <w:tcBorders>
-              <w:top w:val="single" w:color="AAAAAA" w:sz="4"/>
-              <w:left w:val="single" w:color="AAAAAA" w:sz="4"/>
-              <w:bottom w:val="single" w:color="AAAAAA" w:sz="4"/>
-              <w:right w:val="single" w:color="AAAAAA" w:sz="4"/>
-            </w:tcBorders>
-            <w:tcMar>
-              <w:top w:type="dxa" w:w="80"/>
-              <w:left w:type="dxa" w:w="120"/>
-              <w:bottom w:type="dxa" w:w="80"/>
-              <w:right w:type="dxa" w:w="120"/>
-            </w:tcMar>
-          </w:tcPr>
-          <w:p>
-            <w:r>
-              <w:rPr>
-                <w:rFonts w:ascii="Arial" w:cs="Arial" w:eastAsia="Arial" w:hAnsi="Arial"/>
-                <w:b w:val="false"/>
-                <w:bCs w:val="false"/>
-                <w:color w:val="000000"/>
-                <w:sz w:val="18"/>
-                <w:szCs w:val="18"/>
-              </w:rPr>
-              <w:t xml:space="preserve">INTEGER PRIMARY KEY</w:t>
-            </w:r>
-          </w:p>
-        </w:tc>
-        <w:tc>
-          <w:tcPr>
-            <w:tcW w:type="dxa" w:w="3000"/>
-            <w:tcBorders>
-              <w:top w:val="single" w:color="AAAAAA" w:sz="4"/>
-              <w:left w:val="single" w:color="AAAAAA" w:sz="4"/>
-              <w:bottom w:val="single" w:color="AAAAAA" w:sz="4"/>
-              <w:right w:val="single" w:color="AAAAAA" w:sz="4"/>
-            </w:tcBorders>
-            <w:tcMar>
-              <w:top w:type="dxa" w:w="80"/>
-              <w:left w:type="dxa" w:w="120"/>
-              <w:bottom w:type="dxa" w:w="80"/>
-              <w:right w:type="dxa" w:w="120"/>
-            </w:tcMar>
-          </w:tcPr>
-          <w:p>
-            <w:r>
-              <w:rPr>
-                <w:rFonts w:ascii="Arial" w:cs="Arial" w:eastAsia="Arial" w:hAnsi="Arial"/>
-                <w:b w:val="false"/>
-                <w:bCs w:val="false"/>
-                <w:color w:val="000000"/>
+            <w:tcW w:type="dxa" w:w="1600"/>
+            <w:tcBorders>
+              <w:top w:val="single" w:color="AAAAAA" w:sz="4"/>
+              <w:left w:val="single" w:color="AAAAAA" w:sz="4"/>
+              <w:bottom w:val="single" w:color="AAAAAA" w:sz="4"/>
+              <w:right w:val="single" w:color="AAAAAA" w:sz="4"/>
+            </w:tcBorders>
+            <w:tcMar>
+              <w:top w:type="dxa" w:w="80"/>
+              <w:left w:type="dxa" w:w="120"/>
+              <w:bottom w:type="dxa" w:w="80"/>
+              <w:right w:type="dxa" w:w="120"/>
+            </w:tcMar>
+          </w:tcPr>
+          <w:p>
+            <w:r>
+              <w:rPr>
+                <w:rFonts w:ascii="Arial" w:cs="Arial" w:eastAsia="Arial" w:hAnsi="Arial"/>
+                <w:b w:val="false"/>
+                <w:bCs w:val="false"/>
+                <w:color w:val="111111"/>
+                <w:sz w:val="18"/>
+                <w:szCs w:val="18"/>
+              </w:rPr>
+              <w:t xml:space="preserve">INTEGER PK</w:t>
+            </w:r>
+          </w:p>
+        </w:tc>
+        <w:tc>
+          <w:tcPr>
+            <w:tcW w:type="dxa" w:w="3826"/>
+            <w:tcBorders>
+              <w:top w:val="single" w:color="AAAAAA" w:sz="4"/>
+              <w:left w:val="single" w:color="AAAAAA" w:sz="4"/>
+              <w:bottom w:val="single" w:color="AAAAAA" w:sz="4"/>
+              <w:right w:val="single" w:color="AAAAAA" w:sz="4"/>
+            </w:tcBorders>
+            <w:tcMar>
+              <w:top w:type="dxa" w:w="80"/>
+              <w:left w:type="dxa" w:w="120"/>
+              <w:bottom w:type="dxa" w:w="80"/>
+              <w:right w:type="dxa" w:w="120"/>
+            </w:tcMar>
+          </w:tcPr>
+          <w:p>
+            <w:r>
+              <w:rPr>
+                <w:rFonts w:ascii="Arial" w:cs="Arial" w:eastAsia="Arial" w:hAnsi="Arial"/>
+                <w:b w:val="false"/>
+                <w:bCs w:val="false"/>
+                <w:color w:val="111111"/>
                 <w:sz w:val="18"/>
                 <w:szCs w:val="18"/>
               </w:rPr>
@@ -4642,7 +4642,7 @@
                 <w:rFonts w:ascii="Arial" w:cs="Arial" w:eastAsia="Arial" w:hAnsi="Arial"/>
                 <w:b w:val="false"/>
                 <w:bCs w:val="false"/>
-                <w:color w:val="000000"/>
+                <w:color w:val="111111"/>
                 <w:sz w:val="18"/>
                 <w:szCs w:val="18"/>
               </w:rPr>
@@ -4673,7 +4673,7 @@
                 <w:rFonts w:ascii="Arial" w:cs="Arial" w:eastAsia="Arial" w:hAnsi="Arial"/>
                 <w:b w:val="false"/>
                 <w:bCs w:val="false"/>
-                <w:color w:val="000000"/>
+                <w:color w:val="111111"/>
                 <w:sz w:val="18"/>
                 <w:szCs w:val="18"/>
               </w:rPr>
@@ -4683,28 +4683,28 @@
         </w:tc>
         <w:tc>
           <w:tcPr>
-            <w:tcW w:type="dxa" w:w="2426"/>
-            <w:tcBorders>
-              <w:top w:val="single" w:color="AAAAAA" w:sz="4"/>
-              <w:left w:val="single" w:color="AAAAAA" w:sz="4"/>
-              <w:bottom w:val="single" w:color="AAAAAA" w:sz="4"/>
-              <w:right w:val="single" w:color="AAAAAA" w:sz="4"/>
-            </w:tcBorders>
-            <w:shd w:fill="F5F7FA" w:val="clear"/>
-            <w:tcMar>
-              <w:top w:type="dxa" w:w="80"/>
-              <w:left w:type="dxa" w:w="120"/>
-              <w:bottom w:type="dxa" w:w="80"/>
-              <w:right w:type="dxa" w:w="120"/>
-            </w:tcMar>
-          </w:tcPr>
-          <w:p>
-            <w:r>
-              <w:rPr>
-                <w:rFonts w:ascii="Arial" w:cs="Arial" w:eastAsia="Arial" w:hAnsi="Arial"/>
-                <w:b w:val="false"/>
-                <w:bCs w:val="false"/>
-                <w:color w:val="000000"/>
+            <w:tcW w:type="dxa" w:w="1600"/>
+            <w:tcBorders>
+              <w:top w:val="single" w:color="AAAAAA" w:sz="4"/>
+              <w:left w:val="single" w:color="AAAAAA" w:sz="4"/>
+              <w:bottom w:val="single" w:color="AAAAAA" w:sz="4"/>
+              <w:right w:val="single" w:color="AAAAAA" w:sz="4"/>
+            </w:tcBorders>
+            <w:shd w:fill="F5F7FA" w:val="clear"/>
+            <w:tcMar>
+              <w:top w:type="dxa" w:w="80"/>
+              <w:left w:type="dxa" w:w="120"/>
+              <w:bottom w:type="dxa" w:w="80"/>
+              <w:right w:type="dxa" w:w="120"/>
+            </w:tcMar>
+          </w:tcPr>
+          <w:p>
+            <w:r>
+              <w:rPr>
+                <w:rFonts w:ascii="Arial" w:cs="Arial" w:eastAsia="Arial" w:hAnsi="Arial"/>
+                <w:b w:val="false"/>
+                <w:bCs w:val="false"/>
+                <w:color w:val="111111"/>
                 <w:sz w:val="18"/>
                 <w:szCs w:val="18"/>
               </w:rPr>
@@ -4714,32 +4714,32 @@
         </w:tc>
         <w:tc>
           <w:tcPr>
-            <w:tcW w:type="dxa" w:w="3000"/>
-            <w:tcBorders>
-              <w:top w:val="single" w:color="AAAAAA" w:sz="4"/>
-              <w:left w:val="single" w:color="AAAAAA" w:sz="4"/>
-              <w:bottom w:val="single" w:color="AAAAAA" w:sz="4"/>
-              <w:right w:val="single" w:color="AAAAAA" w:sz="4"/>
-            </w:tcBorders>
-            <w:shd w:fill="F5F7FA" w:val="clear"/>
-            <w:tcMar>
-              <w:top w:type="dxa" w:w="80"/>
-              <w:left w:type="dxa" w:w="120"/>
-              <w:bottom w:type="dxa" w:w="80"/>
-              <w:right w:type="dxa" w:w="120"/>
-            </w:tcMar>
-          </w:tcPr>
-          <w:p>
-            <w:r>
-              <w:rPr>
-                <w:rFonts w:ascii="Arial" w:cs="Arial" w:eastAsia="Arial" w:hAnsi="Arial"/>
-                <w:b w:val="false"/>
-                <w:bCs w:val="false"/>
-                <w:color w:val="000000"/>
-                <w:sz w:val="18"/>
-                <w:szCs w:val="18"/>
-              </w:rPr>
-              <w:t xml:space="preserve">Gorev/proje adi (zorunlu)</w:t>
+            <w:tcW w:type="dxa" w:w="3826"/>
+            <w:tcBorders>
+              <w:top w:val="single" w:color="AAAAAA" w:sz="4"/>
+              <w:left w:val="single" w:color="AAAAAA" w:sz="4"/>
+              <w:bottom w:val="single" w:color="AAAAAA" w:sz="4"/>
+              <w:right w:val="single" w:color="AAAAAA" w:sz="4"/>
+            </w:tcBorders>
+            <w:shd w:fill="F5F7FA" w:val="clear"/>
+            <w:tcMar>
+              <w:top w:type="dxa" w:w="80"/>
+              <w:left w:type="dxa" w:w="120"/>
+              <w:bottom w:type="dxa" w:w="80"/>
+              <w:right w:type="dxa" w:w="120"/>
+            </w:tcMar>
+          </w:tcPr>
+          <w:p>
+            <w:r>
+              <w:rPr>
+                <w:rFonts w:ascii="Arial" w:cs="Arial" w:eastAsia="Arial" w:hAnsi="Arial"/>
+                <w:b w:val="false"/>
+                <w:bCs w:val="false"/>
+                <w:color w:val="111111"/>
+                <w:sz w:val="18"/>
+                <w:szCs w:val="18"/>
+              </w:rPr>
+              <w:t xml:space="preserve">Görev/proje adı (zorunlu)</w:t>
             </w:r>
           </w:p>
         </w:tc>
@@ -4767,7 +4767,7 @@
                 <w:rFonts w:ascii="Arial" w:cs="Arial" w:eastAsia="Arial" w:hAnsi="Arial"/>
                 <w:b w:val="false"/>
                 <w:bCs w:val="false"/>
-                <w:color w:val="000000"/>
+                <w:color w:val="111111"/>
                 <w:sz w:val="18"/>
                 <w:szCs w:val="18"/>
               </w:rPr>
@@ -4797,7 +4797,7 @@
                 <w:rFonts w:ascii="Arial" w:cs="Arial" w:eastAsia="Arial" w:hAnsi="Arial"/>
                 <w:b w:val="false"/>
                 <w:bCs w:val="false"/>
-                <w:color w:val="000000"/>
+                <w:color w:val="111111"/>
                 <w:sz w:val="18"/>
                 <w:szCs w:val="18"/>
               </w:rPr>
@@ -4807,27 +4807,27 @@
         </w:tc>
         <w:tc>
           <w:tcPr>
-            <w:tcW w:type="dxa" w:w="2426"/>
-            <w:tcBorders>
-              <w:top w:val="single" w:color="AAAAAA" w:sz="4"/>
-              <w:left w:val="single" w:color="AAAAAA" w:sz="4"/>
-              <w:bottom w:val="single" w:color="AAAAAA" w:sz="4"/>
-              <w:right w:val="single" w:color="AAAAAA" w:sz="4"/>
-            </w:tcBorders>
-            <w:tcMar>
-              <w:top w:type="dxa" w:w="80"/>
-              <w:left w:type="dxa" w:w="120"/>
-              <w:bottom w:type="dxa" w:w="80"/>
-              <w:right w:type="dxa" w:w="120"/>
-            </w:tcMar>
-          </w:tcPr>
-          <w:p>
-            <w:r>
-              <w:rPr>
-                <w:rFonts w:ascii="Arial" w:cs="Arial" w:eastAsia="Arial" w:hAnsi="Arial"/>
-                <w:b w:val="false"/>
-                <w:bCs w:val="false"/>
-                <w:color w:val="000000"/>
+            <w:tcW w:type="dxa" w:w="1600"/>
+            <w:tcBorders>
+              <w:top w:val="single" w:color="AAAAAA" w:sz="4"/>
+              <w:left w:val="single" w:color="AAAAAA" w:sz="4"/>
+              <w:bottom w:val="single" w:color="AAAAAA" w:sz="4"/>
+              <w:right w:val="single" w:color="AAAAAA" w:sz="4"/>
+            </w:tcBorders>
+            <w:tcMar>
+              <w:top w:type="dxa" w:w="80"/>
+              <w:left w:type="dxa" w:w="120"/>
+              <w:bottom w:type="dxa" w:w="80"/>
+              <w:right w:type="dxa" w:w="120"/>
+            </w:tcMar>
+          </w:tcPr>
+          <w:p>
+            <w:r>
+              <w:rPr>
+                <w:rFonts w:ascii="Arial" w:cs="Arial" w:eastAsia="Arial" w:hAnsi="Arial"/>
+                <w:b w:val="false"/>
+                <w:bCs w:val="false"/>
+                <w:color w:val="111111"/>
                 <w:sz w:val="18"/>
                 <w:szCs w:val="18"/>
               </w:rPr>
@@ -4837,31 +4837,31 @@
         </w:tc>
         <w:tc>
           <w:tcPr>
-            <w:tcW w:type="dxa" w:w="3000"/>
-            <w:tcBorders>
-              <w:top w:val="single" w:color="AAAAAA" w:sz="4"/>
-              <w:left w:val="single" w:color="AAAAAA" w:sz="4"/>
-              <w:bottom w:val="single" w:color="AAAAAA" w:sz="4"/>
-              <w:right w:val="single" w:color="AAAAAA" w:sz="4"/>
-            </w:tcBorders>
-            <w:tcMar>
-              <w:top w:type="dxa" w:w="80"/>
-              <w:left w:type="dxa" w:w="120"/>
-              <w:bottom w:type="dxa" w:w="80"/>
-              <w:right w:type="dxa" w:w="120"/>
-            </w:tcMar>
-          </w:tcPr>
-          <w:p>
-            <w:r>
-              <w:rPr>
-                <w:rFonts w:ascii="Arial" w:cs="Arial" w:eastAsia="Arial" w:hAnsi="Arial"/>
-                <w:b w:val="false"/>
-                <w:bCs w:val="false"/>
-                <w:color w:val="000000"/>
-                <w:sz w:val="18"/>
-                <w:szCs w:val="18"/>
-              </w:rPr>
-              <w:t xml:space="preserve">Musteri veya ilgili kisi</w:t>
+            <w:tcW w:type="dxa" w:w="3826"/>
+            <w:tcBorders>
+              <w:top w:val="single" w:color="AAAAAA" w:sz="4"/>
+              <w:left w:val="single" w:color="AAAAAA" w:sz="4"/>
+              <w:bottom w:val="single" w:color="AAAAAA" w:sz="4"/>
+              <w:right w:val="single" w:color="AAAAAA" w:sz="4"/>
+            </w:tcBorders>
+            <w:tcMar>
+              <w:top w:type="dxa" w:w="80"/>
+              <w:left w:type="dxa" w:w="120"/>
+              <w:bottom w:type="dxa" w:w="80"/>
+              <w:right w:type="dxa" w:w="120"/>
+            </w:tcMar>
+          </w:tcPr>
+          <w:p>
+            <w:r>
+              <w:rPr>
+                <w:rFonts w:ascii="Arial" w:cs="Arial" w:eastAsia="Arial" w:hAnsi="Arial"/>
+                <w:b w:val="false"/>
+                <w:bCs w:val="false"/>
+                <w:color w:val="111111"/>
+                <w:sz w:val="18"/>
+                <w:szCs w:val="18"/>
+              </w:rPr>
+              <w:t xml:space="preserve">Müşteri veya ilgili kişi</w:t>
             </w:r>
           </w:p>
         </w:tc>
@@ -4890,7 +4890,7 @@
                 <w:rFonts w:ascii="Arial" w:cs="Arial" w:eastAsia="Arial" w:hAnsi="Arial"/>
                 <w:b w:val="false"/>
                 <w:bCs w:val="false"/>
-                <w:color w:val="000000"/>
+                <w:color w:val="111111"/>
                 <w:sz w:val="18"/>
                 <w:szCs w:val="18"/>
               </w:rPr>
@@ -4921,7 +4921,7 @@
                 <w:rFonts w:ascii="Arial" w:cs="Arial" w:eastAsia="Arial" w:hAnsi="Arial"/>
                 <w:b w:val="false"/>
                 <w:bCs w:val="false"/>
-                <w:color w:val="000000"/>
+                <w:color w:val="111111"/>
                 <w:sz w:val="18"/>
                 <w:szCs w:val="18"/>
               </w:rPr>
@@ -4931,28 +4931,28 @@
         </w:tc>
         <w:tc>
           <w:tcPr>
-            <w:tcW w:type="dxa" w:w="2426"/>
-            <w:tcBorders>
-              <w:top w:val="single" w:color="AAAAAA" w:sz="4"/>
-              <w:left w:val="single" w:color="AAAAAA" w:sz="4"/>
-              <w:bottom w:val="single" w:color="AAAAAA" w:sz="4"/>
-              <w:right w:val="single" w:color="AAAAAA" w:sz="4"/>
-            </w:tcBorders>
-            <w:shd w:fill="F5F7FA" w:val="clear"/>
-            <w:tcMar>
-              <w:top w:type="dxa" w:w="80"/>
-              <w:left w:type="dxa" w:w="120"/>
-              <w:bottom w:type="dxa" w:w="80"/>
-              <w:right w:type="dxa" w:w="120"/>
-            </w:tcMar>
-          </w:tcPr>
-          <w:p>
-            <w:r>
-              <w:rPr>
-                <w:rFonts w:ascii="Arial" w:cs="Arial" w:eastAsia="Arial" w:hAnsi="Arial"/>
-                <w:b w:val="false"/>
-                <w:bCs w:val="false"/>
-                <w:color w:val="000000"/>
+            <w:tcW w:type="dxa" w:w="1600"/>
+            <w:tcBorders>
+              <w:top w:val="single" w:color="AAAAAA" w:sz="4"/>
+              <w:left w:val="single" w:color="AAAAAA" w:sz="4"/>
+              <w:bottom w:val="single" w:color="AAAAAA" w:sz="4"/>
+              <w:right w:val="single" w:color="AAAAAA" w:sz="4"/>
+            </w:tcBorders>
+            <w:shd w:fill="F5F7FA" w:val="clear"/>
+            <w:tcMar>
+              <w:top w:type="dxa" w:w="80"/>
+              <w:left w:type="dxa" w:w="120"/>
+              <w:bottom w:type="dxa" w:w="80"/>
+              <w:right w:type="dxa" w:w="120"/>
+            </w:tcMar>
+          </w:tcPr>
+          <w:p>
+            <w:r>
+              <w:rPr>
+                <w:rFonts w:ascii="Arial" w:cs="Arial" w:eastAsia="Arial" w:hAnsi="Arial"/>
+                <w:b w:val="false"/>
+                <w:bCs w:val="false"/>
+                <w:color w:val="111111"/>
                 <w:sz w:val="18"/>
                 <w:szCs w:val="18"/>
               </w:rPr>
@@ -4962,32 +4962,32 @@
         </w:tc>
         <w:tc>
           <w:tcPr>
-            <w:tcW w:type="dxa" w:w="3000"/>
-            <w:tcBorders>
-              <w:top w:val="single" w:color="AAAAAA" w:sz="4"/>
-              <w:left w:val="single" w:color="AAAAAA" w:sz="4"/>
-              <w:bottom w:val="single" w:color="AAAAAA" w:sz="4"/>
-              <w:right w:val="single" w:color="AAAAAA" w:sz="4"/>
-            </w:tcBorders>
-            <w:shd w:fill="F5F7FA" w:val="clear"/>
-            <w:tcMar>
-              <w:top w:type="dxa" w:w="80"/>
-              <w:left w:type="dxa" w:w="120"/>
-              <w:bottom w:type="dxa" w:w="80"/>
-              <w:right w:type="dxa" w:w="120"/>
-            </w:tcMar>
-          </w:tcPr>
-          <w:p>
-            <w:r>
-              <w:rPr>
-                <w:rFonts w:ascii="Arial" w:cs="Arial" w:eastAsia="Arial" w:hAnsi="Arial"/>
-                <w:b w:val="false"/>
-                <w:bCs w:val="false"/>
-                <w:color w:val="000000"/>
-                <w:sz w:val="18"/>
-                <w:szCs w:val="18"/>
-              </w:rPr>
-              <w:t xml:space="preserve">Iletisim bilgisi</w:t>
+            <w:tcW w:type="dxa" w:w="3826"/>
+            <w:tcBorders>
+              <w:top w:val="single" w:color="AAAAAA" w:sz="4"/>
+              <w:left w:val="single" w:color="AAAAAA" w:sz="4"/>
+              <w:bottom w:val="single" w:color="AAAAAA" w:sz="4"/>
+              <w:right w:val="single" w:color="AAAAAA" w:sz="4"/>
+            </w:tcBorders>
+            <w:shd w:fill="F5F7FA" w:val="clear"/>
+            <w:tcMar>
+              <w:top w:type="dxa" w:w="80"/>
+              <w:left w:type="dxa" w:w="120"/>
+              <w:bottom w:type="dxa" w:w="80"/>
+              <w:right w:type="dxa" w:w="120"/>
+            </w:tcMar>
+          </w:tcPr>
+          <w:p>
+            <w:r>
+              <w:rPr>
+                <w:rFonts w:ascii="Arial" w:cs="Arial" w:eastAsia="Arial" w:hAnsi="Arial"/>
+                <w:b w:val="false"/>
+                <w:bCs w:val="false"/>
+                <w:color w:val="111111"/>
+                <w:sz w:val="18"/>
+                <w:szCs w:val="18"/>
+              </w:rPr>
+              <w:t xml:space="preserve">İletişim bilgisi</w:t>
             </w:r>
           </w:p>
         </w:tc>
@@ -5015,7 +5015,7 @@
                 <w:rFonts w:ascii="Arial" w:cs="Arial" w:eastAsia="Arial" w:hAnsi="Arial"/>
                 <w:b w:val="false"/>
                 <w:bCs w:val="false"/>
-                <w:color w:val="000000"/>
+                <w:color w:val="111111"/>
                 <w:sz w:val="18"/>
                 <w:szCs w:val="18"/>
               </w:rPr>
@@ -5045,7 +5045,7 @@
                 <w:rFonts w:ascii="Arial" w:cs="Arial" w:eastAsia="Arial" w:hAnsi="Arial"/>
                 <w:b w:val="false"/>
                 <w:bCs w:val="false"/>
-                <w:color w:val="000000"/>
+                <w:color w:val="111111"/>
                 <w:sz w:val="18"/>
                 <w:szCs w:val="18"/>
               </w:rPr>
@@ -5055,27 +5055,27 @@
         </w:tc>
         <w:tc>
           <w:tcPr>
-            <w:tcW w:type="dxa" w:w="2426"/>
-            <w:tcBorders>
-              <w:top w:val="single" w:color="AAAAAA" w:sz="4"/>
-              <w:left w:val="single" w:color="AAAAAA" w:sz="4"/>
-              <w:bottom w:val="single" w:color="AAAAAA" w:sz="4"/>
-              <w:right w:val="single" w:color="AAAAAA" w:sz="4"/>
-            </w:tcBorders>
-            <w:tcMar>
-              <w:top w:type="dxa" w:w="80"/>
-              <w:left w:type="dxa" w:w="120"/>
-              <w:bottom w:type="dxa" w:w="80"/>
-              <w:right w:type="dxa" w:w="120"/>
-            </w:tcMar>
-          </w:tcPr>
-          <w:p>
-            <w:r>
-              <w:rPr>
-                <w:rFonts w:ascii="Arial" w:cs="Arial" w:eastAsia="Arial" w:hAnsi="Arial"/>
-                <w:b w:val="false"/>
-                <w:bCs w:val="false"/>
-                <w:color w:val="000000"/>
+            <w:tcW w:type="dxa" w:w="1600"/>
+            <w:tcBorders>
+              <w:top w:val="single" w:color="AAAAAA" w:sz="4"/>
+              <w:left w:val="single" w:color="AAAAAA" w:sz="4"/>
+              <w:bottom w:val="single" w:color="AAAAAA" w:sz="4"/>
+              <w:right w:val="single" w:color="AAAAAA" w:sz="4"/>
+            </w:tcBorders>
+            <w:tcMar>
+              <w:top w:type="dxa" w:w="80"/>
+              <w:left w:type="dxa" w:w="120"/>
+              <w:bottom w:type="dxa" w:w="80"/>
+              <w:right w:type="dxa" w:w="120"/>
+            </w:tcMar>
+          </w:tcPr>
+          <w:p>
+            <w:r>
+              <w:rPr>
+                <w:rFonts w:ascii="Arial" w:cs="Arial" w:eastAsia="Arial" w:hAnsi="Arial"/>
+                <w:b w:val="false"/>
+                <w:bCs w:val="false"/>
+                <w:color w:val="111111"/>
                 <w:sz w:val="18"/>
                 <w:szCs w:val="18"/>
               </w:rPr>
@@ -5085,31 +5085,31 @@
         </w:tc>
         <w:tc>
           <w:tcPr>
-            <w:tcW w:type="dxa" w:w="3000"/>
-            <w:tcBorders>
-              <w:top w:val="single" w:color="AAAAAA" w:sz="4"/>
-              <w:left w:val="single" w:color="AAAAAA" w:sz="4"/>
-              <w:bottom w:val="single" w:color="AAAAAA" w:sz="4"/>
-              <w:right w:val="single" w:color="AAAAAA" w:sz="4"/>
-            </w:tcBorders>
-            <w:tcMar>
-              <w:top w:type="dxa" w:w="80"/>
-              <w:left w:type="dxa" w:w="120"/>
-              <w:bottom w:type="dxa" w:w="80"/>
-              <w:right w:type="dxa" w:w="120"/>
-            </w:tcMar>
-          </w:tcPr>
-          <w:p>
-            <w:r>
-              <w:rPr>
-                <w:rFonts w:ascii="Arial" w:cs="Arial" w:eastAsia="Arial" w:hAnsi="Arial"/>
-                <w:b w:val="false"/>
-                <w:bCs w:val="false"/>
-                <w:color w:val="000000"/>
-                <w:sz w:val="18"/>
-                <w:szCs w:val="18"/>
-              </w:rPr>
-              <w:t xml:space="preserve">Okul / Is / Kisisel / Genel</w:t>
+            <w:tcW w:type="dxa" w:w="3826"/>
+            <w:tcBorders>
+              <w:top w:val="single" w:color="AAAAAA" w:sz="4"/>
+              <w:left w:val="single" w:color="AAAAAA" w:sz="4"/>
+              <w:bottom w:val="single" w:color="AAAAAA" w:sz="4"/>
+              <w:right w:val="single" w:color="AAAAAA" w:sz="4"/>
+            </w:tcBorders>
+            <w:tcMar>
+              <w:top w:type="dxa" w:w="80"/>
+              <w:left w:type="dxa" w:w="120"/>
+              <w:bottom w:type="dxa" w:w="80"/>
+              <w:right w:type="dxa" w:w="120"/>
+            </w:tcMar>
+          </w:tcPr>
+          <w:p>
+            <w:r>
+              <w:rPr>
+                <w:rFonts w:ascii="Arial" w:cs="Arial" w:eastAsia="Arial" w:hAnsi="Arial"/>
+                <w:b w:val="false"/>
+                <w:bCs w:val="false"/>
+                <w:color w:val="111111"/>
+                <w:sz w:val="18"/>
+                <w:szCs w:val="18"/>
+              </w:rPr>
+              <w:t xml:space="preserve">Okul / İş / Kişisel / Genel</w:t>
             </w:r>
           </w:p>
         </w:tc>
@@ -5138,7 +5138,7 @@
                 <w:rFonts w:ascii="Arial" w:cs="Arial" w:eastAsia="Arial" w:hAnsi="Arial"/>
                 <w:b w:val="false"/>
                 <w:bCs w:val="false"/>
-                <w:color w:val="000000"/>
+                <w:color w:val="111111"/>
                 <w:sz w:val="18"/>
                 <w:szCs w:val="18"/>
               </w:rPr>
@@ -5169,7 +5169,7 @@
                 <w:rFonts w:ascii="Arial" w:cs="Arial" w:eastAsia="Arial" w:hAnsi="Arial"/>
                 <w:b w:val="false"/>
                 <w:bCs w:val="false"/>
-                <w:color w:val="000000"/>
+                <w:color w:val="111111"/>
                 <w:sz w:val="18"/>
                 <w:szCs w:val="18"/>
               </w:rPr>
@@ -5179,28 +5179,28 @@
         </w:tc>
         <w:tc>
           <w:tcPr>
-            <w:tcW w:type="dxa" w:w="2426"/>
-            <w:tcBorders>
-              <w:top w:val="single" w:color="AAAAAA" w:sz="4"/>
-              <w:left w:val="single" w:color="AAAAAA" w:sz="4"/>
-              <w:bottom w:val="single" w:color="AAAAAA" w:sz="4"/>
-              <w:right w:val="single" w:color="AAAAAA" w:sz="4"/>
-            </w:tcBorders>
-            <w:shd w:fill="F5F7FA" w:val="clear"/>
-            <w:tcMar>
-              <w:top w:type="dxa" w:w="80"/>
-              <w:left w:type="dxa" w:w="120"/>
-              <w:bottom w:type="dxa" w:w="80"/>
-              <w:right w:type="dxa" w:w="120"/>
-            </w:tcMar>
-          </w:tcPr>
-          <w:p>
-            <w:r>
-              <w:rPr>
-                <w:rFonts w:ascii="Arial" w:cs="Arial" w:eastAsia="Arial" w:hAnsi="Arial"/>
-                <w:b w:val="false"/>
-                <w:bCs w:val="false"/>
-                <w:color w:val="000000"/>
+            <w:tcW w:type="dxa" w:w="1600"/>
+            <w:tcBorders>
+              <w:top w:val="single" w:color="AAAAAA" w:sz="4"/>
+              <w:left w:val="single" w:color="AAAAAA" w:sz="4"/>
+              <w:bottom w:val="single" w:color="AAAAAA" w:sz="4"/>
+              <w:right w:val="single" w:color="AAAAAA" w:sz="4"/>
+            </w:tcBorders>
+            <w:shd w:fill="F5F7FA" w:val="clear"/>
+            <w:tcMar>
+              <w:top w:type="dxa" w:w="80"/>
+              <w:left w:type="dxa" w:w="120"/>
+              <w:bottom w:type="dxa" w:w="80"/>
+              <w:right w:type="dxa" w:w="120"/>
+            </w:tcMar>
+          </w:tcPr>
+          <w:p>
+            <w:r>
+              <w:rPr>
+                <w:rFonts w:ascii="Arial" w:cs="Arial" w:eastAsia="Arial" w:hAnsi="Arial"/>
+                <w:b w:val="false"/>
+                <w:bCs w:val="false"/>
+                <w:color w:val="111111"/>
                 <w:sz w:val="18"/>
                 <w:szCs w:val="18"/>
               </w:rPr>
@@ -5210,32 +5210,32 @@
         </w:tc>
         <w:tc>
           <w:tcPr>
-            <w:tcW w:type="dxa" w:w="3000"/>
-            <w:tcBorders>
-              <w:top w:val="single" w:color="AAAAAA" w:sz="4"/>
-              <w:left w:val="single" w:color="AAAAAA" w:sz="4"/>
-              <w:bottom w:val="single" w:color="AAAAAA" w:sz="4"/>
-              <w:right w:val="single" w:color="AAAAAA" w:sz="4"/>
-            </w:tcBorders>
-            <w:shd w:fill="F5F7FA" w:val="clear"/>
-            <w:tcMar>
-              <w:top w:type="dxa" w:w="80"/>
-              <w:left w:type="dxa" w:w="120"/>
-              <w:bottom w:type="dxa" w:w="80"/>
-              <w:right w:type="dxa" w:w="120"/>
-            </w:tcMar>
-          </w:tcPr>
-          <w:p>
-            <w:r>
-              <w:rPr>
-                <w:rFonts w:ascii="Arial" w:cs="Arial" w:eastAsia="Arial" w:hAnsi="Arial"/>
-                <w:b w:val="false"/>
-                <w:bCs w:val="false"/>
-                <w:color w:val="000000"/>
-                <w:sz w:val="18"/>
-                <w:szCs w:val="18"/>
-              </w:rPr>
-              <w:t xml:space="preserve">GG.AA.YYYY SS:dd formatinda</w:t>
+            <w:tcW w:type="dxa" w:w="3826"/>
+            <w:tcBorders>
+              <w:top w:val="single" w:color="AAAAAA" w:sz="4"/>
+              <w:left w:val="single" w:color="AAAAAA" w:sz="4"/>
+              <w:bottom w:val="single" w:color="AAAAAA" w:sz="4"/>
+              <w:right w:val="single" w:color="AAAAAA" w:sz="4"/>
+            </w:tcBorders>
+            <w:shd w:fill="F5F7FA" w:val="clear"/>
+            <w:tcMar>
+              <w:top w:type="dxa" w:w="80"/>
+              <w:left w:type="dxa" w:w="120"/>
+              <w:bottom w:type="dxa" w:w="80"/>
+              <w:right w:type="dxa" w:w="120"/>
+            </w:tcMar>
+          </w:tcPr>
+          <w:p>
+            <w:r>
+              <w:rPr>
+                <w:rFonts w:ascii="Arial" w:cs="Arial" w:eastAsia="Arial" w:hAnsi="Arial"/>
+                <w:b w:val="false"/>
+                <w:bCs w:val="false"/>
+                <w:color w:val="111111"/>
+                <w:sz w:val="18"/>
+                <w:szCs w:val="18"/>
+              </w:rPr>
+              <w:t xml:space="preserve">GG.AA.YYYY SS:dd formatında</w:t>
             </w:r>
           </w:p>
         </w:tc>
@@ -5263,7 +5263,7 @@
                 <w:rFonts w:ascii="Arial" w:cs="Arial" w:eastAsia="Arial" w:hAnsi="Arial"/>
                 <w:b w:val="false"/>
                 <w:bCs w:val="false"/>
-                <w:color w:val="000000"/>
+                <w:color w:val="111111"/>
                 <w:sz w:val="18"/>
                 <w:szCs w:val="18"/>
               </w:rPr>
@@ -5293,7 +5293,7 @@
                 <w:rFonts w:ascii="Arial" w:cs="Arial" w:eastAsia="Arial" w:hAnsi="Arial"/>
                 <w:b w:val="false"/>
                 <w:bCs w:val="false"/>
-                <w:color w:val="000000"/>
+                <w:color w:val="111111"/>
                 <w:sz w:val="18"/>
                 <w:szCs w:val="18"/>
               </w:rPr>
@@ -5303,27 +5303,27 @@
         </w:tc>
         <w:tc>
           <w:tcPr>
-            <w:tcW w:type="dxa" w:w="2426"/>
-            <w:tcBorders>
-              <w:top w:val="single" w:color="AAAAAA" w:sz="4"/>
-              <w:left w:val="single" w:color="AAAAAA" w:sz="4"/>
-              <w:bottom w:val="single" w:color="AAAAAA" w:sz="4"/>
-              <w:right w:val="single" w:color="AAAAAA" w:sz="4"/>
-            </w:tcBorders>
-            <w:tcMar>
-              <w:top w:type="dxa" w:w="80"/>
-              <w:left w:type="dxa" w:w="120"/>
-              <w:bottom w:type="dxa" w:w="80"/>
-              <w:right w:type="dxa" w:w="120"/>
-            </w:tcMar>
-          </w:tcPr>
-          <w:p>
-            <w:r>
-              <w:rPr>
-                <w:rFonts w:ascii="Arial" w:cs="Arial" w:eastAsia="Arial" w:hAnsi="Arial"/>
-                <w:b w:val="false"/>
-                <w:bCs w:val="false"/>
-                <w:color w:val="000000"/>
+            <w:tcW w:type="dxa" w:w="1600"/>
+            <w:tcBorders>
+              <w:top w:val="single" w:color="AAAAAA" w:sz="4"/>
+              <w:left w:val="single" w:color="AAAAAA" w:sz="4"/>
+              <w:bottom w:val="single" w:color="AAAAAA" w:sz="4"/>
+              <w:right w:val="single" w:color="AAAAAA" w:sz="4"/>
+            </w:tcBorders>
+            <w:tcMar>
+              <w:top w:type="dxa" w:w="80"/>
+              <w:left w:type="dxa" w:w="120"/>
+              <w:bottom w:type="dxa" w:w="80"/>
+              <w:right w:type="dxa" w:w="120"/>
+            </w:tcMar>
+          </w:tcPr>
+          <w:p>
+            <w:r>
+              <w:rPr>
+                <w:rFonts w:ascii="Arial" w:cs="Arial" w:eastAsia="Arial" w:hAnsi="Arial"/>
+                <w:b w:val="false"/>
+                <w:bCs w:val="false"/>
+                <w:color w:val="111111"/>
                 <w:sz w:val="18"/>
                 <w:szCs w:val="18"/>
               </w:rPr>
@@ -5333,31 +5333,31 @@
         </w:tc>
         <w:tc>
           <w:tcPr>
-            <w:tcW w:type="dxa" w:w="3000"/>
-            <w:tcBorders>
-              <w:top w:val="single" w:color="AAAAAA" w:sz="4"/>
-              <w:left w:val="single" w:color="AAAAAA" w:sz="4"/>
-              <w:bottom w:val="single" w:color="AAAAAA" w:sz="4"/>
-              <w:right w:val="single" w:color="AAAAAA" w:sz="4"/>
-            </w:tcBorders>
-            <w:tcMar>
-              <w:top w:type="dxa" w:w="80"/>
-              <w:left w:type="dxa" w:w="120"/>
-              <w:bottom w:type="dxa" w:w="80"/>
-              <w:right w:type="dxa" w:w="120"/>
-            </w:tcMar>
-          </w:tcPr>
-          <w:p>
-            <w:r>
-              <w:rPr>
-                <w:rFonts w:ascii="Arial" w:cs="Arial" w:eastAsia="Arial" w:hAnsi="Arial"/>
-                <w:b w:val="false"/>
-                <w:bCs w:val="false"/>
-                <w:color w:val="000000"/>
-                <w:sz w:val="18"/>
-                <w:szCs w:val="18"/>
-              </w:rPr>
-              <w:t xml:space="preserve">Yapilacak / Devam Ediyor / Bitti</w:t>
+            <w:tcW w:type="dxa" w:w="3826"/>
+            <w:tcBorders>
+              <w:top w:val="single" w:color="AAAAAA" w:sz="4"/>
+              <w:left w:val="single" w:color="AAAAAA" w:sz="4"/>
+              <w:bottom w:val="single" w:color="AAAAAA" w:sz="4"/>
+              <w:right w:val="single" w:color="AAAAAA" w:sz="4"/>
+            </w:tcBorders>
+            <w:tcMar>
+              <w:top w:type="dxa" w:w="80"/>
+              <w:left w:type="dxa" w:w="120"/>
+              <w:bottom w:type="dxa" w:w="80"/>
+              <w:right w:type="dxa" w:w="120"/>
+            </w:tcMar>
+          </w:tcPr>
+          <w:p>
+            <w:r>
+              <w:rPr>
+                <w:rFonts w:ascii="Arial" w:cs="Arial" w:eastAsia="Arial" w:hAnsi="Arial"/>
+                <w:b w:val="false"/>
+                <w:bCs w:val="false"/>
+                <w:color w:val="111111"/>
+                <w:sz w:val="18"/>
+                <w:szCs w:val="18"/>
+              </w:rPr>
+              <w:t xml:space="preserve">Yapılacak / Devam Ediyor / Bitti</w:t>
             </w:r>
           </w:p>
         </w:tc>
@@ -5386,7 +5386,7 @@
                 <w:rFonts w:ascii="Arial" w:cs="Arial" w:eastAsia="Arial" w:hAnsi="Arial"/>
                 <w:b w:val="false"/>
                 <w:bCs w:val="false"/>
-                <w:color w:val="000000"/>
+                <w:color w:val="111111"/>
                 <w:sz w:val="18"/>
                 <w:szCs w:val="18"/>
               </w:rPr>
@@ -5417,7 +5417,7 @@
                 <w:rFonts w:ascii="Arial" w:cs="Arial" w:eastAsia="Arial" w:hAnsi="Arial"/>
                 <w:b w:val="false"/>
                 <w:bCs w:val="false"/>
-                <w:color w:val="000000"/>
+                <w:color w:val="111111"/>
                 <w:sz w:val="18"/>
                 <w:szCs w:val="18"/>
               </w:rPr>
@@ -5427,28 +5427,28 @@
         </w:tc>
         <w:tc>
           <w:tcPr>
-            <w:tcW w:type="dxa" w:w="2426"/>
-            <w:tcBorders>
-              <w:top w:val="single" w:color="AAAAAA" w:sz="4"/>
-              <w:left w:val="single" w:color="AAAAAA" w:sz="4"/>
-              <w:bottom w:val="single" w:color="AAAAAA" w:sz="4"/>
-              <w:right w:val="single" w:color="AAAAAA" w:sz="4"/>
-            </w:tcBorders>
-            <w:shd w:fill="F5F7FA" w:val="clear"/>
-            <w:tcMar>
-              <w:top w:type="dxa" w:w="80"/>
-              <w:left w:type="dxa" w:w="120"/>
-              <w:bottom w:type="dxa" w:w="80"/>
-              <w:right w:type="dxa" w:w="120"/>
-            </w:tcMar>
-          </w:tcPr>
-          <w:p>
-            <w:r>
-              <w:rPr>
-                <w:rFonts w:ascii="Arial" w:cs="Arial" w:eastAsia="Arial" w:hAnsi="Arial"/>
-                <w:b w:val="false"/>
-                <w:bCs w:val="false"/>
-                <w:color w:val="000000"/>
+            <w:tcW w:type="dxa" w:w="1600"/>
+            <w:tcBorders>
+              <w:top w:val="single" w:color="AAAAAA" w:sz="4"/>
+              <w:left w:val="single" w:color="AAAAAA" w:sz="4"/>
+              <w:bottom w:val="single" w:color="AAAAAA" w:sz="4"/>
+              <w:right w:val="single" w:color="AAAAAA" w:sz="4"/>
+            </w:tcBorders>
+            <w:shd w:fill="F5F7FA" w:val="clear"/>
+            <w:tcMar>
+              <w:top w:type="dxa" w:w="80"/>
+              <w:left w:type="dxa" w:w="120"/>
+              <w:bottom w:type="dxa" w:w="80"/>
+              <w:right w:type="dxa" w:w="120"/>
+            </w:tcMar>
+          </w:tcPr>
+          <w:p>
+            <w:r>
+              <w:rPr>
+                <w:rFonts w:ascii="Arial" w:cs="Arial" w:eastAsia="Arial" w:hAnsi="Arial"/>
+                <w:b w:val="false"/>
+                <w:bCs w:val="false"/>
+                <w:color w:val="111111"/>
                 <w:sz w:val="18"/>
                 <w:szCs w:val="18"/>
               </w:rPr>
@@ -5458,32 +5458,32 @@
         </w:tc>
         <w:tc>
           <w:tcPr>
-            <w:tcW w:type="dxa" w:w="3000"/>
-            <w:tcBorders>
-              <w:top w:val="single" w:color="AAAAAA" w:sz="4"/>
-              <w:left w:val="single" w:color="AAAAAA" w:sz="4"/>
-              <w:bottom w:val="single" w:color="AAAAAA" w:sz="4"/>
-              <w:right w:val="single" w:color="AAAAAA" w:sz="4"/>
-            </w:tcBorders>
-            <w:shd w:fill="F5F7FA" w:val="clear"/>
-            <w:tcMar>
-              <w:top w:type="dxa" w:w="80"/>
-              <w:left w:type="dxa" w:w="120"/>
-              <w:bottom w:type="dxa" w:w="80"/>
-              <w:right w:type="dxa" w:w="120"/>
-            </w:tcMar>
-          </w:tcPr>
-          <w:p>
-            <w:r>
-              <w:rPr>
-                <w:rFonts w:ascii="Arial" w:cs="Arial" w:eastAsia="Arial" w:hAnsi="Arial"/>
-                <w:b w:val="false"/>
-                <w:bCs w:val="false"/>
-                <w:color w:val="000000"/>
-                <w:sz w:val="18"/>
-                <w:szCs w:val="18"/>
-              </w:rPr>
-              <w:t xml:space="preserve">Butce (yalnizca Is kategorisi)</w:t>
+            <w:tcW w:type="dxa" w:w="3826"/>
+            <w:tcBorders>
+              <w:top w:val="single" w:color="AAAAAA" w:sz="4"/>
+              <w:left w:val="single" w:color="AAAAAA" w:sz="4"/>
+              <w:bottom w:val="single" w:color="AAAAAA" w:sz="4"/>
+              <w:right w:val="single" w:color="AAAAAA" w:sz="4"/>
+            </w:tcBorders>
+            <w:shd w:fill="F5F7FA" w:val="clear"/>
+            <w:tcMar>
+              <w:top w:type="dxa" w:w="80"/>
+              <w:left w:type="dxa" w:w="120"/>
+              <w:bottom w:type="dxa" w:w="80"/>
+              <w:right w:type="dxa" w:w="120"/>
+            </w:tcMar>
+          </w:tcPr>
+          <w:p>
+            <w:r>
+              <w:rPr>
+                <w:rFonts w:ascii="Arial" w:cs="Arial" w:eastAsia="Arial" w:hAnsi="Arial"/>
+                <w:b w:val="false"/>
+                <w:bCs w:val="false"/>
+                <w:color w:val="111111"/>
+                <w:sz w:val="18"/>
+                <w:szCs w:val="18"/>
+              </w:rPr>
+              <w:t xml:space="preserve">Bütçe (yalnızca İş kategorisi)</w:t>
             </w:r>
           </w:p>
         </w:tc>
@@ -5511,7 +5511,7 @@
                 <w:rFonts w:ascii="Arial" w:cs="Arial" w:eastAsia="Arial" w:hAnsi="Arial"/>
                 <w:b w:val="false"/>
                 <w:bCs w:val="false"/>
-                <w:color w:val="000000"/>
+                <w:color w:val="111111"/>
                 <w:sz w:val="18"/>
                 <w:szCs w:val="18"/>
               </w:rPr>
@@ -5541,7 +5541,7 @@
                 <w:rFonts w:ascii="Arial" w:cs="Arial" w:eastAsia="Arial" w:hAnsi="Arial"/>
                 <w:b w:val="false"/>
                 <w:bCs w:val="false"/>
-                <w:color w:val="000000"/>
+                <w:color w:val="111111"/>
                 <w:sz w:val="18"/>
                 <w:szCs w:val="18"/>
               </w:rPr>
@@ -5551,27 +5551,27 @@
         </w:tc>
         <w:tc>
           <w:tcPr>
-            <w:tcW w:type="dxa" w:w="2426"/>
-            <w:tcBorders>
-              <w:top w:val="single" w:color="AAAAAA" w:sz="4"/>
-              <w:left w:val="single" w:color="AAAAAA" w:sz="4"/>
-              <w:bottom w:val="single" w:color="AAAAAA" w:sz="4"/>
-              <w:right w:val="single" w:color="AAAAAA" w:sz="4"/>
-            </w:tcBorders>
-            <w:tcMar>
-              <w:top w:type="dxa" w:w="80"/>
-              <w:left w:type="dxa" w:w="120"/>
-              <w:bottom w:type="dxa" w:w="80"/>
-              <w:right w:type="dxa" w:w="120"/>
-            </w:tcMar>
-          </w:tcPr>
-          <w:p>
-            <w:r>
-              <w:rPr>
-                <w:rFonts w:ascii="Arial" w:cs="Arial" w:eastAsia="Arial" w:hAnsi="Arial"/>
-                <w:b w:val="false"/>
-                <w:bCs w:val="false"/>
-                <w:color w:val="000000"/>
+            <w:tcW w:type="dxa" w:w="1600"/>
+            <w:tcBorders>
+              <w:top w:val="single" w:color="AAAAAA" w:sz="4"/>
+              <w:left w:val="single" w:color="AAAAAA" w:sz="4"/>
+              <w:bottom w:val="single" w:color="AAAAAA" w:sz="4"/>
+              <w:right w:val="single" w:color="AAAAAA" w:sz="4"/>
+            </w:tcBorders>
+            <w:tcMar>
+              <w:top w:type="dxa" w:w="80"/>
+              <w:left w:type="dxa" w:w="120"/>
+              <w:bottom w:type="dxa" w:w="80"/>
+              <w:right w:type="dxa" w:w="120"/>
+            </w:tcMar>
+          </w:tcPr>
+          <w:p>
+            <w:r>
+              <w:rPr>
+                <w:rFonts w:ascii="Arial" w:cs="Arial" w:eastAsia="Arial" w:hAnsi="Arial"/>
+                <w:b w:val="false"/>
+                <w:bCs w:val="false"/>
+                <w:color w:val="111111"/>
                 <w:sz w:val="18"/>
                 <w:szCs w:val="18"/>
               </w:rPr>
@@ -5581,31 +5581,31 @@
         </w:tc>
         <w:tc>
           <w:tcPr>
-            <w:tcW w:type="dxa" w:w="3000"/>
-            <w:tcBorders>
-              <w:top w:val="single" w:color="AAAAAA" w:sz="4"/>
-              <w:left w:val="single" w:color="AAAAAA" w:sz="4"/>
-              <w:bottom w:val="single" w:color="AAAAAA" w:sz="4"/>
-              <w:right w:val="single" w:color="AAAAAA" w:sz="4"/>
-            </w:tcBorders>
-            <w:tcMar>
-              <w:top w:type="dxa" w:w="80"/>
-              <w:left w:type="dxa" w:w="120"/>
-              <w:bottom w:type="dxa" w:w="80"/>
-              <w:right w:type="dxa" w:w="120"/>
-            </w:tcMar>
-          </w:tcPr>
-          <w:p>
-            <w:r>
-              <w:rPr>
-                <w:rFonts w:ascii="Arial" w:cs="Arial" w:eastAsia="Arial" w:hAnsi="Arial"/>
-                <w:b w:val="false"/>
-                <w:bCs w:val="false"/>
-                <w:color w:val="000000"/>
-                <w:sz w:val="18"/>
-                <w:szCs w:val="18"/>
-              </w:rPr>
-              <w:t xml:space="preserve">Yuksek / Orta / Dusuk</w:t>
+            <w:tcW w:type="dxa" w:w="3826"/>
+            <w:tcBorders>
+              <w:top w:val="single" w:color="AAAAAA" w:sz="4"/>
+              <w:left w:val="single" w:color="AAAAAA" w:sz="4"/>
+              <w:bottom w:val="single" w:color="AAAAAA" w:sz="4"/>
+              <w:right w:val="single" w:color="AAAAAA" w:sz="4"/>
+            </w:tcBorders>
+            <w:tcMar>
+              <w:top w:type="dxa" w:w="80"/>
+              <w:left w:type="dxa" w:w="120"/>
+              <w:bottom w:type="dxa" w:w="80"/>
+              <w:right w:type="dxa" w:w="120"/>
+            </w:tcMar>
+          </w:tcPr>
+          <w:p>
+            <w:r>
+              <w:rPr>
+                <w:rFonts w:ascii="Arial" w:cs="Arial" w:eastAsia="Arial" w:hAnsi="Arial"/>
+                <w:b w:val="false"/>
+                <w:bCs w:val="false"/>
+                <w:color w:val="111111"/>
+                <w:sz w:val="18"/>
+                <w:szCs w:val="18"/>
+              </w:rPr>
+              <w:t xml:space="preserve">Yüksek / Orta / Düşük</w:t>
             </w:r>
           </w:p>
         </w:tc>
@@ -5634,7 +5634,7 @@
                 <w:rFonts w:ascii="Arial" w:cs="Arial" w:eastAsia="Arial" w:hAnsi="Arial"/>
                 <w:b w:val="false"/>
                 <w:bCs w:val="false"/>
-                <w:color w:val="000000"/>
+                <w:color w:val="111111"/>
                 <w:sz w:val="18"/>
                 <w:szCs w:val="18"/>
               </w:rPr>
@@ -5665,7 +5665,7 @@
                 <w:rFonts w:ascii="Arial" w:cs="Arial" w:eastAsia="Arial" w:hAnsi="Arial"/>
                 <w:b w:val="false"/>
                 <w:bCs w:val="false"/>
-                <w:color w:val="000000"/>
+                <w:color w:val="111111"/>
                 <w:sz w:val="18"/>
                 <w:szCs w:val="18"/>
               </w:rPr>
@@ -5675,28 +5675,28 @@
         </w:tc>
         <w:tc>
           <w:tcPr>
-            <w:tcW w:type="dxa" w:w="2426"/>
-            <w:tcBorders>
-              <w:top w:val="single" w:color="AAAAAA" w:sz="4"/>
-              <w:left w:val="single" w:color="AAAAAA" w:sz="4"/>
-              <w:bottom w:val="single" w:color="AAAAAA" w:sz="4"/>
-              <w:right w:val="single" w:color="AAAAAA" w:sz="4"/>
-            </w:tcBorders>
-            <w:shd w:fill="F5F7FA" w:val="clear"/>
-            <w:tcMar>
-              <w:top w:type="dxa" w:w="80"/>
-              <w:left w:type="dxa" w:w="120"/>
-              <w:bottom w:type="dxa" w:w="80"/>
-              <w:right w:type="dxa" w:w="120"/>
-            </w:tcMar>
-          </w:tcPr>
-          <w:p>
-            <w:r>
-              <w:rPr>
-                <w:rFonts w:ascii="Arial" w:cs="Arial" w:eastAsia="Arial" w:hAnsi="Arial"/>
-                <w:b w:val="false"/>
-                <w:bCs w:val="false"/>
-                <w:color w:val="000000"/>
+            <w:tcW w:type="dxa" w:w="1600"/>
+            <w:tcBorders>
+              <w:top w:val="single" w:color="AAAAAA" w:sz="4"/>
+              <w:left w:val="single" w:color="AAAAAA" w:sz="4"/>
+              <w:bottom w:val="single" w:color="AAAAAA" w:sz="4"/>
+              <w:right w:val="single" w:color="AAAAAA" w:sz="4"/>
+            </w:tcBorders>
+            <w:shd w:fill="F5F7FA" w:val="clear"/>
+            <w:tcMar>
+              <w:top w:type="dxa" w:w="80"/>
+              <w:left w:type="dxa" w:w="120"/>
+              <w:bottom w:type="dxa" w:w="80"/>
+              <w:right w:type="dxa" w:w="120"/>
+            </w:tcMar>
+          </w:tcPr>
+          <w:p>
+            <w:r>
+              <w:rPr>
+                <w:rFonts w:ascii="Arial" w:cs="Arial" w:eastAsia="Arial" w:hAnsi="Arial"/>
+                <w:b w:val="false"/>
+                <w:bCs w:val="false"/>
+                <w:color w:val="111111"/>
                 <w:sz w:val="18"/>
                 <w:szCs w:val="18"/>
               </w:rPr>
@@ -5706,28 +5706,28 @@
         </w:tc>
         <w:tc>
           <w:tcPr>
-            <w:tcW w:type="dxa" w:w="3000"/>
-            <w:tcBorders>
-              <w:top w:val="single" w:color="AAAAAA" w:sz="4"/>
-              <w:left w:val="single" w:color="AAAAAA" w:sz="4"/>
-              <w:bottom w:val="single" w:color="AAAAAA" w:sz="4"/>
-              <w:right w:val="single" w:color="AAAAAA" w:sz="4"/>
-            </w:tcBorders>
-            <w:shd w:fill="F5F7FA" w:val="clear"/>
-            <w:tcMar>
-              <w:top w:type="dxa" w:w="80"/>
-              <w:left w:type="dxa" w:w="120"/>
-              <w:bottom w:type="dxa" w:w="80"/>
-              <w:right w:type="dxa" w:w="120"/>
-            </w:tcMar>
-          </w:tcPr>
-          <w:p>
-            <w:r>
-              <w:rPr>
-                <w:rFonts w:ascii="Arial" w:cs="Arial" w:eastAsia="Arial" w:hAnsi="Arial"/>
-                <w:b w:val="false"/>
-                <w:bCs w:val="false"/>
-                <w:color w:val="000000"/>
+            <w:tcW w:type="dxa" w:w="3826"/>
+            <w:tcBorders>
+              <w:top w:val="single" w:color="AAAAAA" w:sz="4"/>
+              <w:left w:val="single" w:color="AAAAAA" w:sz="4"/>
+              <w:bottom w:val="single" w:color="AAAAAA" w:sz="4"/>
+              <w:right w:val="single" w:color="AAAAAA" w:sz="4"/>
+            </w:tcBorders>
+            <w:shd w:fill="F5F7FA" w:val="clear"/>
+            <w:tcMar>
+              <w:top w:type="dxa" w:w="80"/>
+              <w:left w:type="dxa" w:w="120"/>
+              <w:bottom w:type="dxa" w:w="80"/>
+              <w:right w:type="dxa" w:w="120"/>
+            </w:tcMar>
+          </w:tcPr>
+          <w:p>
+            <w:r>
+              <w:rPr>
+                <w:rFonts w:ascii="Arial" w:cs="Arial" w:eastAsia="Arial" w:hAnsi="Arial"/>
+                <w:b w:val="false"/>
+                <w:bCs w:val="false"/>
+                <w:color w:val="111111"/>
                 <w:sz w:val="18"/>
                 <w:szCs w:val="18"/>
               </w:rPr>
@@ -5759,7 +5759,7 @@
                 <w:rFonts w:ascii="Arial" w:cs="Arial" w:eastAsia="Arial" w:hAnsi="Arial"/>
                 <w:b w:val="false"/>
                 <w:bCs w:val="false"/>
-                <w:color w:val="000000"/>
+                <w:color w:val="111111"/>
                 <w:sz w:val="18"/>
                 <w:szCs w:val="18"/>
               </w:rPr>
@@ -5789,7 +5789,7 @@
                 <w:rFonts w:ascii="Arial" w:cs="Arial" w:eastAsia="Arial" w:hAnsi="Arial"/>
                 <w:b w:val="false"/>
                 <w:bCs w:val="false"/>
-                <w:color w:val="000000"/>
+                <w:color w:val="111111"/>
                 <w:sz w:val="18"/>
                 <w:szCs w:val="18"/>
               </w:rPr>
@@ -5799,27 +5799,27 @@
         </w:tc>
         <w:tc>
           <w:tcPr>
-            <w:tcW w:type="dxa" w:w="2426"/>
-            <w:tcBorders>
-              <w:top w:val="single" w:color="AAAAAA" w:sz="4"/>
-              <w:left w:val="single" w:color="AAAAAA" w:sz="4"/>
-              <w:bottom w:val="single" w:color="AAAAAA" w:sz="4"/>
-              <w:right w:val="single" w:color="AAAAAA" w:sz="4"/>
-            </w:tcBorders>
-            <w:tcMar>
-              <w:top w:type="dxa" w:w="80"/>
-              <w:left w:type="dxa" w:w="120"/>
-              <w:bottom w:type="dxa" w:w="80"/>
-              <w:right w:type="dxa" w:w="120"/>
-            </w:tcMar>
-          </w:tcPr>
-          <w:p>
-            <w:r>
-              <w:rPr>
-                <w:rFonts w:ascii="Arial" w:cs="Arial" w:eastAsia="Arial" w:hAnsi="Arial"/>
-                <w:b w:val="false"/>
-                <w:bCs w:val="false"/>
-                <w:color w:val="000000"/>
+            <w:tcW w:type="dxa" w:w="1600"/>
+            <w:tcBorders>
+              <w:top w:val="single" w:color="AAAAAA" w:sz="4"/>
+              <w:left w:val="single" w:color="AAAAAA" w:sz="4"/>
+              <w:bottom w:val="single" w:color="AAAAAA" w:sz="4"/>
+              <w:right w:val="single" w:color="AAAAAA" w:sz="4"/>
+            </w:tcBorders>
+            <w:tcMar>
+              <w:top w:type="dxa" w:w="80"/>
+              <w:left w:type="dxa" w:w="120"/>
+              <w:bottom w:type="dxa" w:w="80"/>
+              <w:right w:type="dxa" w:w="120"/>
+            </w:tcMar>
+          </w:tcPr>
+          <w:p>
+            <w:r>
+              <w:rPr>
+                <w:rFonts w:ascii="Arial" w:cs="Arial" w:eastAsia="Arial" w:hAnsi="Arial"/>
+                <w:b w:val="false"/>
+                <w:bCs w:val="false"/>
+                <w:color w:val="111111"/>
                 <w:sz w:val="18"/>
                 <w:szCs w:val="18"/>
               </w:rPr>
@@ -5829,31 +5829,31 @@
         </w:tc>
         <w:tc>
           <w:tcPr>
-            <w:tcW w:type="dxa" w:w="3000"/>
-            <w:tcBorders>
-              <w:top w:val="single" w:color="AAAAAA" w:sz="4"/>
-              <w:left w:val="single" w:color="AAAAAA" w:sz="4"/>
-              <w:bottom w:val="single" w:color="AAAAAA" w:sz="4"/>
-              <w:right w:val="single" w:color="AAAAAA" w:sz="4"/>
-            </w:tcBorders>
-            <w:tcMar>
-              <w:top w:type="dxa" w:w="80"/>
-              <w:left w:type="dxa" w:w="120"/>
-              <w:bottom w:type="dxa" w:w="80"/>
-              <w:right w:type="dxa" w:w="120"/>
-            </w:tcMar>
-          </w:tcPr>
-          <w:p>
-            <w:r>
-              <w:rPr>
-                <w:rFonts w:ascii="Arial" w:cs="Arial" w:eastAsia="Arial" w:hAnsi="Arial"/>
-                <w:b w:val="false"/>
-                <w:bCs w:val="false"/>
-                <w:color w:val="000000"/>
-                <w:sz w:val="18"/>
-                <w:szCs w:val="18"/>
-              </w:rPr>
-              <w:t xml:space="preserve">Virgülle ayrilmis etiketler</w:t>
+            <w:tcW w:type="dxa" w:w="3826"/>
+            <w:tcBorders>
+              <w:top w:val="single" w:color="AAAAAA" w:sz="4"/>
+              <w:left w:val="single" w:color="AAAAAA" w:sz="4"/>
+              <w:bottom w:val="single" w:color="AAAAAA" w:sz="4"/>
+              <w:right w:val="single" w:color="AAAAAA" w:sz="4"/>
+            </w:tcBorders>
+            <w:tcMar>
+              <w:top w:type="dxa" w:w="80"/>
+              <w:left w:type="dxa" w:w="120"/>
+              <w:bottom w:type="dxa" w:w="80"/>
+              <w:right w:type="dxa" w:w="120"/>
+            </w:tcMar>
+          </w:tcPr>
+          <w:p>
+            <w:r>
+              <w:rPr>
+                <w:rFonts w:ascii="Arial" w:cs="Arial" w:eastAsia="Arial" w:hAnsi="Arial"/>
+                <w:b w:val="false"/>
+                <w:bCs w:val="false"/>
+                <w:color w:val="111111"/>
+                <w:sz w:val="18"/>
+                <w:szCs w:val="18"/>
+              </w:rPr>
+              <w:t xml:space="preserve">Virgülle ayrılmış etiketler</w:t>
             </w:r>
           </w:p>
         </w:tc>
@@ -5882,7 +5882,7 @@
                 <w:rFonts w:ascii="Arial" w:cs="Arial" w:eastAsia="Arial" w:hAnsi="Arial"/>
                 <w:b w:val="false"/>
                 <w:bCs w:val="false"/>
-                <w:color w:val="000000"/>
+                <w:color w:val="111111"/>
                 <w:sz w:val="18"/>
                 <w:szCs w:val="18"/>
               </w:rPr>
@@ -5913,7 +5913,7 @@
                 <w:rFonts w:ascii="Arial" w:cs="Arial" w:eastAsia="Arial" w:hAnsi="Arial"/>
                 <w:b w:val="false"/>
                 <w:bCs w:val="false"/>
-                <w:color w:val="000000"/>
+                <w:color w:val="111111"/>
                 <w:sz w:val="18"/>
                 <w:szCs w:val="18"/>
               </w:rPr>
@@ -5923,28 +5923,28 @@
         </w:tc>
         <w:tc>
           <w:tcPr>
-            <w:tcW w:type="dxa" w:w="2426"/>
-            <w:tcBorders>
-              <w:top w:val="single" w:color="AAAAAA" w:sz="4"/>
-              <w:left w:val="single" w:color="AAAAAA" w:sz="4"/>
-              <w:bottom w:val="single" w:color="AAAAAA" w:sz="4"/>
-              <w:right w:val="single" w:color="AAAAAA" w:sz="4"/>
-            </w:tcBorders>
-            <w:shd w:fill="F5F7FA" w:val="clear"/>
-            <w:tcMar>
-              <w:top w:type="dxa" w:w="80"/>
-              <w:left w:type="dxa" w:w="120"/>
-              <w:bottom w:type="dxa" w:w="80"/>
-              <w:right w:type="dxa" w:w="120"/>
-            </w:tcMar>
-          </w:tcPr>
-          <w:p>
-            <w:r>
-              <w:rPr>
-                <w:rFonts w:ascii="Arial" w:cs="Arial" w:eastAsia="Arial" w:hAnsi="Arial"/>
-                <w:b w:val="false"/>
-                <w:bCs w:val="false"/>
-                <w:color w:val="000000"/>
+            <w:tcW w:type="dxa" w:w="1600"/>
+            <w:tcBorders>
+              <w:top w:val="single" w:color="AAAAAA" w:sz="4"/>
+              <w:left w:val="single" w:color="AAAAAA" w:sz="4"/>
+              <w:bottom w:val="single" w:color="AAAAAA" w:sz="4"/>
+              <w:right w:val="single" w:color="AAAAAA" w:sz="4"/>
+            </w:tcBorders>
+            <w:shd w:fill="F5F7FA" w:val="clear"/>
+            <w:tcMar>
+              <w:top w:type="dxa" w:w="80"/>
+              <w:left w:type="dxa" w:w="120"/>
+              <w:bottom w:type="dxa" w:w="80"/>
+              <w:right w:type="dxa" w:w="120"/>
+            </w:tcMar>
+          </w:tcPr>
+          <w:p>
+            <w:r>
+              <w:rPr>
+                <w:rFonts w:ascii="Arial" w:cs="Arial" w:eastAsia="Arial" w:hAnsi="Arial"/>
+                <w:b w:val="false"/>
+                <w:bCs w:val="false"/>
+                <w:color w:val="111111"/>
                 <w:sz w:val="18"/>
                 <w:szCs w:val="18"/>
               </w:rPr>
@@ -5954,32 +5954,32 @@
         </w:tc>
         <w:tc>
           <w:tcPr>
-            <w:tcW w:type="dxa" w:w="3000"/>
-            <w:tcBorders>
-              <w:top w:val="single" w:color="AAAAAA" w:sz="4"/>
-              <w:left w:val="single" w:color="AAAAAA" w:sz="4"/>
-              <w:bottom w:val="single" w:color="AAAAAA" w:sz="4"/>
-              <w:right w:val="single" w:color="AAAAAA" w:sz="4"/>
-            </w:tcBorders>
-            <w:shd w:fill="F5F7FA" w:val="clear"/>
-            <w:tcMar>
-              <w:top w:type="dxa" w:w="80"/>
-              <w:left w:type="dxa" w:w="120"/>
-              <w:bottom w:type="dxa" w:w="80"/>
-              <w:right w:type="dxa" w:w="120"/>
-            </w:tcMar>
-          </w:tcPr>
-          <w:p>
-            <w:r>
-              <w:rPr>
-                <w:rFonts w:ascii="Arial" w:cs="Arial" w:eastAsia="Arial" w:hAnsi="Arial"/>
-                <w:b w:val="false"/>
-                <w:bCs w:val="false"/>
-                <w:color w:val="000000"/>
-                <w:sz w:val="18"/>
-                <w:szCs w:val="18"/>
-              </w:rPr>
-              <w:t xml:space="preserve">0-100 arasi tamamlanma yuzdesi</w:t>
+            <w:tcW w:type="dxa" w:w="3826"/>
+            <w:tcBorders>
+              <w:top w:val="single" w:color="AAAAAA" w:sz="4"/>
+              <w:left w:val="single" w:color="AAAAAA" w:sz="4"/>
+              <w:bottom w:val="single" w:color="AAAAAA" w:sz="4"/>
+              <w:right w:val="single" w:color="AAAAAA" w:sz="4"/>
+            </w:tcBorders>
+            <w:shd w:fill="F5F7FA" w:val="clear"/>
+            <w:tcMar>
+              <w:top w:type="dxa" w:w="80"/>
+              <w:left w:type="dxa" w:w="120"/>
+              <w:bottom w:type="dxa" w:w="80"/>
+              <w:right w:type="dxa" w:w="120"/>
+            </w:tcMar>
+          </w:tcPr>
+          <w:p>
+            <w:r>
+              <w:rPr>
+                <w:rFonts w:ascii="Arial" w:cs="Arial" w:eastAsia="Arial" w:hAnsi="Arial"/>
+                <w:b w:val="false"/>
+                <w:bCs w:val="false"/>
+                <w:color w:val="111111"/>
+                <w:sz w:val="18"/>
+                <w:szCs w:val="18"/>
+              </w:rPr>
+              <w:t xml:space="preserve">0–100 arası tamamlanma yüzdesi</w:t>
             </w:r>
           </w:p>
         </w:tc>
@@ -6007,7 +6007,7 @@
                 <w:rFonts w:ascii="Arial" w:cs="Arial" w:eastAsia="Arial" w:hAnsi="Arial"/>
                 <w:b w:val="false"/>
                 <w:bCs w:val="false"/>
-                <w:color w:val="000000"/>
+                <w:color w:val="111111"/>
                 <w:sz w:val="18"/>
                 <w:szCs w:val="18"/>
               </w:rPr>
@@ -6037,7 +6037,7 @@
                 <w:rFonts w:ascii="Arial" w:cs="Arial" w:eastAsia="Arial" w:hAnsi="Arial"/>
                 <w:b w:val="false"/>
                 <w:bCs w:val="false"/>
-                <w:color w:val="000000"/>
+                <w:color w:val="111111"/>
                 <w:sz w:val="18"/>
                 <w:szCs w:val="18"/>
               </w:rPr>
@@ -6047,61 +6047,61 @@
         </w:tc>
         <w:tc>
           <w:tcPr>
-            <w:tcW w:type="dxa" w:w="2426"/>
-            <w:tcBorders>
-              <w:top w:val="single" w:color="AAAAAA" w:sz="4"/>
-              <w:left w:val="single" w:color="AAAAAA" w:sz="4"/>
-              <w:bottom w:val="single" w:color="AAAAAA" w:sz="4"/>
-              <w:right w:val="single" w:color="AAAAAA" w:sz="4"/>
-            </w:tcBorders>
-            <w:tcMar>
-              <w:top w:type="dxa" w:w="80"/>
-              <w:left w:type="dxa" w:w="120"/>
-              <w:bottom w:type="dxa" w:w="80"/>
-              <w:right w:type="dxa" w:w="120"/>
-            </w:tcMar>
-          </w:tcPr>
-          <w:p>
-            <w:r>
-              <w:rPr>
-                <w:rFonts w:ascii="Arial" w:cs="Arial" w:eastAsia="Arial" w:hAnsi="Arial"/>
-                <w:b w:val="false"/>
-                <w:bCs w:val="false"/>
-                <w:color w:val="000000"/>
-                <w:sz w:val="18"/>
-                <w:szCs w:val="18"/>
-              </w:rPr>
-              <w:t xml:space="preserve">TEXT PRIMARY KEY</w:t>
-            </w:r>
-          </w:p>
-        </w:tc>
-        <w:tc>
-          <w:tcPr>
-            <w:tcW w:type="dxa" w:w="3000"/>
-            <w:tcBorders>
-              <w:top w:val="single" w:color="AAAAAA" w:sz="4"/>
-              <w:left w:val="single" w:color="AAAAAA" w:sz="4"/>
-              <w:bottom w:val="single" w:color="AAAAAA" w:sz="4"/>
-              <w:right w:val="single" w:color="AAAAAA" w:sz="4"/>
-            </w:tcBorders>
-            <w:tcMar>
-              <w:top w:type="dxa" w:w="80"/>
-              <w:left w:type="dxa" w:w="120"/>
-              <w:bottom w:type="dxa" w:w="80"/>
-              <w:right w:type="dxa" w:w="120"/>
-            </w:tcMar>
-          </w:tcPr>
-          <w:p>
-            <w:r>
-              <w:rPr>
-                <w:rFonts w:ascii="Arial" w:cs="Arial" w:eastAsia="Arial" w:hAnsi="Arial"/>
-                <w:b w:val="false"/>
-                <w:bCs w:val="false"/>
-                <w:color w:val="000000"/>
-                <w:sz w:val="18"/>
-                <w:szCs w:val="18"/>
-              </w:rPr>
-              <w:t xml:space="preserve">Ayar anahtari</w:t>
+            <w:tcW w:type="dxa" w:w="1600"/>
+            <w:tcBorders>
+              <w:top w:val="single" w:color="AAAAAA" w:sz="4"/>
+              <w:left w:val="single" w:color="AAAAAA" w:sz="4"/>
+              <w:bottom w:val="single" w:color="AAAAAA" w:sz="4"/>
+              <w:right w:val="single" w:color="AAAAAA" w:sz="4"/>
+            </w:tcBorders>
+            <w:tcMar>
+              <w:top w:type="dxa" w:w="80"/>
+              <w:left w:type="dxa" w:w="120"/>
+              <w:bottom w:type="dxa" w:w="80"/>
+              <w:right w:type="dxa" w:w="120"/>
+            </w:tcMar>
+          </w:tcPr>
+          <w:p>
+            <w:r>
+              <w:rPr>
+                <w:rFonts w:ascii="Arial" w:cs="Arial" w:eastAsia="Arial" w:hAnsi="Arial"/>
+                <w:b w:val="false"/>
+                <w:bCs w:val="false"/>
+                <w:color w:val="111111"/>
+                <w:sz w:val="18"/>
+                <w:szCs w:val="18"/>
+              </w:rPr>
+              <w:t xml:space="preserve">TEXT PK</w:t>
+            </w:r>
+          </w:p>
+        </w:tc>
+        <w:tc>
+          <w:tcPr>
+            <w:tcW w:type="dxa" w:w="3826"/>
+            <w:tcBorders>
+              <w:top w:val="single" w:color="AAAAAA" w:sz="4"/>
+              <w:left w:val="single" w:color="AAAAAA" w:sz="4"/>
+              <w:bottom w:val="single" w:color="AAAAAA" w:sz="4"/>
+              <w:right w:val="single" w:color="AAAAAA" w:sz="4"/>
+            </w:tcBorders>
+            <w:tcMar>
+              <w:top w:type="dxa" w:w="80"/>
+              <w:left w:type="dxa" w:w="120"/>
+              <w:bottom w:type="dxa" w:w="80"/>
+              <w:right w:type="dxa" w:w="120"/>
+            </w:tcMar>
+          </w:tcPr>
+          <w:p>
+            <w:r>
+              <w:rPr>
+                <w:rFonts w:ascii="Arial" w:cs="Arial" w:eastAsia="Arial" w:hAnsi="Arial"/>
+                <w:b w:val="false"/>
+                <w:bCs w:val="false"/>
+                <w:color w:val="111111"/>
+                <w:sz w:val="18"/>
+                <w:szCs w:val="18"/>
+              </w:rPr>
+              <w:t xml:space="preserve">Ayar anahtarı</w:t>
             </w:r>
           </w:p>
         </w:tc>
@@ -6130,7 +6130,7 @@
                 <w:rFonts w:ascii="Arial" w:cs="Arial" w:eastAsia="Arial" w:hAnsi="Arial"/>
                 <w:b w:val="false"/>
                 <w:bCs w:val="false"/>
-                <w:color w:val="000000"/>
+                <w:color w:val="111111"/>
                 <w:sz w:val="18"/>
                 <w:szCs w:val="18"/>
               </w:rPr>
@@ -6161,7 +6161,7 @@
                 <w:rFonts w:ascii="Arial" w:cs="Arial" w:eastAsia="Arial" w:hAnsi="Arial"/>
                 <w:b w:val="false"/>
                 <w:bCs w:val="false"/>
-                <w:color w:val="000000"/>
+                <w:color w:val="111111"/>
                 <w:sz w:val="18"/>
                 <w:szCs w:val="18"/>
               </w:rPr>
@@ -6171,28 +6171,28 @@
         </w:tc>
         <w:tc>
           <w:tcPr>
-            <w:tcW w:type="dxa" w:w="2426"/>
-            <w:tcBorders>
-              <w:top w:val="single" w:color="AAAAAA" w:sz="4"/>
-              <w:left w:val="single" w:color="AAAAAA" w:sz="4"/>
-              <w:bottom w:val="single" w:color="AAAAAA" w:sz="4"/>
-              <w:right w:val="single" w:color="AAAAAA" w:sz="4"/>
-            </w:tcBorders>
-            <w:shd w:fill="F5F7FA" w:val="clear"/>
-            <w:tcMar>
-              <w:top w:type="dxa" w:w="80"/>
-              <w:left w:type="dxa" w:w="120"/>
-              <w:bottom w:type="dxa" w:w="80"/>
-              <w:right w:type="dxa" w:w="120"/>
-            </w:tcMar>
-          </w:tcPr>
-          <w:p>
-            <w:r>
-              <w:rPr>
-                <w:rFonts w:ascii="Arial" w:cs="Arial" w:eastAsia="Arial" w:hAnsi="Arial"/>
-                <w:b w:val="false"/>
-                <w:bCs w:val="false"/>
-                <w:color w:val="000000"/>
+            <w:tcW w:type="dxa" w:w="1600"/>
+            <w:tcBorders>
+              <w:top w:val="single" w:color="AAAAAA" w:sz="4"/>
+              <w:left w:val="single" w:color="AAAAAA" w:sz="4"/>
+              <w:bottom w:val="single" w:color="AAAAAA" w:sz="4"/>
+              <w:right w:val="single" w:color="AAAAAA" w:sz="4"/>
+            </w:tcBorders>
+            <w:shd w:fill="F5F7FA" w:val="clear"/>
+            <w:tcMar>
+              <w:top w:type="dxa" w:w="80"/>
+              <w:left w:type="dxa" w:w="120"/>
+              <w:bottom w:type="dxa" w:w="80"/>
+              <w:right w:type="dxa" w:w="120"/>
+            </w:tcMar>
+          </w:tcPr>
+          <w:p>
+            <w:r>
+              <w:rPr>
+                <w:rFonts w:ascii="Arial" w:cs="Arial" w:eastAsia="Arial" w:hAnsi="Arial"/>
+                <w:b w:val="false"/>
+                <w:bCs w:val="false"/>
+                <w:color w:val="111111"/>
                 <w:sz w:val="18"/>
                 <w:szCs w:val="18"/>
               </w:rPr>
@@ -6202,32 +6202,32 @@
         </w:tc>
         <w:tc>
           <w:tcPr>
-            <w:tcW w:type="dxa" w:w="3000"/>
-            <w:tcBorders>
-              <w:top w:val="single" w:color="AAAAAA" w:sz="4"/>
-              <w:left w:val="single" w:color="AAAAAA" w:sz="4"/>
-              <w:bottom w:val="single" w:color="AAAAAA" w:sz="4"/>
-              <w:right w:val="single" w:color="AAAAAA" w:sz="4"/>
-            </w:tcBorders>
-            <w:shd w:fill="F5F7FA" w:val="clear"/>
-            <w:tcMar>
-              <w:top w:type="dxa" w:w="80"/>
-              <w:left w:type="dxa" w:w="120"/>
-              <w:bottom w:type="dxa" w:w="80"/>
-              <w:right w:type="dxa" w:w="120"/>
-            </w:tcMar>
-          </w:tcPr>
-          <w:p>
-            <w:r>
-              <w:rPr>
-                <w:rFonts w:ascii="Arial" w:cs="Arial" w:eastAsia="Arial" w:hAnsi="Arial"/>
-                <w:b w:val="false"/>
-                <w:bCs w:val="false"/>
-                <w:color w:val="000000"/>
-                <w:sz w:val="18"/>
-                <w:szCs w:val="18"/>
-              </w:rPr>
-              <w:t xml:space="preserve">Ayar degeri (scratchpad icerigi vb.)</w:t>
+            <w:tcW w:type="dxa" w:w="3826"/>
+            <w:tcBorders>
+              <w:top w:val="single" w:color="AAAAAA" w:sz="4"/>
+              <w:left w:val="single" w:color="AAAAAA" w:sz="4"/>
+              <w:bottom w:val="single" w:color="AAAAAA" w:sz="4"/>
+              <w:right w:val="single" w:color="AAAAAA" w:sz="4"/>
+            </w:tcBorders>
+            <w:shd w:fill="F5F7FA" w:val="clear"/>
+            <w:tcMar>
+              <w:top w:type="dxa" w:w="80"/>
+              <w:left w:type="dxa" w:w="120"/>
+              <w:bottom w:type="dxa" w:w="80"/>
+              <w:right w:type="dxa" w:w="120"/>
+            </w:tcMar>
+          </w:tcPr>
+          <w:p>
+            <w:r>
+              <w:rPr>
+                <w:rFonts w:ascii="Arial" w:cs="Arial" w:eastAsia="Arial" w:hAnsi="Arial"/>
+                <w:b w:val="false"/>
+                <w:bCs w:val="false"/>
+                <w:color w:val="111111"/>
+                <w:sz w:val="18"/>
+                <w:szCs w:val="18"/>
+              </w:rPr>
+              <w:t xml:space="preserve">Ayar değeri (scratchpad içeriği vb.)</w:t>
             </w:r>
           </w:p>
         </w:tc>
@@ -6255,7 +6255,7 @@
                 <w:rFonts w:ascii="Arial" w:cs="Arial" w:eastAsia="Arial" w:hAnsi="Arial"/>
                 <w:b w:val="false"/>
                 <w:bCs w:val="false"/>
-                <w:color w:val="000000"/>
+                <w:color w:val="111111"/>
                 <w:sz w:val="18"/>
                 <w:szCs w:val="18"/>
               </w:rPr>
@@ -6285,7 +6285,7 @@
                 <w:rFonts w:ascii="Arial" w:cs="Arial" w:eastAsia="Arial" w:hAnsi="Arial"/>
                 <w:b w:val="false"/>
                 <w:bCs w:val="false"/>
-                <w:color w:val="000000"/>
+                <w:color w:val="111111"/>
                 <w:sz w:val="18"/>
                 <w:szCs w:val="18"/>
               </w:rPr>
@@ -6295,57 +6295,57 @@
         </w:tc>
         <w:tc>
           <w:tcPr>
-            <w:tcW w:type="dxa" w:w="2426"/>
-            <w:tcBorders>
-              <w:top w:val="single" w:color="AAAAAA" w:sz="4"/>
-              <w:left w:val="single" w:color="AAAAAA" w:sz="4"/>
-              <w:bottom w:val="single" w:color="AAAAAA" w:sz="4"/>
-              <w:right w:val="single" w:color="AAAAAA" w:sz="4"/>
-            </w:tcBorders>
-            <w:tcMar>
-              <w:top w:type="dxa" w:w="80"/>
-              <w:left w:type="dxa" w:w="120"/>
-              <w:bottom w:type="dxa" w:w="80"/>
-              <w:right w:type="dxa" w:w="120"/>
-            </w:tcMar>
-          </w:tcPr>
-          <w:p>
-            <w:r>
-              <w:rPr>
-                <w:rFonts w:ascii="Arial" w:cs="Arial" w:eastAsia="Arial" w:hAnsi="Arial"/>
-                <w:b w:val="false"/>
-                <w:bCs w:val="false"/>
-                <w:color w:val="000000"/>
-                <w:sz w:val="18"/>
-                <w:szCs w:val="18"/>
-              </w:rPr>
-              <w:t xml:space="preserve">INTEGER PRIMARY KEY</w:t>
-            </w:r>
-          </w:p>
-        </w:tc>
-        <w:tc>
-          <w:tcPr>
-            <w:tcW w:type="dxa" w:w="3000"/>
-            <w:tcBorders>
-              <w:top w:val="single" w:color="AAAAAA" w:sz="4"/>
-              <w:left w:val="single" w:color="AAAAAA" w:sz="4"/>
-              <w:bottom w:val="single" w:color="AAAAAA" w:sz="4"/>
-              <w:right w:val="single" w:color="AAAAAA" w:sz="4"/>
-            </w:tcBorders>
-            <w:tcMar>
-              <w:top w:type="dxa" w:w="80"/>
-              <w:left w:type="dxa" w:w="120"/>
-              <w:bottom w:type="dxa" w:w="80"/>
-              <w:right w:type="dxa" w:w="120"/>
-            </w:tcMar>
-          </w:tcPr>
-          <w:p>
-            <w:r>
-              <w:rPr>
-                <w:rFonts w:ascii="Arial" w:cs="Arial" w:eastAsia="Arial" w:hAnsi="Arial"/>
-                <w:b w:val="false"/>
-                <w:bCs w:val="false"/>
-                <w:color w:val="000000"/>
+            <w:tcW w:type="dxa" w:w="1600"/>
+            <w:tcBorders>
+              <w:top w:val="single" w:color="AAAAAA" w:sz="4"/>
+              <w:left w:val="single" w:color="AAAAAA" w:sz="4"/>
+              <w:bottom w:val="single" w:color="AAAAAA" w:sz="4"/>
+              <w:right w:val="single" w:color="AAAAAA" w:sz="4"/>
+            </w:tcBorders>
+            <w:tcMar>
+              <w:top w:type="dxa" w:w="80"/>
+              <w:left w:type="dxa" w:w="120"/>
+              <w:bottom w:type="dxa" w:w="80"/>
+              <w:right w:type="dxa" w:w="120"/>
+            </w:tcMar>
+          </w:tcPr>
+          <w:p>
+            <w:r>
+              <w:rPr>
+                <w:rFonts w:ascii="Arial" w:cs="Arial" w:eastAsia="Arial" w:hAnsi="Arial"/>
+                <w:b w:val="false"/>
+                <w:bCs w:val="false"/>
+                <w:color w:val="111111"/>
+                <w:sz w:val="18"/>
+                <w:szCs w:val="18"/>
+              </w:rPr>
+              <w:t xml:space="preserve">INTEGER PK</w:t>
+            </w:r>
+          </w:p>
+        </w:tc>
+        <w:tc>
+          <w:tcPr>
+            <w:tcW w:type="dxa" w:w="3826"/>
+            <w:tcBorders>
+              <w:top w:val="single" w:color="AAAAAA" w:sz="4"/>
+              <w:left w:val="single" w:color="AAAAAA" w:sz="4"/>
+              <w:bottom w:val="single" w:color="AAAAAA" w:sz="4"/>
+              <w:right w:val="single" w:color="AAAAAA" w:sz="4"/>
+            </w:tcBorders>
+            <w:tcMar>
+              <w:top w:type="dxa" w:w="80"/>
+              <w:left w:type="dxa" w:w="120"/>
+              <w:bottom w:type="dxa" w:w="80"/>
+              <w:right w:type="dxa" w:w="120"/>
+            </w:tcMar>
+          </w:tcPr>
+          <w:p>
+            <w:r>
+              <w:rPr>
+                <w:rFonts w:ascii="Arial" w:cs="Arial" w:eastAsia="Arial" w:hAnsi="Arial"/>
+                <w:b w:val="false"/>
+                <w:bCs w:val="false"/>
+                <w:color w:val="111111"/>
                 <w:sz w:val="18"/>
                 <w:szCs w:val="18"/>
               </w:rPr>
@@ -6378,7 +6378,7 @@
                 <w:rFonts w:ascii="Arial" w:cs="Arial" w:eastAsia="Arial" w:hAnsi="Arial"/>
                 <w:b w:val="false"/>
                 <w:bCs w:val="false"/>
-                <w:color w:val="000000"/>
+                <w:color w:val="111111"/>
                 <w:sz w:val="18"/>
                 <w:szCs w:val="18"/>
               </w:rPr>
@@ -6409,7 +6409,7 @@
                 <w:rFonts w:ascii="Arial" w:cs="Arial" w:eastAsia="Arial" w:hAnsi="Arial"/>
                 <w:b w:val="false"/>
                 <w:bCs w:val="false"/>
-                <w:color w:val="000000"/>
+                <w:color w:val="111111"/>
                 <w:sz w:val="18"/>
                 <w:szCs w:val="18"/>
               </w:rPr>
@@ -6419,28 +6419,28 @@
         </w:tc>
         <w:tc>
           <w:tcPr>
-            <w:tcW w:type="dxa" w:w="2426"/>
-            <w:tcBorders>
-              <w:top w:val="single" w:color="AAAAAA" w:sz="4"/>
-              <w:left w:val="single" w:color="AAAAAA" w:sz="4"/>
-              <w:bottom w:val="single" w:color="AAAAAA" w:sz="4"/>
-              <w:right w:val="single" w:color="AAAAAA" w:sz="4"/>
-            </w:tcBorders>
-            <w:shd w:fill="F5F7FA" w:val="clear"/>
-            <w:tcMar>
-              <w:top w:type="dxa" w:w="80"/>
-              <w:left w:type="dxa" w:w="120"/>
-              <w:bottom w:type="dxa" w:w="80"/>
-              <w:right w:type="dxa" w:w="120"/>
-            </w:tcMar>
-          </w:tcPr>
-          <w:p>
-            <w:r>
-              <w:rPr>
-                <w:rFonts w:ascii="Arial" w:cs="Arial" w:eastAsia="Arial" w:hAnsi="Arial"/>
-                <w:b w:val="false"/>
-                <w:bCs w:val="false"/>
-                <w:color w:val="000000"/>
+            <w:tcW w:type="dxa" w:w="1600"/>
+            <w:tcBorders>
+              <w:top w:val="single" w:color="AAAAAA" w:sz="4"/>
+              <w:left w:val="single" w:color="AAAAAA" w:sz="4"/>
+              <w:bottom w:val="single" w:color="AAAAAA" w:sz="4"/>
+              <w:right w:val="single" w:color="AAAAAA" w:sz="4"/>
+            </w:tcBorders>
+            <w:shd w:fill="F5F7FA" w:val="clear"/>
+            <w:tcMar>
+              <w:top w:type="dxa" w:w="80"/>
+              <w:left w:type="dxa" w:w="120"/>
+              <w:bottom w:type="dxa" w:w="80"/>
+              <w:right w:type="dxa" w:w="120"/>
+            </w:tcMar>
+          </w:tcPr>
+          <w:p>
+            <w:r>
+              <w:rPr>
+                <w:rFonts w:ascii="Arial" w:cs="Arial" w:eastAsia="Arial" w:hAnsi="Arial"/>
+                <w:b w:val="false"/>
+                <w:bCs w:val="false"/>
+                <w:color w:val="111111"/>
                 <w:sz w:val="18"/>
                 <w:szCs w:val="18"/>
               </w:rPr>
@@ -6450,32 +6450,32 @@
         </w:tc>
         <w:tc>
           <w:tcPr>
-            <w:tcW w:type="dxa" w:w="3000"/>
-            <w:tcBorders>
-              <w:top w:val="single" w:color="AAAAAA" w:sz="4"/>
-              <w:left w:val="single" w:color="AAAAAA" w:sz="4"/>
-              <w:bottom w:val="single" w:color="AAAAAA" w:sz="4"/>
-              <w:right w:val="single" w:color="AAAAAA" w:sz="4"/>
-            </w:tcBorders>
-            <w:shd w:fill="F5F7FA" w:val="clear"/>
-            <w:tcMar>
-              <w:top w:type="dxa" w:w="80"/>
-              <w:left w:type="dxa" w:w="120"/>
-              <w:bottom w:type="dxa" w:w="80"/>
-              <w:right w:type="dxa" w:w="120"/>
-            </w:tcMar>
-          </w:tcPr>
-          <w:p>
-            <w:r>
-              <w:rPr>
-                <w:rFonts w:ascii="Arial" w:cs="Arial" w:eastAsia="Arial" w:hAnsi="Arial"/>
-                <w:b w:val="false"/>
-                <w:bCs w:val="false"/>
-                <w:color w:val="000000"/>
-                <w:sz w:val="18"/>
-                <w:szCs w:val="18"/>
-              </w:rPr>
-              <w:t xml:space="preserve">Islem turu (EKLENDI / SILINDI / GUNCELLENDI)</w:t>
+            <w:tcW w:type="dxa" w:w="3826"/>
+            <w:tcBorders>
+              <w:top w:val="single" w:color="AAAAAA" w:sz="4"/>
+              <w:left w:val="single" w:color="AAAAAA" w:sz="4"/>
+              <w:bottom w:val="single" w:color="AAAAAA" w:sz="4"/>
+              <w:right w:val="single" w:color="AAAAAA" w:sz="4"/>
+            </w:tcBorders>
+            <w:shd w:fill="F5F7FA" w:val="clear"/>
+            <w:tcMar>
+              <w:top w:type="dxa" w:w="80"/>
+              <w:left w:type="dxa" w:w="120"/>
+              <w:bottom w:type="dxa" w:w="80"/>
+              <w:right w:type="dxa" w:w="120"/>
+            </w:tcMar>
+          </w:tcPr>
+          <w:p>
+            <w:r>
+              <w:rPr>
+                <w:rFonts w:ascii="Arial" w:cs="Arial" w:eastAsia="Arial" w:hAnsi="Arial"/>
+                <w:b w:val="false"/>
+                <w:bCs w:val="false"/>
+                <w:color w:val="111111"/>
+                <w:sz w:val="18"/>
+                <w:szCs w:val="18"/>
+              </w:rPr>
+              <w:t xml:space="preserve">İşlem türü (EKLENDİ / SİLİNDİ / GÜNCELLENDİ)</w:t>
             </w:r>
           </w:p>
         </w:tc>
@@ -6503,7 +6503,7 @@
                 <w:rFonts w:ascii="Arial" w:cs="Arial" w:eastAsia="Arial" w:hAnsi="Arial"/>
                 <w:b w:val="false"/>
                 <w:bCs w:val="false"/>
-                <w:color w:val="000000"/>
+                <w:color w:val="111111"/>
                 <w:sz w:val="18"/>
                 <w:szCs w:val="18"/>
               </w:rPr>
@@ -6533,7 +6533,7 @@
                 <w:rFonts w:ascii="Arial" w:cs="Arial" w:eastAsia="Arial" w:hAnsi="Arial"/>
                 <w:b w:val="false"/>
                 <w:bCs w:val="false"/>
-                <w:color w:val="000000"/>
+                <w:color w:val="111111"/>
                 <w:sz w:val="18"/>
                 <w:szCs w:val="18"/>
               </w:rPr>
@@ -6543,27 +6543,27 @@
         </w:tc>
         <w:tc>
           <w:tcPr>
-            <w:tcW w:type="dxa" w:w="2426"/>
-            <w:tcBorders>
-              <w:top w:val="single" w:color="AAAAAA" w:sz="4"/>
-              <w:left w:val="single" w:color="AAAAAA" w:sz="4"/>
-              <w:bottom w:val="single" w:color="AAAAAA" w:sz="4"/>
-              <w:right w:val="single" w:color="AAAAAA" w:sz="4"/>
-            </w:tcBorders>
-            <w:tcMar>
-              <w:top w:type="dxa" w:w="80"/>
-              <w:left w:type="dxa" w:w="120"/>
-              <w:bottom w:type="dxa" w:w="80"/>
-              <w:right w:type="dxa" w:w="120"/>
-            </w:tcMar>
-          </w:tcPr>
-          <w:p>
-            <w:r>
-              <w:rPr>
-                <w:rFonts w:ascii="Arial" w:cs="Arial" w:eastAsia="Arial" w:hAnsi="Arial"/>
-                <w:b w:val="false"/>
-                <w:bCs w:val="false"/>
-                <w:color w:val="000000"/>
+            <w:tcW w:type="dxa" w:w="1600"/>
+            <w:tcBorders>
+              <w:top w:val="single" w:color="AAAAAA" w:sz="4"/>
+              <w:left w:val="single" w:color="AAAAAA" w:sz="4"/>
+              <w:bottom w:val="single" w:color="AAAAAA" w:sz="4"/>
+              <w:right w:val="single" w:color="AAAAAA" w:sz="4"/>
+            </w:tcBorders>
+            <w:tcMar>
+              <w:top w:type="dxa" w:w="80"/>
+              <w:left w:type="dxa" w:w="120"/>
+              <w:bottom w:type="dxa" w:w="80"/>
+              <w:right w:type="dxa" w:w="120"/>
+            </w:tcMar>
+          </w:tcPr>
+          <w:p>
+            <w:r>
+              <w:rPr>
+                <w:rFonts w:ascii="Arial" w:cs="Arial" w:eastAsia="Arial" w:hAnsi="Arial"/>
+                <w:b w:val="false"/>
+                <w:bCs w:val="false"/>
+                <w:color w:val="111111"/>
                 <w:sz w:val="18"/>
                 <w:szCs w:val="18"/>
               </w:rPr>
@@ -6573,31 +6573,31 @@
         </w:tc>
         <w:tc>
           <w:tcPr>
-            <w:tcW w:type="dxa" w:w="3000"/>
-            <w:tcBorders>
-              <w:top w:val="single" w:color="AAAAAA" w:sz="4"/>
-              <w:left w:val="single" w:color="AAAAAA" w:sz="4"/>
-              <w:bottom w:val="single" w:color="AAAAAA" w:sz="4"/>
-              <w:right w:val="single" w:color="AAAAAA" w:sz="4"/>
-            </w:tcBorders>
-            <w:tcMar>
-              <w:top w:type="dxa" w:w="80"/>
-              <w:left w:type="dxa" w:w="120"/>
-              <w:bottom w:type="dxa" w:w="80"/>
-              <w:right w:type="dxa" w:w="120"/>
-            </w:tcMar>
-          </w:tcPr>
-          <w:p>
-            <w:r>
-              <w:rPr>
-                <w:rFonts w:ascii="Arial" w:cs="Arial" w:eastAsia="Arial" w:hAnsi="Arial"/>
-                <w:b w:val="false"/>
-                <w:bCs w:val="false"/>
-                <w:color w:val="000000"/>
-                <w:sz w:val="18"/>
-                <w:szCs w:val="18"/>
-              </w:rPr>
-              <w:t xml:space="preserve">Islem detayi</w:t>
+            <w:tcW w:type="dxa" w:w="3826"/>
+            <w:tcBorders>
+              <w:top w:val="single" w:color="AAAAAA" w:sz="4"/>
+              <w:left w:val="single" w:color="AAAAAA" w:sz="4"/>
+              <w:bottom w:val="single" w:color="AAAAAA" w:sz="4"/>
+              <w:right w:val="single" w:color="AAAAAA" w:sz="4"/>
+            </w:tcBorders>
+            <w:tcMar>
+              <w:top w:type="dxa" w:w="80"/>
+              <w:left w:type="dxa" w:w="120"/>
+              <w:bottom w:type="dxa" w:w="80"/>
+              <w:right w:type="dxa" w:w="120"/>
+            </w:tcMar>
+          </w:tcPr>
+          <w:p>
+            <w:r>
+              <w:rPr>
+                <w:rFonts w:ascii="Arial" w:cs="Arial" w:eastAsia="Arial" w:hAnsi="Arial"/>
+                <w:b w:val="false"/>
+                <w:bCs w:val="false"/>
+                <w:color w:val="111111"/>
+                <w:sz w:val="18"/>
+                <w:szCs w:val="18"/>
+              </w:rPr>
+              <w:t xml:space="preserve">İşlem detayı</w:t>
             </w:r>
           </w:p>
         </w:tc>
@@ -6626,7 +6626,7 @@
                 <w:rFonts w:ascii="Arial" w:cs="Arial" w:eastAsia="Arial" w:hAnsi="Arial"/>
                 <w:b w:val="false"/>
                 <w:bCs w:val="false"/>
-                <w:color w:val="000000"/>
+                <w:color w:val="111111"/>
                 <w:sz w:val="18"/>
                 <w:szCs w:val="18"/>
               </w:rPr>
@@ -6657,7 +6657,7 @@
                 <w:rFonts w:ascii="Arial" w:cs="Arial" w:eastAsia="Arial" w:hAnsi="Arial"/>
                 <w:b w:val="false"/>
                 <w:bCs w:val="false"/>
-                <w:color w:val="000000"/>
+                <w:color w:val="111111"/>
                 <w:sz w:val="18"/>
                 <w:szCs w:val="18"/>
               </w:rPr>
@@ -6667,28 +6667,28 @@
         </w:tc>
         <w:tc>
           <w:tcPr>
-            <w:tcW w:type="dxa" w:w="2426"/>
-            <w:tcBorders>
-              <w:top w:val="single" w:color="AAAAAA" w:sz="4"/>
-              <w:left w:val="single" w:color="AAAAAA" w:sz="4"/>
-              <w:bottom w:val="single" w:color="AAAAAA" w:sz="4"/>
-              <w:right w:val="single" w:color="AAAAAA" w:sz="4"/>
-            </w:tcBorders>
-            <w:shd w:fill="F5F7FA" w:val="clear"/>
-            <w:tcMar>
-              <w:top w:type="dxa" w:w="80"/>
-              <w:left w:type="dxa" w:w="120"/>
-              <w:bottom w:type="dxa" w:w="80"/>
-              <w:right w:type="dxa" w:w="120"/>
-            </w:tcMar>
-          </w:tcPr>
-          <w:p>
-            <w:r>
-              <w:rPr>
-                <w:rFonts w:ascii="Arial" w:cs="Arial" w:eastAsia="Arial" w:hAnsi="Arial"/>
-                <w:b w:val="false"/>
-                <w:bCs w:val="false"/>
-                <w:color w:val="000000"/>
+            <w:tcW w:type="dxa" w:w="1600"/>
+            <w:tcBorders>
+              <w:top w:val="single" w:color="AAAAAA" w:sz="4"/>
+              <w:left w:val="single" w:color="AAAAAA" w:sz="4"/>
+              <w:bottom w:val="single" w:color="AAAAAA" w:sz="4"/>
+              <w:right w:val="single" w:color="AAAAAA" w:sz="4"/>
+            </w:tcBorders>
+            <w:shd w:fill="F5F7FA" w:val="clear"/>
+            <w:tcMar>
+              <w:top w:type="dxa" w:w="80"/>
+              <w:left w:type="dxa" w:w="120"/>
+              <w:bottom w:type="dxa" w:w="80"/>
+              <w:right w:type="dxa" w:w="120"/>
+            </w:tcMar>
+          </w:tcPr>
+          <w:p>
+            <w:r>
+              <w:rPr>
+                <w:rFonts w:ascii="Arial" w:cs="Arial" w:eastAsia="Arial" w:hAnsi="Arial"/>
+                <w:b w:val="false"/>
+                <w:bCs w:val="false"/>
+                <w:color w:val="111111"/>
                 <w:sz w:val="18"/>
                 <w:szCs w:val="18"/>
               </w:rPr>
@@ -6698,32 +6698,32 @@
         </w:tc>
         <w:tc>
           <w:tcPr>
-            <w:tcW w:type="dxa" w:w="3000"/>
-            <w:tcBorders>
-              <w:top w:val="single" w:color="AAAAAA" w:sz="4"/>
-              <w:left w:val="single" w:color="AAAAAA" w:sz="4"/>
-              <w:bottom w:val="single" w:color="AAAAAA" w:sz="4"/>
-              <w:right w:val="single" w:color="AAAAAA" w:sz="4"/>
-            </w:tcBorders>
-            <w:shd w:fill="F5F7FA" w:val="clear"/>
-            <w:tcMar>
-              <w:top w:type="dxa" w:w="80"/>
-              <w:left w:type="dxa" w:w="120"/>
-              <w:bottom w:type="dxa" w:w="80"/>
-              <w:right w:type="dxa" w:w="120"/>
-            </w:tcMar>
-          </w:tcPr>
-          <w:p>
-            <w:r>
-              <w:rPr>
-                <w:rFonts w:ascii="Arial" w:cs="Arial" w:eastAsia="Arial" w:hAnsi="Arial"/>
-                <w:b w:val="false"/>
-                <w:bCs w:val="false"/>
-                <w:color w:val="000000"/>
-                <w:sz w:val="18"/>
-                <w:szCs w:val="18"/>
-              </w:rPr>
-              <w:t xml:space="preserve">Islem zamani</w:t>
+            <w:tcW w:type="dxa" w:w="3826"/>
+            <w:tcBorders>
+              <w:top w:val="single" w:color="AAAAAA" w:sz="4"/>
+              <w:left w:val="single" w:color="AAAAAA" w:sz="4"/>
+              <w:bottom w:val="single" w:color="AAAAAA" w:sz="4"/>
+              <w:right w:val="single" w:color="AAAAAA" w:sz="4"/>
+            </w:tcBorders>
+            <w:shd w:fill="F5F7FA" w:val="clear"/>
+            <w:tcMar>
+              <w:top w:type="dxa" w:w="80"/>
+              <w:left w:type="dxa" w:w="120"/>
+              <w:bottom w:type="dxa" w:w="80"/>
+              <w:right w:type="dxa" w:w="120"/>
+            </w:tcMar>
+          </w:tcPr>
+          <w:p>
+            <w:r>
+              <w:rPr>
+                <w:rFonts w:ascii="Arial" w:cs="Arial" w:eastAsia="Arial" w:hAnsi="Arial"/>
+                <w:b w:val="false"/>
+                <w:bCs w:val="false"/>
+                <w:color w:val="111111"/>
+                <w:sz w:val="18"/>
+                <w:szCs w:val="18"/>
+              </w:rPr>
+              <w:t xml:space="preserve">İşlem zamanı</w:t>
             </w:r>
           </w:p>
         </w:tc>
@@ -6731,7 +6731,7 @@
     </w:tbl>
     <w:p>
       <w:pPr>
-        <w:spacing w:after="120"/>
+        <w:spacing w:after="140"/>
       </w:pPr>
       <w:r>
         <w:t xml:space="preserve"/>
@@ -6740,7 +6740,7 @@
     <w:p>
       <w:pPr>
         <w:pStyle w:val="Heading1"/>
-        <w:spacing w:after="140" w:before="280"/>
+        <w:spacing w:after="140" w:before="300"/>
       </w:pPr>
       <w:r>
         <w:rPr>
@@ -6751,7 +6751,7 @@
           <w:sz w:val="32"/>
           <w:szCs w:val="32"/>
         </w:rPr>
-        <w:t xml:space="preserve">6. Kullanim Senaryolari</w:t>
+        <w:t xml:space="preserve">6. Kullanım Senaryoları</w:t>
       </w:r>
     </w:p>
     <w:p>
@@ -6848,7 +6848,7 @@
                 <w:sz w:val="20"/>
                 <w:szCs w:val="20"/>
               </w:rPr>
-              <w:t xml:space="preserve">Aktor</w:t>
+              <w:t xml:space="preserve">Aktör</w:t>
             </w:r>
           </w:p>
         </w:tc>
@@ -6910,7 +6910,7 @@
                 <w:sz w:val="20"/>
                 <w:szCs w:val="20"/>
               </w:rPr>
-              <w:t xml:space="preserve">On Kosul</w:t>
+              <w:t xml:space="preserve">Ön Koşul</w:t>
             </w:r>
           </w:p>
         </w:tc>
@@ -6938,7 +6938,7 @@
                 <w:rFonts w:ascii="Arial" w:cs="Arial" w:eastAsia="Arial" w:hAnsi="Arial"/>
                 <w:b w:val="false"/>
                 <w:bCs w:val="false"/>
-                <w:color w:val="000000"/>
+                <w:color w:val="111111"/>
                 <w:sz w:val="18"/>
                 <w:szCs w:val="18"/>
               </w:rPr>
@@ -6968,11 +6968,11 @@
                 <w:rFonts w:ascii="Arial" w:cs="Arial" w:eastAsia="Arial" w:hAnsi="Arial"/>
                 <w:b w:val="false"/>
                 <w:bCs w:val="false"/>
-                <w:color w:val="000000"/>
-                <w:sz w:val="18"/>
-                <w:szCs w:val="18"/>
-              </w:rPr>
-              <w:t xml:space="preserve">Kullanici</w:t>
+                <w:color w:val="111111"/>
+                <w:sz w:val="18"/>
+                <w:szCs w:val="18"/>
+              </w:rPr>
+              <w:t xml:space="preserve">Kullanıcı</w:t>
             </w:r>
           </w:p>
         </w:tc>
@@ -6998,11 +6998,11 @@
                 <w:rFonts w:ascii="Arial" w:cs="Arial" w:eastAsia="Arial" w:hAnsi="Arial"/>
                 <w:b w:val="false"/>
                 <w:bCs w:val="false"/>
-                <w:color w:val="000000"/>
-                <w:sz w:val="18"/>
-                <w:szCs w:val="18"/>
-              </w:rPr>
-              <w:t xml:space="preserve">Yeni gorev ekle</w:t>
+                <w:color w:val="111111"/>
+                <w:sz w:val="18"/>
+                <w:szCs w:val="18"/>
+              </w:rPr>
+              <w:t xml:space="preserve">Yeni görev ekle</w:t>
             </w:r>
           </w:p>
         </w:tc>
@@ -7028,11 +7028,11 @@
                 <w:rFonts w:ascii="Arial" w:cs="Arial" w:eastAsia="Arial" w:hAnsi="Arial"/>
                 <w:b w:val="false"/>
                 <w:bCs w:val="false"/>
-                <w:color w:val="000000"/>
-                <w:sz w:val="18"/>
-                <w:szCs w:val="18"/>
-              </w:rPr>
-              <w:t xml:space="preserve">Uygulama acik</w:t>
+                <w:color w:val="111111"/>
+                <w:sz w:val="18"/>
+                <w:szCs w:val="18"/>
+              </w:rPr>
+              <w:t xml:space="preserve">Uygulama açık</w:t>
             </w:r>
           </w:p>
         </w:tc>
@@ -7061,7 +7061,7 @@
                 <w:rFonts w:ascii="Arial" w:cs="Arial" w:eastAsia="Arial" w:hAnsi="Arial"/>
                 <w:b w:val="false"/>
                 <w:bCs w:val="false"/>
-                <w:color w:val="000000"/>
+                <w:color w:val="111111"/>
                 <w:sz w:val="18"/>
                 <w:szCs w:val="18"/>
               </w:rPr>
@@ -7092,11 +7092,11 @@
                 <w:rFonts w:ascii="Arial" w:cs="Arial" w:eastAsia="Arial" w:hAnsi="Arial"/>
                 <w:b w:val="false"/>
                 <w:bCs w:val="false"/>
-                <w:color w:val="000000"/>
-                <w:sz w:val="18"/>
-                <w:szCs w:val="18"/>
-              </w:rPr>
-              <w:t xml:space="preserve">Kullanici</w:t>
+                <w:color w:val="111111"/>
+                <w:sz w:val="18"/>
+                <w:szCs w:val="18"/>
+              </w:rPr>
+              <w:t xml:space="preserve">Kullanıcı</w:t>
             </w:r>
           </w:p>
         </w:tc>
@@ -7123,11 +7123,11 @@
                 <w:rFonts w:ascii="Arial" w:cs="Arial" w:eastAsia="Arial" w:hAnsi="Arial"/>
                 <w:b w:val="false"/>
                 <w:bCs w:val="false"/>
-                <w:color w:val="000000"/>
-                <w:sz w:val="18"/>
-                <w:szCs w:val="18"/>
-              </w:rPr>
-              <w:t xml:space="preserve">Gorevi tamamla</w:t>
+                <w:color w:val="111111"/>
+                <w:sz w:val="18"/>
+                <w:szCs w:val="18"/>
+              </w:rPr>
+              <w:t xml:space="preserve">Görevi tamamla</w:t>
             </w:r>
           </w:p>
         </w:tc>
@@ -7154,11 +7154,11 @@
                 <w:rFonts w:ascii="Arial" w:cs="Arial" w:eastAsia="Arial" w:hAnsi="Arial"/>
                 <w:b w:val="false"/>
                 <w:bCs w:val="false"/>
-                <w:color w:val="000000"/>
-                <w:sz w:val="18"/>
-                <w:szCs w:val="18"/>
-              </w:rPr>
-              <w:t xml:space="preserve">Gorev mevcut</w:t>
+                <w:color w:val="111111"/>
+                <w:sz w:val="18"/>
+                <w:szCs w:val="18"/>
+              </w:rPr>
+              <w:t xml:space="preserve">Görev mevcut</w:t>
             </w:r>
           </w:p>
         </w:tc>
@@ -7186,7 +7186,7 @@
                 <w:rFonts w:ascii="Arial" w:cs="Arial" w:eastAsia="Arial" w:hAnsi="Arial"/>
                 <w:b w:val="false"/>
                 <w:bCs w:val="false"/>
-                <w:color w:val="000000"/>
+                <w:color w:val="111111"/>
                 <w:sz w:val="18"/>
                 <w:szCs w:val="18"/>
               </w:rPr>
@@ -7216,11 +7216,11 @@
                 <w:rFonts w:ascii="Arial" w:cs="Arial" w:eastAsia="Arial" w:hAnsi="Arial"/>
                 <w:b w:val="false"/>
                 <w:bCs w:val="false"/>
-                <w:color w:val="000000"/>
-                <w:sz w:val="18"/>
-                <w:szCs w:val="18"/>
-              </w:rPr>
-              <w:t xml:space="preserve">Kullanici</w:t>
+                <w:color w:val="111111"/>
+                <w:sz w:val="18"/>
+                <w:szCs w:val="18"/>
+              </w:rPr>
+              <w:t xml:space="preserve">Kullanıcı</w:t>
             </w:r>
           </w:p>
         </w:tc>
@@ -7246,11 +7246,11 @@
                 <w:rFonts w:ascii="Arial" w:cs="Arial" w:eastAsia="Arial" w:hAnsi="Arial"/>
                 <w:b w:val="false"/>
                 <w:bCs w:val="false"/>
-                <w:color w:val="000000"/>
-                <w:sz w:val="18"/>
-                <w:szCs w:val="18"/>
-              </w:rPr>
-              <w:t xml:space="preserve">Oncelike gore filtrele</w:t>
+                <w:color w:val="111111"/>
+                <w:sz w:val="18"/>
+                <w:szCs w:val="18"/>
+              </w:rPr>
+              <w:t xml:space="preserve">Önceliğe göre filtrele</w:t>
             </w:r>
           </w:p>
         </w:tc>
@@ -7276,11 +7276,11 @@
                 <w:rFonts w:ascii="Arial" w:cs="Arial" w:eastAsia="Arial" w:hAnsi="Arial"/>
                 <w:b w:val="false"/>
                 <w:bCs w:val="false"/>
-                <w:color w:val="000000"/>
-                <w:sz w:val="18"/>
-                <w:szCs w:val="18"/>
-              </w:rPr>
-              <w:t xml:space="preserve">Gorevler listede</w:t>
+                <w:color w:val="111111"/>
+                <w:sz w:val="18"/>
+                <w:szCs w:val="18"/>
+              </w:rPr>
+              <w:t xml:space="preserve">Görevler listede</w:t>
             </w:r>
           </w:p>
         </w:tc>
@@ -7309,7 +7309,7 @@
                 <w:rFonts w:ascii="Arial" w:cs="Arial" w:eastAsia="Arial" w:hAnsi="Arial"/>
                 <w:b w:val="false"/>
                 <w:bCs w:val="false"/>
-                <w:color w:val="000000"/>
+                <w:color w:val="111111"/>
                 <w:sz w:val="18"/>
                 <w:szCs w:val="18"/>
               </w:rPr>
@@ -7340,7 +7340,7 @@
                 <w:rFonts w:ascii="Arial" w:cs="Arial" w:eastAsia="Arial" w:hAnsi="Arial"/>
                 <w:b w:val="false"/>
                 <w:bCs w:val="false"/>
-                <w:color w:val="000000"/>
+                <w:color w:val="111111"/>
                 <w:sz w:val="18"/>
                 <w:szCs w:val="18"/>
               </w:rPr>
@@ -7371,11 +7371,11 @@
                 <w:rFonts w:ascii="Arial" w:cs="Arial" w:eastAsia="Arial" w:hAnsi="Arial"/>
                 <w:b w:val="false"/>
                 <w:bCs w:val="false"/>
-                <w:color w:val="000000"/>
-                <w:sz w:val="18"/>
-                <w:szCs w:val="18"/>
-              </w:rPr>
-              <w:t xml:space="preserve">Hatirlatici gonder</w:t>
+                <w:color w:val="111111"/>
+                <w:sz w:val="18"/>
+                <w:szCs w:val="18"/>
+              </w:rPr>
+              <w:t xml:space="preserve">Hatırlatıcı gönder</w:t>
             </w:r>
           </w:p>
         </w:tc>
@@ -7402,11 +7402,11 @@
                 <w:rFonts w:ascii="Arial" w:cs="Arial" w:eastAsia="Arial" w:hAnsi="Arial"/>
                 <w:b w:val="false"/>
                 <w:bCs w:val="false"/>
-                <w:color w:val="000000"/>
-                <w:sz w:val="18"/>
-                <w:szCs w:val="18"/>
-              </w:rPr>
-              <w:t xml:space="preserve">Acilis veya 30 dk gecmesi</w:t>
+                <w:color w:val="111111"/>
+                <w:sz w:val="18"/>
+                <w:szCs w:val="18"/>
+              </w:rPr>
+              <w:t xml:space="preserve">Açılış veya 30 dk geçmesi</w:t>
             </w:r>
           </w:p>
         </w:tc>
@@ -7434,7 +7434,7 @@
                 <w:rFonts w:ascii="Arial" w:cs="Arial" w:eastAsia="Arial" w:hAnsi="Arial"/>
                 <w:b w:val="false"/>
                 <w:bCs w:val="false"/>
-                <w:color w:val="000000"/>
+                <w:color w:val="111111"/>
                 <w:sz w:val="18"/>
                 <w:szCs w:val="18"/>
               </w:rPr>
@@ -7464,11 +7464,11 @@
                 <w:rFonts w:ascii="Arial" w:cs="Arial" w:eastAsia="Arial" w:hAnsi="Arial"/>
                 <w:b w:val="false"/>
                 <w:bCs w:val="false"/>
-                <w:color w:val="000000"/>
-                <w:sz w:val="18"/>
-                <w:szCs w:val="18"/>
-              </w:rPr>
-              <w:t xml:space="preserve">Kullanici</w:t>
+                <w:color w:val="111111"/>
+                <w:sz w:val="18"/>
+                <w:szCs w:val="18"/>
+              </w:rPr>
+              <w:t xml:space="preserve">Kullanıcı</w:t>
             </w:r>
           </w:p>
         </w:tc>
@@ -7494,7 +7494,7 @@
                 <w:rFonts w:ascii="Arial" w:cs="Arial" w:eastAsia="Arial" w:hAnsi="Arial"/>
                 <w:b w:val="false"/>
                 <w:bCs w:val="false"/>
-                <w:color w:val="000000"/>
+                <w:color w:val="111111"/>
                 <w:sz w:val="18"/>
                 <w:szCs w:val="18"/>
               </w:rPr>
@@ -7524,11 +7524,11 @@
                 <w:rFonts w:ascii="Arial" w:cs="Arial" w:eastAsia="Arial" w:hAnsi="Arial"/>
                 <w:b w:val="false"/>
                 <w:bCs w:val="false"/>
-                <w:color w:val="000000"/>
-                <w:sz w:val="18"/>
-                <w:szCs w:val="18"/>
-              </w:rPr>
-              <w:t xml:space="preserve">Gorevler mevcut</w:t>
+                <w:color w:val="111111"/>
+                <w:sz w:val="18"/>
+                <w:szCs w:val="18"/>
+              </w:rPr>
+              <w:t xml:space="preserve">Görevler mevcut</w:t>
             </w:r>
           </w:p>
         </w:tc>
@@ -7557,7 +7557,7 @@
                 <w:rFonts w:ascii="Arial" w:cs="Arial" w:eastAsia="Arial" w:hAnsi="Arial"/>
                 <w:b w:val="false"/>
                 <w:bCs w:val="false"/>
-                <w:color w:val="000000"/>
+                <w:color w:val="111111"/>
                 <w:sz w:val="18"/>
                 <w:szCs w:val="18"/>
               </w:rPr>
@@ -7588,11 +7588,11 @@
                 <w:rFonts w:ascii="Arial" w:cs="Arial" w:eastAsia="Arial" w:hAnsi="Arial"/>
                 <w:b w:val="false"/>
                 <w:bCs w:val="false"/>
-                <w:color w:val="000000"/>
-                <w:sz w:val="18"/>
-                <w:szCs w:val="18"/>
-              </w:rPr>
-              <w:t xml:space="preserve">Kullanici</w:t>
+                <w:color w:val="111111"/>
+                <w:sz w:val="18"/>
+                <w:szCs w:val="18"/>
+              </w:rPr>
+              <w:t xml:space="preserve">Kullanıcı</w:t>
             </w:r>
           </w:p>
         </w:tc>
@@ -7619,11 +7619,11 @@
                 <w:rFonts w:ascii="Arial" w:cs="Arial" w:eastAsia="Arial" w:hAnsi="Arial"/>
                 <w:b w:val="false"/>
                 <w:bCs w:val="false"/>
-                <w:color w:val="000000"/>
-                <w:sz w:val="18"/>
-                <w:szCs w:val="18"/>
-              </w:rPr>
-              <w:t xml:space="preserve">Pomodoro baslatma</w:t>
+                <w:color w:val="111111"/>
+                <w:sz w:val="18"/>
+                <w:szCs w:val="18"/>
+              </w:rPr>
+              <w:t xml:space="preserve">Pomodoro başlatma</w:t>
             </w:r>
           </w:p>
         </w:tc>
@@ -7650,11 +7650,11 @@
                 <w:rFonts w:ascii="Arial" w:cs="Arial" w:eastAsia="Arial" w:hAnsi="Arial"/>
                 <w:b w:val="false"/>
                 <w:bCs w:val="false"/>
-                <w:color w:val="000000"/>
-                <w:sz w:val="18"/>
-                <w:szCs w:val="18"/>
-              </w:rPr>
-              <w:t xml:space="preserve">Ana ekran acik</w:t>
+                <w:color w:val="111111"/>
+                <w:sz w:val="18"/>
+                <w:szCs w:val="18"/>
+              </w:rPr>
+              <w:t xml:space="preserve">Ana ekran açık</w:t>
             </w:r>
           </w:p>
         </w:tc>
@@ -7682,7 +7682,7 @@
                 <w:rFonts w:ascii="Arial" w:cs="Arial" w:eastAsia="Arial" w:hAnsi="Arial"/>
                 <w:b w:val="false"/>
                 <w:bCs w:val="false"/>
-                <w:color w:val="000000"/>
+                <w:color w:val="111111"/>
                 <w:sz w:val="18"/>
                 <w:szCs w:val="18"/>
               </w:rPr>
@@ -7712,11 +7712,11 @@
                 <w:rFonts w:ascii="Arial" w:cs="Arial" w:eastAsia="Arial" w:hAnsi="Arial"/>
                 <w:b w:val="false"/>
                 <w:bCs w:val="false"/>
-                <w:color w:val="000000"/>
-                <w:sz w:val="18"/>
-                <w:szCs w:val="18"/>
-              </w:rPr>
-              <w:t xml:space="preserve">Kullanici</w:t>
+                <w:color w:val="111111"/>
+                <w:sz w:val="18"/>
+                <w:szCs w:val="18"/>
+              </w:rPr>
+              <w:t xml:space="preserve">Kullanıcı</w:t>
             </w:r>
           </w:p>
         </w:tc>
@@ -7742,11 +7742,11 @@
                 <w:rFonts w:ascii="Arial" w:cs="Arial" w:eastAsia="Arial" w:hAnsi="Arial"/>
                 <w:b w:val="false"/>
                 <w:bCs w:val="false"/>
-                <w:color w:val="000000"/>
-                <w:sz w:val="18"/>
-                <w:szCs w:val="18"/>
-              </w:rPr>
-              <w:t xml:space="preserve">Gorevi duzenle</w:t>
+                <w:color w:val="111111"/>
+                <w:sz w:val="18"/>
+                <w:szCs w:val="18"/>
+              </w:rPr>
+              <w:t xml:space="preserve">Görevi düzenle</w:t>
             </w:r>
           </w:p>
         </w:tc>
@@ -7772,11 +7772,11 @@
                 <w:rFonts w:ascii="Arial" w:cs="Arial" w:eastAsia="Arial" w:hAnsi="Arial"/>
                 <w:b w:val="false"/>
                 <w:bCs w:val="false"/>
-                <w:color w:val="000000"/>
-                <w:sz w:val="18"/>
-                <w:szCs w:val="18"/>
-              </w:rPr>
-              <w:t xml:space="preserve">Gorev secili</w:t>
+                <w:color w:val="111111"/>
+                <w:sz w:val="18"/>
+                <w:szCs w:val="18"/>
+              </w:rPr>
+              <w:t xml:space="preserve">Görev seçili</w:t>
             </w:r>
           </w:p>
         </w:tc>
@@ -7805,7 +7805,7 @@
                 <w:rFonts w:ascii="Arial" w:cs="Arial" w:eastAsia="Arial" w:hAnsi="Arial"/>
                 <w:b w:val="false"/>
                 <w:bCs w:val="false"/>
-                <w:color w:val="000000"/>
+                <w:color w:val="111111"/>
                 <w:sz w:val="18"/>
                 <w:szCs w:val="18"/>
               </w:rPr>
@@ -7836,11 +7836,11 @@
                 <w:rFonts w:ascii="Arial" w:cs="Arial" w:eastAsia="Arial" w:hAnsi="Arial"/>
                 <w:b w:val="false"/>
                 <w:bCs w:val="false"/>
-                <w:color w:val="000000"/>
-                <w:sz w:val="18"/>
-                <w:szCs w:val="18"/>
-              </w:rPr>
-              <w:t xml:space="preserve">Kullanici</w:t>
+                <w:color w:val="111111"/>
+                <w:sz w:val="18"/>
+                <w:szCs w:val="18"/>
+              </w:rPr>
+              <w:t xml:space="preserve">Kullanıcı</w:t>
             </w:r>
           </w:p>
         </w:tc>
@@ -7867,11 +7867,11 @@
                 <w:rFonts w:ascii="Arial" w:cs="Arial" w:eastAsia="Arial" w:hAnsi="Arial"/>
                 <w:b w:val="false"/>
                 <w:bCs w:val="false"/>
-                <w:color w:val="000000"/>
-                <w:sz w:val="18"/>
-                <w:szCs w:val="18"/>
-              </w:rPr>
-              <w:t xml:space="preserve">Gorevi sil</w:t>
+                <w:color w:val="111111"/>
+                <w:sz w:val="18"/>
+                <w:szCs w:val="18"/>
+              </w:rPr>
+              <w:t xml:space="preserve">Görevi sil</w:t>
             </w:r>
           </w:p>
         </w:tc>
@@ -7898,11 +7898,11 @@
                 <w:rFonts w:ascii="Arial" w:cs="Arial" w:eastAsia="Arial" w:hAnsi="Arial"/>
                 <w:b w:val="false"/>
                 <w:bCs w:val="false"/>
-                <w:color w:val="000000"/>
-                <w:sz w:val="18"/>
-                <w:szCs w:val="18"/>
-              </w:rPr>
-              <w:t xml:space="preserve">Gorev secili</w:t>
+                <w:color w:val="111111"/>
+                <w:sz w:val="18"/>
+                <w:szCs w:val="18"/>
+              </w:rPr>
+              <w:t xml:space="preserve">Görev seçili</w:t>
             </w:r>
           </w:p>
         </w:tc>
@@ -7930,7 +7930,7 @@
                 <w:rFonts w:ascii="Arial" w:cs="Arial" w:eastAsia="Arial" w:hAnsi="Arial"/>
                 <w:b w:val="false"/>
                 <w:bCs w:val="false"/>
-                <w:color w:val="000000"/>
+                <w:color w:val="111111"/>
                 <w:sz w:val="18"/>
                 <w:szCs w:val="18"/>
               </w:rPr>
@@ -7960,11 +7960,11 @@
                 <w:rFonts w:ascii="Arial" w:cs="Arial" w:eastAsia="Arial" w:hAnsi="Arial"/>
                 <w:b w:val="false"/>
                 <w:bCs w:val="false"/>
-                <w:color w:val="000000"/>
-                <w:sz w:val="18"/>
-                <w:szCs w:val="18"/>
-              </w:rPr>
-              <w:t xml:space="preserve">Kullanici</w:t>
+                <w:color w:val="111111"/>
+                <w:sz w:val="18"/>
+                <w:szCs w:val="18"/>
+              </w:rPr>
+              <w:t xml:space="preserve">Kullanıcı</w:t>
             </w:r>
           </w:p>
         </w:tc>
@@ -7990,11 +7990,11 @@
                 <w:rFonts w:ascii="Arial" w:cs="Arial" w:eastAsia="Arial" w:hAnsi="Arial"/>
                 <w:b w:val="false"/>
                 <w:bCs w:val="false"/>
-                <w:color w:val="000000"/>
-                <w:sz w:val="18"/>
-                <w:szCs w:val="18"/>
-              </w:rPr>
-              <w:t xml:space="preserve">Karanlik mod ac</w:t>
+                <w:color w:val="111111"/>
+                <w:sz w:val="18"/>
+                <w:szCs w:val="18"/>
+              </w:rPr>
+              <w:t xml:space="preserve">Karanlık mod aç</w:t>
             </w:r>
           </w:p>
         </w:tc>
@@ -8020,11 +8020,11 @@
                 <w:rFonts w:ascii="Arial" w:cs="Arial" w:eastAsia="Arial" w:hAnsi="Arial"/>
                 <w:b w:val="false"/>
                 <w:bCs w:val="false"/>
-                <w:color w:val="000000"/>
-                <w:sz w:val="18"/>
-                <w:szCs w:val="18"/>
-              </w:rPr>
-              <w:t xml:space="preserve">Tema acik</w:t>
+                <w:color w:val="111111"/>
+                <w:sz w:val="18"/>
+                <w:szCs w:val="18"/>
+              </w:rPr>
+              <w:t xml:space="preserve">Tema açık</w:t>
             </w:r>
           </w:p>
         </w:tc>
@@ -8053,7 +8053,7 @@
                 <w:rFonts w:ascii="Arial" w:cs="Arial" w:eastAsia="Arial" w:hAnsi="Arial"/>
                 <w:b w:val="false"/>
                 <w:bCs w:val="false"/>
-                <w:color w:val="000000"/>
+                <w:color w:val="111111"/>
                 <w:sz w:val="18"/>
                 <w:szCs w:val="18"/>
               </w:rPr>
@@ -8084,11 +8084,11 @@
                 <w:rFonts w:ascii="Arial" w:cs="Arial" w:eastAsia="Arial" w:hAnsi="Arial"/>
                 <w:b w:val="false"/>
                 <w:bCs w:val="false"/>
-                <w:color w:val="000000"/>
-                <w:sz w:val="18"/>
-                <w:szCs w:val="18"/>
-              </w:rPr>
-              <w:t xml:space="preserve">Kullanici</w:t>
+                <w:color w:val="111111"/>
+                <w:sz w:val="18"/>
+                <w:szCs w:val="18"/>
+              </w:rPr>
+              <w:t xml:space="preserve">Kullanıcı</w:t>
             </w:r>
           </w:p>
         </w:tc>
@@ -8115,11 +8115,11 @@
                 <w:rFonts w:ascii="Arial" w:cs="Arial" w:eastAsia="Arial" w:hAnsi="Arial"/>
                 <w:b w:val="false"/>
                 <w:bCs w:val="false"/>
-                <w:color w:val="000000"/>
-                <w:sz w:val="18"/>
-                <w:szCs w:val="18"/>
-              </w:rPr>
-              <w:t xml:space="preserve">Notlari kaydet</w:t>
+                <w:color w:val="111111"/>
+                <w:sz w:val="18"/>
+                <w:szCs w:val="18"/>
+              </w:rPr>
+              <w:t xml:space="preserve">Notları kaydet</w:t>
             </w:r>
           </w:p>
         </w:tc>
@@ -8146,11 +8146,11 @@
                 <w:rFonts w:ascii="Arial" w:cs="Arial" w:eastAsia="Arial" w:hAnsi="Arial"/>
                 <w:b w:val="false"/>
                 <w:bCs w:val="false"/>
-                <w:color w:val="000000"/>
-                <w:sz w:val="18"/>
-                <w:szCs w:val="18"/>
-              </w:rPr>
-              <w:t xml:space="preserve">Karalama alani acik</w:t>
+                <w:color w:val="111111"/>
+                <w:sz w:val="18"/>
+                <w:szCs w:val="18"/>
+              </w:rPr>
+              <w:t xml:space="preserve">Karalama alanı açık</w:t>
             </w:r>
           </w:p>
         </w:tc>
@@ -8158,7 +8158,7 @@
     </w:tbl>
     <w:p>
       <w:pPr>
-        <w:spacing w:after="120"/>
+        <w:spacing w:after="140"/>
       </w:pPr>
       <w:r>
         <w:t xml:space="preserve"/>
@@ -8178,12 +8178,99 @@
           <w:sz w:val="26"/>
           <w:szCs w:val="26"/>
         </w:rPr>
-        <w:t xml:space="preserve">6.2 Detayli Senaryo — UC-01: Yeni Gorev Ekleme</w:t>
+        <w:t xml:space="preserve">6.2 Kullanım Senaryosu Diyagramı</w:t>
       </w:r>
     </w:p>
     <w:p>
       <w:pPr>
-        <w:spacing w:after="120"/>
+        <w:spacing w:after="120" w:before="120"/>
+      </w:pPr>
+      <w:r>
+        <w:drawing>
+          <wp:inline distT="0" distB="0" distL="0" distR="0">
+            <wp:extent cx="5905500" cy="4333875"/>
+            <wp:effectExtent t="0" r="0" b="0" l="0"/>
+            <wp:docPr id="1" name="Kullanim Senaryosu Diyagrami" descr="Kullanim Senaryosu Diyagrami" title="Kullanim Senaryosu Diyagrami"/>
+            <wp:cNvGraphicFramePr>
+              <a:graphicFrameLocks xmlns:a="http://schemas.openxmlformats.org/drawingml/2006/main" noChangeAspect="1"/>
+            </wp:cNvGraphicFramePr>
+            <a:graphic xmlns:a="http://schemas.openxmlformats.org/drawingml/2006/main">
+              <a:graphicData uri="http://schemas.openxmlformats.org/drawingml/2006/picture">
+                <pic:pic xmlns:pic="http://schemas.openxmlformats.org/drawingml/2006/picture">
+                  <pic:nvPicPr>
+                    <pic:cNvPr id="0" name="" descr=""/>
+                    <pic:cNvPicPr>
+                      <a:picLocks noChangeAspect="1" noChangeArrowheads="1"/>
+                    </pic:cNvPicPr>
+                  </pic:nvPicPr>
+                  <pic:blipFill>
+                    <a:blip r:embed="rId9" cstate="none"/>
+                    <a:srcRect/>
+                    <a:stretch>
+                      <a:fillRect/>
+                    </a:stretch>
+                  </pic:blipFill>
+                  <pic:spPr bwMode="auto">
+                    <a:xfrm>
+                      <a:off x="0" y="0"/>
+                      <a:ext cx="5905500" cy="4333875"/>
+                    </a:xfrm>
+                    <a:prstGeom prst="rect">
+                      <a:avLst/>
+                    </a:prstGeom>
+                  </pic:spPr>
+                </pic:pic>
+              </a:graphicData>
+            </a:graphic>
+          </wp:inline>
+        </w:drawing>
+      </w:r>
+    </w:p>
+    <w:p>
+      <w:pPr>
+        <w:spacing w:after="80" w:before="80"/>
+        <w:jc w:val="center"/>
+      </w:pPr>
+      <w:r>
+        <w:rPr>
+          <w:rFonts w:ascii="Arial" w:cs="Arial" w:eastAsia="Arial" w:hAnsi="Arial"/>
+          <w:i/>
+          <w:iCs/>
+          <w:color w:val="555555"/>
+          <w:sz w:val="18"/>
+          <w:szCs w:val="18"/>
+        </w:rPr>
+        <w:t xml:space="preserve">Şekil 1 — ProPortal Kullanım Senaryosu (Use Case) Diyagramı</w:t>
+      </w:r>
+    </w:p>
+    <w:p>
+      <w:pPr>
+        <w:spacing w:after="140"/>
+      </w:pPr>
+      <w:r>
+        <w:t xml:space="preserve"/>
+      </w:r>
+    </w:p>
+    <w:p>
+      <w:pPr>
+        <w:pStyle w:val="Heading2"/>
+        <w:spacing w:after="100" w:before="200"/>
+      </w:pPr>
+      <w:r>
+        <w:rPr>
+          <w:rFonts w:ascii="Arial" w:cs="Arial" w:eastAsia="Arial" w:hAnsi="Arial"/>
+          <w:b/>
+          <w:bCs/>
+          <w:color w:val="3A6186"/>
+          <w:sz w:val="26"/>
+          <w:szCs w:val="26"/>
+        </w:rPr>
+        <w:t xml:space="preserve">6.3 Detaylı Senaryo — UC-01: Yeni Görev Ekleme</w:t>
+      </w:r>
+    </w:p>
+    <w:p>
+      <w:pPr>
+        <w:spacing w:after="140"/>
       </w:pPr>
       <w:r>
         <w:t xml:space="preserve"/>
@@ -8264,7 +8351,7 @@
                 <w:sz w:val="20"/>
                 <w:szCs w:val="20"/>
               </w:rPr>
-              <w:t xml:space="preserve">Deger</w:t>
+              <w:t xml:space="preserve">Değer</w:t>
             </w:r>
           </w:p>
         </w:tc>
@@ -8292,11 +8379,11 @@
                 <w:rFonts w:ascii="Arial" w:cs="Arial" w:eastAsia="Arial" w:hAnsi="Arial"/>
                 <w:b w:val="false"/>
                 <w:bCs w:val="false"/>
-                <w:color w:val="000000"/>
-                <w:sz w:val="18"/>
-                <w:szCs w:val="18"/>
-              </w:rPr>
-              <w:t xml:space="preserve">Aktor</w:t>
+                <w:color w:val="111111"/>
+                <w:sz w:val="18"/>
+                <w:szCs w:val="18"/>
+              </w:rPr>
+              <w:t xml:space="preserve">Aktör</w:t>
             </w:r>
           </w:p>
         </w:tc>
@@ -8322,11 +8409,11 @@
                 <w:rFonts w:ascii="Arial" w:cs="Arial" w:eastAsia="Arial" w:hAnsi="Arial"/>
                 <w:b w:val="false"/>
                 <w:bCs w:val="false"/>
-                <w:color w:val="000000"/>
-                <w:sz w:val="18"/>
-                <w:szCs w:val="18"/>
-              </w:rPr>
-              <w:t xml:space="preserve">Kullanici</w:t>
+                <w:color w:val="111111"/>
+                <w:sz w:val="18"/>
+                <w:szCs w:val="18"/>
+              </w:rPr>
+              <w:t xml:space="preserve">Kullanıcı</w:t>
             </w:r>
           </w:p>
         </w:tc>
@@ -8355,7 +8442,7 @@
                 <w:rFonts w:ascii="Arial" w:cs="Arial" w:eastAsia="Arial" w:hAnsi="Arial"/>
                 <w:b w:val="false"/>
                 <w:bCs w:val="false"/>
-                <w:color w:val="000000"/>
+                <w:color w:val="111111"/>
                 <w:sz w:val="18"/>
                 <w:szCs w:val="18"/>
               </w:rPr>
@@ -8386,11 +8473,11 @@
                 <w:rFonts w:ascii="Arial" w:cs="Arial" w:eastAsia="Arial" w:hAnsi="Arial"/>
                 <w:b w:val="false"/>
                 <w:bCs w:val="false"/>
-                <w:color w:val="000000"/>
-                <w:sz w:val="18"/>
-                <w:szCs w:val="18"/>
-              </w:rPr>
-              <w:t xml:space="preserve">Sisteme yeni bir gorev kaydi eklemek</w:t>
+                <w:color w:val="111111"/>
+                <w:sz w:val="18"/>
+                <w:szCs w:val="18"/>
+              </w:rPr>
+              <w:t xml:space="preserve">Sisteme yeni bir görev kaydı eklemek</w:t>
             </w:r>
           </w:p>
         </w:tc>
@@ -8418,11 +8505,11 @@
                 <w:rFonts w:ascii="Arial" w:cs="Arial" w:eastAsia="Arial" w:hAnsi="Arial"/>
                 <w:b w:val="false"/>
                 <w:bCs w:val="false"/>
-                <w:color w:val="000000"/>
-                <w:sz w:val="18"/>
-                <w:szCs w:val="18"/>
-              </w:rPr>
-              <w:t xml:space="preserve">On Kosul</w:t>
+                <w:color w:val="111111"/>
+                <w:sz w:val="18"/>
+                <w:szCs w:val="18"/>
+              </w:rPr>
+              <w:t xml:space="preserve">Ön Koşul</w:t>
             </w:r>
           </w:p>
         </w:tc>
@@ -8448,11 +8535,11 @@
                 <w:rFonts w:ascii="Arial" w:cs="Arial" w:eastAsia="Arial" w:hAnsi="Arial"/>
                 <w:b w:val="false"/>
                 <w:bCs w:val="false"/>
-                <w:color w:val="000000"/>
-                <w:sz w:val="18"/>
-                <w:szCs w:val="18"/>
-              </w:rPr>
-              <w:t xml:space="preserve">Uygulama baslatilmis, ana ekran goruntuleniyyor</w:t>
+                <w:color w:val="111111"/>
+                <w:sz w:val="18"/>
+                <w:szCs w:val="18"/>
+              </w:rPr>
+              <w:t xml:space="preserve">Uygulama başlatılmış, ana ekran görüntüleniyor</w:t>
             </w:r>
           </w:p>
         </w:tc>
@@ -8481,11 +8568,11 @@
                 <w:rFonts w:ascii="Arial" w:cs="Arial" w:eastAsia="Arial" w:hAnsi="Arial"/>
                 <w:b w:val="false"/>
                 <w:bCs w:val="false"/>
-                <w:color w:val="000000"/>
-                <w:sz w:val="18"/>
-                <w:szCs w:val="18"/>
-              </w:rPr>
-              <w:t xml:space="preserve">Sonuc</w:t>
+                <w:color w:val="111111"/>
+                <w:sz w:val="18"/>
+                <w:szCs w:val="18"/>
+              </w:rPr>
+              <w:t xml:space="preserve">Sonuç</w:t>
             </w:r>
           </w:p>
         </w:tc>
@@ -8512,11 +8599,11 @@
                 <w:rFonts w:ascii="Arial" w:cs="Arial" w:eastAsia="Arial" w:hAnsi="Arial"/>
                 <w:b w:val="false"/>
                 <w:bCs w:val="false"/>
-                <w:color w:val="000000"/>
-                <w:sz w:val="18"/>
-                <w:szCs w:val="18"/>
-              </w:rPr>
-              <w:t xml:space="preserve">Yeni gorev veritabanina kaydedilir ve tabloda goruntulenur</w:t>
+                <w:color w:val="111111"/>
+                <w:sz w:val="18"/>
+                <w:szCs w:val="18"/>
+              </w:rPr>
+              <w:t xml:space="preserve">Yeni görev veritabanına kaydedilir ve tabloda görüntülenir</w:t>
             </w:r>
           </w:p>
         </w:tc>
@@ -8524,7 +8611,7 @@
     </w:tbl>
     <w:p>
       <w:pPr>
-        <w:spacing w:after="120"/>
+        <w:spacing w:after="140"/>
       </w:pPr>
       <w:r>
         <w:t xml:space="preserve"/>
@@ -8543,7 +8630,7 @@
           <w:sz w:val="20"/>
           <w:szCs w:val="20"/>
         </w:rPr>
-        <w:t xml:space="preserve">Temel Akis:</w:t>
+        <w:t xml:space="preserve">Temel Akış:</w:t>
       </w:r>
     </w:p>
     <w:p>
@@ -8553,15 +8640,16 @@
           <w:ilvl w:val="0"/>
           <w:numId w:val="1"/>
         </w:numPr>
-        <w:spacing w:after="40"/>
+        <w:spacing w:after="60"/>
       </w:pPr>
       <w:r>
         <w:rPr>
           <w:rFonts w:ascii="Arial" w:cs="Arial" w:eastAsia="Arial" w:hAnsi="Arial"/>
+          <w:color w:val="222222"/>
           <w:sz w:val="20"/>
           <w:szCs w:val="20"/>
         </w:rPr>
-        <w:t xml:space="preserve">1. Kullanici 'Yeni Kayit' butonuna tiklar veya Ctrl+N tusuna basar</w:t>
+        <w:t xml:space="preserve">1. Kullanıcı "Yeni Kayıt" butonuna tıklar veya Ctrl+N tuşuna basar</w:t>
       </w:r>
     </w:p>
     <w:p>
@@ -8571,15 +8659,16 @@
           <w:ilvl w:val="0"/>
           <w:numId w:val="1"/>
         </w:numPr>
-        <w:spacing w:after="40"/>
+        <w:spacing w:after="60"/>
       </w:pPr>
       <w:r>
         <w:rPr>
           <w:rFonts w:ascii="Arial" w:cs="Arial" w:eastAsia="Arial" w:hAnsi="Arial"/>
+          <w:color w:val="222222"/>
           <w:sz w:val="20"/>
           <w:szCs w:val="20"/>
         </w:rPr>
-        <w:t xml:space="preserve">2. Sistem gorev ekleme dialog penceresini acar</w:t>
+        <w:t xml:space="preserve">2. Sistem görev ekleme dialog penceresini açar</w:t>
       </w:r>
     </w:p>
     <w:p>
@@ -8589,15 +8678,16 @@
           <w:ilvl w:val="0"/>
           <w:numId w:val="1"/>
         </w:numPr>
-        <w:spacing w:after="40"/>
+        <w:spacing w:after="60"/>
       </w:pPr>
       <w:r>
         <w:rPr>
           <w:rFonts w:ascii="Arial" w:cs="Arial" w:eastAsia="Arial" w:hAnsi="Arial"/>
+          <w:color w:val="222222"/>
           <w:sz w:val="20"/>
           <w:szCs w:val="20"/>
         </w:rPr>
-        <w:t xml:space="preserve">3. Kullanici proje adi, musteri ve kategori alanlarini doldurur</w:t>
+        <w:t xml:space="preserve">3. Kullanıcı proje adı, müşteri ve kategori alanlarını doldurur</w:t>
       </w:r>
     </w:p>
     <w:p>
@@ -8607,15 +8697,16 @@
           <w:ilvl w:val="0"/>
           <w:numId w:val="1"/>
         </w:numPr>
-        <w:spacing w:after="40"/>
+        <w:spacing w:after="60"/>
       </w:pPr>
       <w:r>
         <w:rPr>
           <w:rFonts w:ascii="Arial" w:cs="Arial" w:eastAsia="Arial" w:hAnsi="Arial"/>
+          <w:color w:val="222222"/>
           <w:sz w:val="20"/>
           <w:szCs w:val="20"/>
         </w:rPr>
-        <w:t xml:space="preserve">4. Kullanici teslim tarihi ve saatini JSpinner araciligiyyla secer</w:t>
+        <w:t xml:space="preserve">4. Kullanıcı teslim tarihi ve saatini JSpinner aracılığıyla seçer</w:t>
       </w:r>
     </w:p>
     <w:p>
@@ -8625,15 +8716,16 @@
           <w:ilvl w:val="0"/>
           <w:numId w:val="1"/>
         </w:numPr>
-        <w:spacing w:after="40"/>
+        <w:spacing w:after="60"/>
       </w:pPr>
       <w:r>
         <w:rPr>
           <w:rFonts w:ascii="Arial" w:cs="Arial" w:eastAsia="Arial" w:hAnsi="Arial"/>
+          <w:color w:val="222222"/>
           <w:sz w:val="20"/>
           <w:szCs w:val="20"/>
         </w:rPr>
-        <w:t xml:space="preserve">5. Kullanici oncelik, ilerleme ve notlar alanlarini istege bagli olarak doldurur</w:t>
+        <w:t xml:space="preserve">5. Kullanıcı öncelik, ilerleme ve notlar alanlarını isteğe bağlı olarak doldurur</w:t>
       </w:r>
     </w:p>
     <w:p>
@@ -8643,15 +8735,16 @@
           <w:ilvl w:val="0"/>
           <w:numId w:val="1"/>
         </w:numPr>
-        <w:spacing w:after="40"/>
+        <w:spacing w:after="60"/>
       </w:pPr>
       <w:r>
         <w:rPr>
           <w:rFonts w:ascii="Arial" w:cs="Arial" w:eastAsia="Arial" w:hAnsi="Arial"/>
+          <w:color w:val="222222"/>
           <w:sz w:val="20"/>
           <w:szCs w:val="20"/>
         </w:rPr>
-        <w:t xml:space="preserve">6. Kullanici 'Kaydet' butonuna tiklar</w:t>
+        <w:t xml:space="preserve">6. Kullanıcı "Kaydet" butonuna tıklar</w:t>
       </w:r>
     </w:p>
     <w:p>
@@ -8661,15 +8754,16 @@
           <w:ilvl w:val="0"/>
           <w:numId w:val="1"/>
         </w:numPr>
-        <w:spacing w:after="40"/>
+        <w:spacing w:after="60"/>
       </w:pPr>
       <w:r>
         <w:rPr>
           <w:rFonts w:ascii="Arial" w:cs="Arial" w:eastAsia="Arial" w:hAnsi="Arial"/>
+          <w:color w:val="222222"/>
           <w:sz w:val="20"/>
           <w:szCs w:val="20"/>
         </w:rPr>
-        <w:t xml:space="preserve">7. Sistem gerekli alanlari dogrular (proje adi bos olamaz)</w:t>
+        <w:t xml:space="preserve">7. Sistem gerekli alanları doğrular (proje adı boş olamaz)</w:t>
       </w:r>
     </w:p>
     <w:p>
@@ -8679,15 +8773,16 @@
           <w:ilvl w:val="0"/>
           <w:numId w:val="1"/>
         </w:numPr>
-        <w:spacing w:after="40"/>
+        <w:spacing w:after="60"/>
       </w:pPr>
       <w:r>
         <w:rPr>
           <w:rFonts w:ascii="Arial" w:cs="Arial" w:eastAsia="Arial" w:hAnsi="Arial"/>
+          <w:color w:val="222222"/>
           <w:sz w:val="20"/>
           <w:szCs w:val="20"/>
         </w:rPr>
-        <w:t xml:space="preserve">8. Sistem gorevi veritabanina kaydeder ve aktivite gunlugune 'EKLENDI' yazar</w:t>
+        <w:t xml:space="preserve">8. Sistem görevi veritabanına kaydeder ve aktivite günlüğüne "EKLENDİ" yazar</w:t>
       </w:r>
     </w:p>
     <w:p>
@@ -8697,20 +8792,21 @@
           <w:ilvl w:val="0"/>
           <w:numId w:val="1"/>
         </w:numPr>
-        <w:spacing w:after="80"/>
+        <w:spacing w:after="60"/>
       </w:pPr>
       <w:r>
         <w:rPr>
           <w:rFonts w:ascii="Arial" w:cs="Arial" w:eastAsia="Arial" w:hAnsi="Arial"/>
+          <w:color w:val="222222"/>
           <w:sz w:val="20"/>
           <w:szCs w:val="20"/>
         </w:rPr>
-        <w:t xml:space="preserve">9. Sistem tabloyu yeniler; yeni gorev listede gorununur</w:t>
+        <w:t xml:space="preserve">9. Sistem tabloyu yeniler; yeni görev listede görünür</w:t>
       </w:r>
     </w:p>
     <w:p>
       <w:pPr>
-        <w:spacing w:after="120"/>
+        <w:spacing w:after="140"/>
       </w:pPr>
       <w:r>
         <w:t xml:space="preserve"/>
@@ -8729,7 +8825,7 @@
           <w:sz w:val="20"/>
           <w:szCs w:val="20"/>
         </w:rPr>
-        <w:t xml:space="preserve">Alternatif Akis — A1 (Zorunlu alan bos):</w:t>
+        <w:t xml:space="preserve">Alternatif Akış — A1 (Zorunlu alan boş):</w:t>
       </w:r>
     </w:p>
     <w:p>
@@ -8748,7 +8844,7 @@
           <w:sz w:val="20"/>
           <w:szCs w:val="20"/>
         </w:rPr>
-        <w:t xml:space="preserve">7. adimda proje adi bossa sistem uyari mesaji gosterir</w:t>
+        <w:t xml:space="preserve">7. adımda proje adı boşsa sistem uyarı mesajı gösterir</w:t>
       </w:r>
     </w:p>
     <w:p>
@@ -8767,12 +8863,12 @@
           <w:sz w:val="20"/>
           <w:szCs w:val="20"/>
         </w:rPr>
-        <w:t xml:space="preserve">Dialog acik kalir, kullanici eksik alani doldurur</w:t>
+        <w:t xml:space="preserve">Dialog açık kalır, kullanıcı eksik alanı doldurur</w:t>
       </w:r>
     </w:p>
     <w:p>
       <w:pPr>
-        <w:spacing w:after="120"/>
+        <w:spacing w:after="140"/>
       </w:pPr>
       <w:r>
         <w:t xml:space="preserve"/>
@@ -8781,7 +8877,7 @@
     <w:p>
       <w:pPr>
         <w:pStyle w:val="Heading1"/>
-        <w:spacing w:after="140" w:before="280"/>
+        <w:spacing w:after="140" w:before="300"/>
       </w:pPr>
       <w:r>
         <w:rPr>
@@ -8809,31 +8905,94 @@
           <w:sz w:val="26"/>
           <w:szCs w:val="26"/>
         </w:rPr>
-        <w:t xml:space="preserve">7.1 Katmanli Mimari</w:t>
+        <w:t xml:space="preserve">7.1 Sistem Mimarisi Diyagramı</w:t>
       </w:r>
     </w:p>
     <w:p>
       <w:pPr>
-        <w:spacing w:after="80"/>
+        <w:spacing w:after="120" w:before="120"/>
+      </w:pPr>
+      <w:r>
+        <w:drawing>
+          <wp:inline distT="0" distB="0" distL="0" distR="0">
+            <wp:extent cx="5429250" cy="3429000"/>
+            <wp:effectExtent t="0" r="0" b="0" l="0"/>
+            <wp:docPr id="1" name="Sistem Mimarisi Diyagrami" descr="Sistem Mimarisi Diyagrami" title="Sistem Mimarisi Diyagrami"/>
+            <wp:cNvGraphicFramePr>
+              <a:graphicFrameLocks xmlns:a="http://schemas.openxmlformats.org/drawingml/2006/main" noChangeAspect="1"/>
+            </wp:cNvGraphicFramePr>
+            <a:graphic xmlns:a="http://schemas.openxmlformats.org/drawingml/2006/main">
+              <a:graphicData uri="http://schemas.openxmlformats.org/drawingml/2006/picture">
+                <pic:pic xmlns:pic="http://schemas.openxmlformats.org/drawingml/2006/picture">
+                  <pic:nvPicPr>
+                    <pic:cNvPr id="0" name="" descr=""/>
+                    <pic:cNvPicPr>
+                      <a:picLocks noChangeAspect="1" noChangeArrowheads="1"/>
+                    </pic:cNvPicPr>
+                  </pic:nvPicPr>
+                  <pic:blipFill>
+                    <a:blip r:embed="rId10" cstate="none"/>
+                    <a:srcRect/>
+                    <a:stretch>
+                      <a:fillRect/>
+                    </a:stretch>
+                  </pic:blipFill>
+                  <pic:spPr bwMode="auto">
+                    <a:xfrm>
+                      <a:off x="0" y="0"/>
+                      <a:ext cx="5429250" cy="3429000"/>
+                    </a:xfrm>
+                    <a:prstGeom prst="rect">
+                      <a:avLst/>
+                    </a:prstGeom>
+                  </pic:spPr>
+                </pic:pic>
+              </a:graphicData>
+            </a:graphic>
+          </wp:inline>
+        </w:drawing>
+      </w:r>
+    </w:p>
+    <w:p>
+      <w:pPr>
+        <w:spacing w:after="80" w:before="80"/>
+        <w:jc w:val="center"/>
       </w:pPr>
       <w:r>
         <w:rPr>
           <w:rFonts w:ascii="Arial" w:cs="Arial" w:eastAsia="Arial" w:hAnsi="Arial"/>
-          <w:b w:val="false"/>
-          <w:bCs w:val="false"/>
-          <w:color w:val="222222"/>
-          <w:sz w:val="20"/>
-          <w:szCs w:val="20"/>
+          <w:i/>
+          <w:iCs/>
+          <w:color w:val="555555"/>
+          <w:sz w:val="18"/>
+          <w:szCs w:val="18"/>
         </w:rPr>
-        <w:t xml:space="preserve">Uygulama uc katmanli bir mimari ile tasarlanmistir.</w:t>
+        <w:t xml:space="preserve">Şekil 2 — ProPortal Üç Katmanlı Mimari Diyagramı</w:t>
       </w:r>
     </w:p>
     <w:p>
       <w:pPr>
-        <w:spacing w:after="120"/>
+        <w:spacing w:after="140"/>
       </w:pPr>
       <w:r>
         <w:t xml:space="preserve"/>
+      </w:r>
+    </w:p>
+    <w:p>
+      <w:pPr>
+        <w:pStyle w:val="Heading2"/>
+        <w:spacing w:after="100" w:before="200"/>
+      </w:pPr>
+      <w:r>
+        <w:rPr>
+          <w:rFonts w:ascii="Arial" w:cs="Arial" w:eastAsia="Arial" w:hAnsi="Arial"/>
+          <w:b/>
+          <w:bCs/>
+          <w:color w:val="3A6186"/>
+          <w:sz w:val="26"/>
+          <w:szCs w:val="26"/>
+        </w:rPr>
+        <w:t xml:space="preserve">7.2 Katmanlı Mimari Tablosu</w:t>
       </w:r>
     </w:p>
     <w:tbl>
@@ -8912,7 +9071,7 @@
                 <w:sz w:val="20"/>
                 <w:szCs w:val="20"/>
               </w:rPr>
-              <w:t xml:space="preserve">Sinif / Dosya</w:t>
+              <w:t xml:space="preserve">Sınıf / Dosya</w:t>
             </w:r>
           </w:p>
         </w:tc>
@@ -8971,7 +9130,7 @@
                 <w:rFonts w:ascii="Arial" w:cs="Arial" w:eastAsia="Arial" w:hAnsi="Arial"/>
                 <w:b w:val="false"/>
                 <w:bCs w:val="false"/>
-                <w:color w:val="000000"/>
+                <w:color w:val="111111"/>
                 <w:sz w:val="18"/>
                 <w:szCs w:val="18"/>
               </w:rPr>
@@ -9001,7 +9160,7 @@
                 <w:rFonts w:ascii="Arial" w:cs="Arial" w:eastAsia="Arial" w:hAnsi="Arial"/>
                 <w:b w:val="false"/>
                 <w:bCs w:val="false"/>
-                <w:color w:val="000000"/>
+                <w:color w:val="111111"/>
                 <w:sz w:val="18"/>
                 <w:szCs w:val="18"/>
               </w:rPr>
@@ -9031,11 +9190,11 @@
                 <w:rFonts w:ascii="Arial" w:cs="Arial" w:eastAsia="Arial" w:hAnsi="Arial"/>
                 <w:b w:val="false"/>
                 <w:bCs w:val="false"/>
-                <w:color w:val="000000"/>
-                <w:sz w:val="18"/>
-                <w:szCs w:val="18"/>
-              </w:rPr>
-              <w:t xml:space="preserve">Ana pencere, tum UI bilesenleri</w:t>
+                <w:color w:val="111111"/>
+                <w:sz w:val="18"/>
+                <w:szCs w:val="18"/>
+              </w:rPr>
+              <w:t xml:space="preserve">Ana pencere, tüm UI bileşenleri</w:t>
             </w:r>
           </w:p>
         </w:tc>
@@ -9064,7 +9223,7 @@
                 <w:rFonts w:ascii="Arial" w:cs="Arial" w:eastAsia="Arial" w:hAnsi="Arial"/>
                 <w:b w:val="false"/>
                 <w:bCs w:val="false"/>
-                <w:color w:val="000000"/>
+                <w:color w:val="111111"/>
                 <w:sz w:val="18"/>
                 <w:szCs w:val="18"/>
               </w:rPr>
@@ -9095,7 +9254,7 @@
                 <w:rFonts w:ascii="Arial" w:cs="Arial" w:eastAsia="Arial" w:hAnsi="Arial"/>
                 <w:b w:val="false"/>
                 <w:bCs w:val="false"/>
-                <w:color w:val="000000"/>
+                <w:color w:val="111111"/>
                 <w:sz w:val="18"/>
                 <w:szCs w:val="18"/>
               </w:rPr>
@@ -9126,11 +9285,11 @@
                 <w:rFonts w:ascii="Arial" w:cs="Arial" w:eastAsia="Arial" w:hAnsi="Arial"/>
                 <w:b w:val="false"/>
                 <w:bCs w:val="false"/>
-                <w:color w:val="000000"/>
-                <w:sz w:val="18"/>
-                <w:szCs w:val="18"/>
-              </w:rPr>
-              <w:t xml:space="preserve">Ozel pasta grafik bileseni</w:t>
+                <w:color w:val="111111"/>
+                <w:sz w:val="18"/>
+                <w:szCs w:val="18"/>
+              </w:rPr>
+              <w:t xml:space="preserve">Özel pasta grafik bileşeni</w:t>
             </w:r>
           </w:p>
         </w:tc>
@@ -9158,11 +9317,11 @@
                 <w:rFonts w:ascii="Arial" w:cs="Arial" w:eastAsia="Arial" w:hAnsi="Arial"/>
                 <w:b w:val="false"/>
                 <w:bCs w:val="false"/>
-                <w:color w:val="000000"/>
-                <w:sz w:val="18"/>
-                <w:szCs w:val="18"/>
-              </w:rPr>
-              <w:t xml:space="preserve">Veri Erisim (DAO)</w:t>
+                <w:color w:val="111111"/>
+                <w:sz w:val="18"/>
+                <w:szCs w:val="18"/>
+              </w:rPr>
+              <w:t xml:space="preserve">Veri Erişim (DAO)</w:t>
             </w:r>
           </w:p>
         </w:tc>
@@ -9188,7 +9347,7 @@
                 <w:rFonts w:ascii="Arial" w:cs="Arial" w:eastAsia="Arial" w:hAnsi="Arial"/>
                 <w:b w:val="false"/>
                 <w:bCs w:val="false"/>
-                <w:color w:val="000000"/>
+                <w:color w:val="111111"/>
                 <w:sz w:val="18"/>
                 <w:szCs w:val="18"/>
               </w:rPr>
@@ -9218,11 +9377,11 @@
                 <w:rFonts w:ascii="Arial" w:cs="Arial" w:eastAsia="Arial" w:hAnsi="Arial"/>
                 <w:b w:val="false"/>
                 <w:bCs w:val="false"/>
-                <w:color w:val="000000"/>
-                <w:sz w:val="18"/>
-                <w:szCs w:val="18"/>
-              </w:rPr>
-              <w:t xml:space="preserve">Gorev CRUD islemleri, aktivite log yonetimi</w:t>
+                <w:color w:val="111111"/>
+                <w:sz w:val="18"/>
+                <w:szCs w:val="18"/>
+              </w:rPr>
+              <w:t xml:space="preserve">Görev CRUD işlemleri, aktivite log yönetimi</w:t>
             </w:r>
           </w:p>
         </w:tc>
@@ -9251,11 +9410,11 @@
                 <w:rFonts w:ascii="Arial" w:cs="Arial" w:eastAsia="Arial" w:hAnsi="Arial"/>
                 <w:b w:val="false"/>
                 <w:bCs w:val="false"/>
-                <w:color w:val="000000"/>
-                <w:sz w:val="18"/>
-                <w:szCs w:val="18"/>
-              </w:rPr>
-              <w:t xml:space="preserve">Veritabani</w:t>
+                <w:color w:val="111111"/>
+                <w:sz w:val="18"/>
+                <w:szCs w:val="18"/>
+              </w:rPr>
+              <w:t xml:space="preserve">Veritabanı</w:t>
             </w:r>
           </w:p>
         </w:tc>
@@ -9282,7 +9441,7 @@
                 <w:rFonts w:ascii="Arial" w:cs="Arial" w:eastAsia="Arial" w:hAnsi="Arial"/>
                 <w:b w:val="false"/>
                 <w:bCs w:val="false"/>
-                <w:color w:val="000000"/>
+                <w:color w:val="111111"/>
                 <w:sz w:val="18"/>
                 <w:szCs w:val="18"/>
               </w:rPr>
@@ -9313,11 +9472,11 @@
                 <w:rFonts w:ascii="Arial" w:cs="Arial" w:eastAsia="Arial" w:hAnsi="Arial"/>
                 <w:b w:val="false"/>
                 <w:bCs w:val="false"/>
-                <w:color w:val="000000"/>
-                <w:sz w:val="18"/>
-                <w:szCs w:val="18"/>
-              </w:rPr>
-              <w:t xml:space="preserve">SQLite baglanti yonetimi, tablo olusturma</w:t>
+                <w:color w:val="111111"/>
+                <w:sz w:val="18"/>
+                <w:szCs w:val="18"/>
+              </w:rPr>
+              <w:t xml:space="preserve">SQLite bağlantı yönetimi, tablo oluşturma</w:t>
             </w:r>
           </w:p>
         </w:tc>
@@ -9345,11 +9504,11 @@
                 <w:rFonts w:ascii="Arial" w:cs="Arial" w:eastAsia="Arial" w:hAnsi="Arial"/>
                 <w:b w:val="false"/>
                 <w:bCs w:val="false"/>
-                <w:color w:val="000000"/>
-                <w:sz w:val="18"/>
-                <w:szCs w:val="18"/>
-              </w:rPr>
-              <w:t xml:space="preserve">Veritabani</w:t>
+                <w:color w:val="111111"/>
+                <w:sz w:val="18"/>
+                <w:szCs w:val="18"/>
+              </w:rPr>
+              <w:t xml:space="preserve">Veritabanı</w:t>
             </w:r>
           </w:p>
         </w:tc>
@@ -9375,7 +9534,7 @@
                 <w:rFonts w:ascii="Arial" w:cs="Arial" w:eastAsia="Arial" w:hAnsi="Arial"/>
                 <w:b w:val="false"/>
                 <w:bCs w:val="false"/>
-                <w:color w:val="000000"/>
+                <w:color w:val="111111"/>
                 <w:sz w:val="18"/>
                 <w:szCs w:val="18"/>
               </w:rPr>
@@ -9405,11 +9564,11 @@
                 <w:rFonts w:ascii="Arial" w:cs="Arial" w:eastAsia="Arial" w:hAnsi="Arial"/>
                 <w:b w:val="false"/>
                 <w:bCs w:val="false"/>
-                <w:color w:val="000000"/>
-                <w:sz w:val="18"/>
-                <w:szCs w:val="18"/>
-              </w:rPr>
-              <w:t xml:space="preserve">Yerel SQLite veritabani dosyasi</w:t>
+                <w:color w:val="111111"/>
+                <w:sz w:val="18"/>
+                <w:szCs w:val="18"/>
+              </w:rPr>
+              <w:t xml:space="preserve">Yerel SQLite veritabanı dosyası</w:t>
             </w:r>
           </w:p>
         </w:tc>
@@ -9438,7 +9597,7 @@
                 <w:rFonts w:ascii="Arial" w:cs="Arial" w:eastAsia="Arial" w:hAnsi="Arial"/>
                 <w:b w:val="false"/>
                 <w:bCs w:val="false"/>
-                <w:color w:val="000000"/>
+                <w:color w:val="111111"/>
                 <w:sz w:val="18"/>
                 <w:szCs w:val="18"/>
               </w:rPr>
@@ -9469,7 +9628,7 @@
                 <w:rFonts w:ascii="Arial" w:cs="Arial" w:eastAsia="Arial" w:hAnsi="Arial"/>
                 <w:b w:val="false"/>
                 <w:bCs w:val="false"/>
-                <w:color w:val="000000"/>
+                <w:color w:val="111111"/>
                 <w:sz w:val="18"/>
                 <w:szCs w:val="18"/>
               </w:rPr>
@@ -9500,11 +9659,11 @@
                 <w:rFonts w:ascii="Arial" w:cs="Arial" w:eastAsia="Arial" w:hAnsi="Arial"/>
                 <w:b w:val="false"/>
                 <w:bCs w:val="false"/>
-                <w:color w:val="000000"/>
-                <w:sz w:val="18"/>
-                <w:szCs w:val="18"/>
-              </w:rPr>
-              <w:t xml:space="preserve">Gorev veri modeli (POJO)</w:t>
+                <w:color w:val="111111"/>
+                <w:sz w:val="18"/>
+                <w:szCs w:val="18"/>
+              </w:rPr>
+              <w:t xml:space="preserve">Görev veri modeli (POJO)</w:t>
             </w:r>
           </w:p>
         </w:tc>
@@ -9512,7 +9671,7 @@
     </w:tbl>
     <w:p>
       <w:pPr>
-        <w:spacing w:after="120"/>
+        <w:spacing w:after="140"/>
       </w:pPr>
       <w:r>
         <w:t xml:space="preserve"/>
@@ -9532,7 +9691,7 @@
           <w:sz w:val="26"/>
           <w:szCs w:val="26"/>
         </w:rPr>
-        <w:t xml:space="preserve">7.2 Kullanilan Teknoloji Yigini</w:t>
+        <w:t xml:space="preserve">7.3 Kullanılan Teknoloji Yığını</w:t>
       </w:r>
     </w:p>
     <w:tbl>
@@ -9642,7 +9801,7 @@
                 <w:sz w:val="20"/>
                 <w:szCs w:val="20"/>
               </w:rPr>
-              <w:t xml:space="preserve">Kullanim Amaci</w:t>
+              <w:t xml:space="preserve">Kullanım Amacı</w:t>
             </w:r>
           </w:p>
         </w:tc>
@@ -9670,7 +9829,7 @@
                 <w:rFonts w:ascii="Arial" w:cs="Arial" w:eastAsia="Arial" w:hAnsi="Arial"/>
                 <w:b w:val="false"/>
                 <w:bCs w:val="false"/>
-                <w:color w:val="000000"/>
+                <w:color w:val="111111"/>
                 <w:sz w:val="18"/>
                 <w:szCs w:val="18"/>
               </w:rPr>
@@ -9700,7 +9859,7 @@
                 <w:rFonts w:ascii="Arial" w:cs="Arial" w:eastAsia="Arial" w:hAnsi="Arial"/>
                 <w:b w:val="false"/>
                 <w:bCs w:val="false"/>
-                <w:color w:val="000000"/>
+                <w:color w:val="111111"/>
                 <w:sz w:val="18"/>
                 <w:szCs w:val="18"/>
               </w:rPr>
@@ -9730,7 +9889,7 @@
                 <w:rFonts w:ascii="Arial" w:cs="Arial" w:eastAsia="Arial" w:hAnsi="Arial"/>
                 <w:b w:val="false"/>
                 <w:bCs w:val="false"/>
-                <w:color w:val="000000"/>
+                <w:color w:val="111111"/>
                 <w:sz w:val="18"/>
                 <w:szCs w:val="18"/>
               </w:rPr>
@@ -9763,7 +9922,7 @@
                 <w:rFonts w:ascii="Arial" w:cs="Arial" w:eastAsia="Arial" w:hAnsi="Arial"/>
                 <w:b w:val="false"/>
                 <w:bCs w:val="false"/>
-                <w:color w:val="000000"/>
+                <w:color w:val="111111"/>
                 <w:sz w:val="18"/>
                 <w:szCs w:val="18"/>
               </w:rPr>
@@ -9794,7 +9953,7 @@
                 <w:rFonts w:ascii="Arial" w:cs="Arial" w:eastAsia="Arial" w:hAnsi="Arial"/>
                 <w:b w:val="false"/>
                 <w:bCs w:val="false"/>
-                <w:color w:val="000000"/>
+                <w:color w:val="111111"/>
                 <w:sz w:val="18"/>
                 <w:szCs w:val="18"/>
               </w:rPr>
@@ -9825,11 +9984,11 @@
                 <w:rFonts w:ascii="Arial" w:cs="Arial" w:eastAsia="Arial" w:hAnsi="Arial"/>
                 <w:b w:val="false"/>
                 <w:bCs w:val="false"/>
-                <w:color w:val="000000"/>
-                <w:sz w:val="18"/>
-                <w:szCs w:val="18"/>
-              </w:rPr>
-              <w:t xml:space="preserve">Masaustu arayuz bilesenleri</w:t>
+                <w:color w:val="111111"/>
+                <w:sz w:val="18"/>
+                <w:szCs w:val="18"/>
+              </w:rPr>
+              <w:t xml:space="preserve">Masaüstü arayüz bileşenleri</w:t>
             </w:r>
           </w:p>
         </w:tc>
@@ -9857,7 +10016,7 @@
                 <w:rFonts w:ascii="Arial" w:cs="Arial" w:eastAsia="Arial" w:hAnsi="Arial"/>
                 <w:b w:val="false"/>
                 <w:bCs w:val="false"/>
-                <w:color w:val="000000"/>
+                <w:color w:val="111111"/>
                 <w:sz w:val="18"/>
                 <w:szCs w:val="18"/>
               </w:rPr>
@@ -9887,7 +10046,7 @@
                 <w:rFonts w:ascii="Arial" w:cs="Arial" w:eastAsia="Arial" w:hAnsi="Arial"/>
                 <w:b w:val="false"/>
                 <w:bCs w:val="false"/>
-                <w:color w:val="000000"/>
+                <w:color w:val="111111"/>
                 <w:sz w:val="18"/>
                 <w:szCs w:val="18"/>
               </w:rPr>
@@ -9917,11 +10076,11 @@
                 <w:rFonts w:ascii="Arial" w:cs="Arial" w:eastAsia="Arial" w:hAnsi="Arial"/>
                 <w:b w:val="false"/>
                 <w:bCs w:val="false"/>
-                <w:color w:val="000000"/>
-                <w:sz w:val="18"/>
-                <w:szCs w:val="18"/>
-              </w:rPr>
-              <w:t xml:space="preserve">Modern aydinlik/karanlik tema</w:t>
+                <w:color w:val="111111"/>
+                <w:sz w:val="18"/>
+                <w:szCs w:val="18"/>
+              </w:rPr>
+              <w:t xml:space="preserve">Modern aydınlık/karanlık tema</w:t>
             </w:r>
           </w:p>
         </w:tc>
@@ -9950,7 +10109,7 @@
                 <w:rFonts w:ascii="Arial" w:cs="Arial" w:eastAsia="Arial" w:hAnsi="Arial"/>
                 <w:b w:val="false"/>
                 <w:bCs w:val="false"/>
-                <w:color w:val="000000"/>
+                <w:color w:val="111111"/>
                 <w:sz w:val="18"/>
                 <w:szCs w:val="18"/>
               </w:rPr>
@@ -9981,7 +10140,7 @@
                 <w:rFonts w:ascii="Arial" w:cs="Arial" w:eastAsia="Arial" w:hAnsi="Arial"/>
                 <w:b w:val="false"/>
                 <w:bCs w:val="false"/>
-                <w:color w:val="000000"/>
+                <w:color w:val="111111"/>
                 <w:sz w:val="18"/>
                 <w:szCs w:val="18"/>
               </w:rPr>
@@ -10012,11 +10171,11 @@
                 <w:rFonts w:ascii="Arial" w:cs="Arial" w:eastAsia="Arial" w:hAnsi="Arial"/>
                 <w:b w:val="false"/>
                 <w:bCs w:val="false"/>
-                <w:color w:val="000000"/>
-                <w:sz w:val="18"/>
-                <w:szCs w:val="18"/>
-              </w:rPr>
-              <w:t xml:space="preserve">Yerel veritabani baglantisi</w:t>
+                <w:color w:val="111111"/>
+                <w:sz w:val="18"/>
+                <w:szCs w:val="18"/>
+              </w:rPr>
+              <w:t xml:space="preserve">Yerel veritabanı bağlantısı</w:t>
             </w:r>
           </w:p>
         </w:tc>
@@ -10044,7 +10203,7 @@
                 <w:rFonts w:ascii="Arial" w:cs="Arial" w:eastAsia="Arial" w:hAnsi="Arial"/>
                 <w:b w:val="false"/>
                 <w:bCs w:val="false"/>
-                <w:color w:val="000000"/>
+                <w:color w:val="111111"/>
                 <w:sz w:val="18"/>
                 <w:szCs w:val="18"/>
               </w:rPr>
@@ -10074,7 +10233,7 @@
                 <w:rFonts w:ascii="Arial" w:cs="Arial" w:eastAsia="Arial" w:hAnsi="Arial"/>
                 <w:b w:val="false"/>
                 <w:bCs w:val="false"/>
-                <w:color w:val="000000"/>
+                <w:color w:val="111111"/>
                 <w:sz w:val="18"/>
                 <w:szCs w:val="18"/>
               </w:rPr>
@@ -10104,11 +10263,11 @@
                 <w:rFonts w:ascii="Arial" w:cs="Arial" w:eastAsia="Arial" w:hAnsi="Arial"/>
                 <w:b w:val="false"/>
                 <w:bCs w:val="false"/>
-                <w:color w:val="000000"/>
-                <w:sz w:val="18"/>
-                <w:szCs w:val="18"/>
-              </w:rPr>
-              <w:t xml:space="preserve">PDF rapor olusturma</w:t>
+                <w:color w:val="111111"/>
+                <w:sz w:val="18"/>
+                <w:szCs w:val="18"/>
+              </w:rPr>
+              <w:t xml:space="preserve">PDF rapor oluşturma</w:t>
             </w:r>
           </w:p>
         </w:tc>
@@ -10137,7 +10296,7 @@
                 <w:rFonts w:ascii="Arial" w:cs="Arial" w:eastAsia="Arial" w:hAnsi="Arial"/>
                 <w:b w:val="false"/>
                 <w:bCs w:val="false"/>
-                <w:color w:val="000000"/>
+                <w:color w:val="111111"/>
                 <w:sz w:val="18"/>
                 <w:szCs w:val="18"/>
               </w:rPr>
@@ -10168,7 +10327,7 @@
                 <w:rFonts w:ascii="Arial" w:cs="Arial" w:eastAsia="Arial" w:hAnsi="Arial"/>
                 <w:b w:val="false"/>
                 <w:bCs w:val="false"/>
-                <w:color w:val="000000"/>
+                <w:color w:val="111111"/>
                 <w:sz w:val="18"/>
                 <w:szCs w:val="18"/>
               </w:rPr>
@@ -10199,11 +10358,11 @@
                 <w:rFonts w:ascii="Arial" w:cs="Arial" w:eastAsia="Arial" w:hAnsi="Arial"/>
                 <w:b w:val="false"/>
                 <w:bCs w:val="false"/>
-                <w:color w:val="000000"/>
-                <w:sz w:val="18"/>
-                <w:szCs w:val="18"/>
-              </w:rPr>
-              <w:t xml:space="preserve">Bagimlilik iceren tek JAR</w:t>
+                <w:color w:val="111111"/>
+                <w:sz w:val="18"/>
+                <w:szCs w:val="18"/>
+              </w:rPr>
+              <w:t xml:space="preserve">Bağımlılıkları içeren tek JAR</w:t>
             </w:r>
           </w:p>
         </w:tc>
@@ -10211,7 +10370,7 @@
     </w:tbl>
     <w:p>
       <w:pPr>
-        <w:spacing w:after="120"/>
+        <w:spacing w:after="140"/>
       </w:pPr>
       <w:r>
         <w:t xml:space="preserve"/>
@@ -10220,7 +10379,7 @@
     <w:p>
       <w:pPr>
         <w:pStyle w:val="Heading1"/>
-        <w:spacing w:after="140" w:before="280"/>
+        <w:spacing w:after="140" w:before="300"/>
       </w:pPr>
       <w:r>
         <w:rPr>
@@ -10231,7 +10390,7 @@
           <w:sz w:val="32"/>
           <w:szCs w:val="32"/>
         </w:rPr>
-        <w:t xml:space="preserve">8. Arayuz Gereksinimleri</w:t>
+        <w:t xml:space="preserve">8. Arayüz Gereksinimleri</w:t>
       </w:r>
     </w:p>
     <w:p>
@@ -10248,7 +10407,7 @@
           <w:sz w:val="26"/>
           <w:szCs w:val="26"/>
         </w:rPr>
-        <w:t xml:space="preserve">8.1 Genel Duzen</w:t>
+        <w:t xml:space="preserve">8.1 Genel Düzen</w:t>
       </w:r>
     </w:p>
     <w:p>
@@ -10267,7 +10426,7 @@
           <w:sz w:val="20"/>
           <w:szCs w:val="20"/>
         </w:rPr>
-        <w:t xml:space="preserve">Ana pencere maksimize edilmis olarak acilir (minimum 1366x768)</w:t>
+        <w:t xml:space="preserve">Ana pencere maksimize edilmiş olarak açılır (minimum 1366×768)</w:t>
       </w:r>
     </w:p>
     <w:p>
@@ -10286,7 +10445,7 @@
           <w:sz w:val="20"/>
           <w:szCs w:val="20"/>
         </w:rPr>
-        <w:t xml:space="preserve">Sol panel: Kategori ve oncelik filtreleme butonlari, Pomodoro sayaci</w:t>
+        <w:t xml:space="preserve">Sol panel: Kategori ve öncelik filtreleme butonları, Pomodoro sayacı</w:t>
       </w:r>
     </w:p>
     <w:p>
@@ -10305,7 +10464,7 @@
           <w:sz w:val="20"/>
           <w:szCs w:val="20"/>
         </w:rPr>
-        <w:t xml:space="preserve">Merkez panel: Gorev tablosu, arama cubugu, toolbar</w:t>
+        <w:t xml:space="preserve">Merkez panel: Görev tablosu, arama çubuğu, toolbar</w:t>
       </w:r>
     </w:p>
     <w:p>
@@ -10324,12 +10483,12 @@
           <w:sz w:val="20"/>
           <w:szCs w:val="20"/>
         </w:rPr>
-        <w:t xml:space="preserve">Sag panel: Aktivite gunlugu, hizli karalama alani</w:t>
+        <w:t xml:space="preserve">Sağ panel: Aktivite günlüğü, hızlı karalama alanı</w:t>
       </w:r>
     </w:p>
     <w:p>
       <w:pPr>
-        <w:spacing w:after="120"/>
+        <w:spacing w:after="140"/>
       </w:pPr>
       <w:r>
         <w:t xml:space="preserve"/>
@@ -10349,7 +10508,7 @@
           <w:sz w:val="26"/>
           <w:szCs w:val="26"/>
         </w:rPr>
-        <w:t xml:space="preserve">8.2 Dialog Alanlari</w:t>
+        <w:t xml:space="preserve">8.2 Dialog Alanları</w:t>
       </w:r>
     </w:p>
     <w:tbl>
@@ -10398,7 +10557,7 @@
                 <w:sz w:val="20"/>
                 <w:szCs w:val="20"/>
               </w:rPr>
-              <w:t xml:space="preserve">Alan Adi</w:t>
+              <w:t xml:space="preserve">Alan Adı</w:t>
             </w:r>
           </w:p>
         </w:tc>
@@ -10429,7 +10588,7 @@
                 <w:sz w:val="20"/>
                 <w:szCs w:val="20"/>
               </w:rPr>
-              <w:t xml:space="preserve">Bilesen</w:t>
+              <w:t xml:space="preserve">Bileşen</w:t>
             </w:r>
           </w:p>
         </w:tc>
@@ -10519,11 +10678,11 @@
                 <w:rFonts w:ascii="Arial" w:cs="Arial" w:eastAsia="Arial" w:hAnsi="Arial"/>
                 <w:b w:val="false"/>
                 <w:bCs w:val="false"/>
-                <w:color w:val="000000"/>
-                <w:sz w:val="18"/>
-                <w:szCs w:val="18"/>
-              </w:rPr>
-              <w:t xml:space="preserve">Proje Adi</w:t>
+                <w:color w:val="111111"/>
+                <w:sz w:val="18"/>
+                <w:szCs w:val="18"/>
+              </w:rPr>
+              <w:t xml:space="preserve">Proje Adı</w:t>
             </w:r>
           </w:p>
         </w:tc>
@@ -10549,7 +10708,7 @@
                 <w:rFonts w:ascii="Arial" w:cs="Arial" w:eastAsia="Arial" w:hAnsi="Arial"/>
                 <w:b w:val="false"/>
                 <w:bCs w:val="false"/>
-                <w:color w:val="000000"/>
+                <w:color w:val="111111"/>
                 <w:sz w:val="18"/>
                 <w:szCs w:val="18"/>
               </w:rPr>
@@ -10579,7 +10738,7 @@
                 <w:rFonts w:ascii="Arial" w:cs="Arial" w:eastAsia="Arial" w:hAnsi="Arial"/>
                 <w:b w:val="false"/>
                 <w:bCs w:val="false"/>
-                <w:color w:val="000000"/>
+                <w:color w:val="111111"/>
                 <w:sz w:val="18"/>
                 <w:szCs w:val="18"/>
               </w:rPr>
@@ -10609,7 +10768,7 @@
                 <w:rFonts w:ascii="Arial" w:cs="Arial" w:eastAsia="Arial" w:hAnsi="Arial"/>
                 <w:b w:val="false"/>
                 <w:bCs w:val="false"/>
-                <w:color w:val="000000"/>
+                <w:color w:val="111111"/>
                 <w:sz w:val="18"/>
                 <w:szCs w:val="18"/>
               </w:rPr>
@@ -10642,11 +10801,11 @@
                 <w:rFonts w:ascii="Arial" w:cs="Arial" w:eastAsia="Arial" w:hAnsi="Arial"/>
                 <w:b w:val="false"/>
                 <w:bCs w:val="false"/>
-                <w:color w:val="000000"/>
-                <w:sz w:val="18"/>
-                <w:szCs w:val="18"/>
-              </w:rPr>
-              <w:t xml:space="preserve">Musteri</w:t>
+                <w:color w:val="111111"/>
+                <w:sz w:val="18"/>
+                <w:szCs w:val="18"/>
+              </w:rPr>
+              <w:t xml:space="preserve">Müşteri</w:t>
             </w:r>
           </w:p>
         </w:tc>
@@ -10673,7 +10832,7 @@
                 <w:rFonts w:ascii="Arial" w:cs="Arial" w:eastAsia="Arial" w:hAnsi="Arial"/>
                 <w:b w:val="false"/>
                 <w:bCs w:val="false"/>
-                <w:color w:val="000000"/>
+                <w:color w:val="111111"/>
                 <w:sz w:val="18"/>
                 <w:szCs w:val="18"/>
               </w:rPr>
@@ -10704,11 +10863,11 @@
                 <w:rFonts w:ascii="Arial" w:cs="Arial" w:eastAsia="Arial" w:hAnsi="Arial"/>
                 <w:b w:val="false"/>
                 <w:bCs w:val="false"/>
-                <w:color w:val="000000"/>
-                <w:sz w:val="18"/>
-                <w:szCs w:val="18"/>
-              </w:rPr>
-              <w:t xml:space="preserve">Hayir</w:t>
+                <w:color w:val="111111"/>
+                <w:sz w:val="18"/>
+                <w:szCs w:val="18"/>
+              </w:rPr>
+              <w:t xml:space="preserve">Hayır</w:t>
             </w:r>
           </w:p>
         </w:tc>
@@ -10735,7 +10894,7 @@
                 <w:rFonts w:ascii="Arial" w:cs="Arial" w:eastAsia="Arial" w:hAnsi="Arial"/>
                 <w:b w:val="false"/>
                 <w:bCs w:val="false"/>
-                <w:color w:val="000000"/>
+                <w:color w:val="111111"/>
                 <w:sz w:val="18"/>
                 <w:szCs w:val="18"/>
               </w:rPr>
@@ -10767,11 +10926,11 @@
                 <w:rFonts w:ascii="Arial" w:cs="Arial" w:eastAsia="Arial" w:hAnsi="Arial"/>
                 <w:b w:val="false"/>
                 <w:bCs w:val="false"/>
-                <w:color w:val="000000"/>
-                <w:sz w:val="18"/>
-                <w:szCs w:val="18"/>
-              </w:rPr>
-              <w:t xml:space="preserve">Iletisim</w:t>
+                <w:color w:val="111111"/>
+                <w:sz w:val="18"/>
+                <w:szCs w:val="18"/>
+              </w:rPr>
+              <w:t xml:space="preserve">İletişim</w:t>
             </w:r>
           </w:p>
         </w:tc>
@@ -10797,7 +10956,7 @@
                 <w:rFonts w:ascii="Arial" w:cs="Arial" w:eastAsia="Arial" w:hAnsi="Arial"/>
                 <w:b w:val="false"/>
                 <w:bCs w:val="false"/>
-                <w:color w:val="000000"/>
+                <w:color w:val="111111"/>
                 <w:sz w:val="18"/>
                 <w:szCs w:val="18"/>
               </w:rPr>
@@ -10827,11 +10986,11 @@
                 <w:rFonts w:ascii="Arial" w:cs="Arial" w:eastAsia="Arial" w:hAnsi="Arial"/>
                 <w:b w:val="false"/>
                 <w:bCs w:val="false"/>
-                <w:color w:val="000000"/>
-                <w:sz w:val="18"/>
-                <w:szCs w:val="18"/>
-              </w:rPr>
-              <w:t xml:space="preserve">Hayir</w:t>
+                <w:color w:val="111111"/>
+                <w:sz w:val="18"/>
+                <w:szCs w:val="18"/>
+              </w:rPr>
+              <w:t xml:space="preserve">Hayır</w:t>
             </w:r>
           </w:p>
         </w:tc>
@@ -10857,7 +11016,7 @@
                 <w:rFonts w:ascii="Arial" w:cs="Arial" w:eastAsia="Arial" w:hAnsi="Arial"/>
                 <w:b w:val="false"/>
                 <w:bCs w:val="false"/>
-                <w:color w:val="000000"/>
+                <w:color w:val="111111"/>
                 <w:sz w:val="18"/>
                 <w:szCs w:val="18"/>
               </w:rPr>
@@ -10890,7 +11049,7 @@
                 <w:rFonts w:ascii="Arial" w:cs="Arial" w:eastAsia="Arial" w:hAnsi="Arial"/>
                 <w:b w:val="false"/>
                 <w:bCs w:val="false"/>
-                <w:color w:val="000000"/>
+                <w:color w:val="111111"/>
                 <w:sz w:val="18"/>
                 <w:szCs w:val="18"/>
               </w:rPr>
@@ -10921,7 +11080,7 @@
                 <w:rFonts w:ascii="Arial" w:cs="Arial" w:eastAsia="Arial" w:hAnsi="Arial"/>
                 <w:b w:val="false"/>
                 <w:bCs w:val="false"/>
-                <w:color w:val="000000"/>
+                <w:color w:val="111111"/>
                 <w:sz w:val="18"/>
                 <w:szCs w:val="18"/>
               </w:rPr>
@@ -10952,7 +11111,7 @@
                 <w:rFonts w:ascii="Arial" w:cs="Arial" w:eastAsia="Arial" w:hAnsi="Arial"/>
                 <w:b w:val="false"/>
                 <w:bCs w:val="false"/>
-                <w:color w:val="000000"/>
+                <w:color w:val="111111"/>
                 <w:sz w:val="18"/>
                 <w:szCs w:val="18"/>
               </w:rPr>
@@ -10983,7 +11142,7 @@
                 <w:rFonts w:ascii="Arial" w:cs="Arial" w:eastAsia="Arial" w:hAnsi="Arial"/>
                 <w:b w:val="false"/>
                 <w:bCs w:val="false"/>
-                <w:color w:val="000000"/>
+                <w:color w:val="111111"/>
                 <w:sz w:val="18"/>
                 <w:szCs w:val="18"/>
               </w:rPr>
@@ -11015,11 +11174,11 @@
                 <w:rFonts w:ascii="Arial" w:cs="Arial" w:eastAsia="Arial" w:hAnsi="Arial"/>
                 <w:b w:val="false"/>
                 <w:bCs w:val="false"/>
-                <w:color w:val="000000"/>
-                <w:sz w:val="18"/>
-                <w:szCs w:val="18"/>
-              </w:rPr>
-              <w:t xml:space="preserve">Butce</w:t>
+                <w:color w:val="111111"/>
+                <w:sz w:val="18"/>
+                <w:szCs w:val="18"/>
+              </w:rPr>
+              <w:t xml:space="preserve">Bütçe</w:t>
             </w:r>
           </w:p>
         </w:tc>
@@ -11045,7 +11204,7 @@
                 <w:rFonts w:ascii="Arial" w:cs="Arial" w:eastAsia="Arial" w:hAnsi="Arial"/>
                 <w:b w:val="false"/>
                 <w:bCs w:val="false"/>
-                <w:color w:val="000000"/>
+                <w:color w:val="111111"/>
                 <w:sz w:val="18"/>
                 <w:szCs w:val="18"/>
               </w:rPr>
@@ -11075,11 +11234,11 @@
                 <w:rFonts w:ascii="Arial" w:cs="Arial" w:eastAsia="Arial" w:hAnsi="Arial"/>
                 <w:b w:val="false"/>
                 <w:bCs w:val="false"/>
-                <w:color w:val="000000"/>
-                <w:sz w:val="18"/>
-                <w:szCs w:val="18"/>
-              </w:rPr>
-              <w:t xml:space="preserve">Hayir (yalnizca Is)</w:t>
+                <w:color w:val="111111"/>
+                <w:sz w:val="18"/>
+                <w:szCs w:val="18"/>
+              </w:rPr>
+              <w:t xml:space="preserve">Hayır (yalnızca İş)</w:t>
             </w:r>
           </w:p>
         </w:tc>
@@ -11105,11 +11264,11 @@
                 <w:rFonts w:ascii="Arial" w:cs="Arial" w:eastAsia="Arial" w:hAnsi="Arial"/>
                 <w:b w:val="false"/>
                 <w:bCs w:val="false"/>
-                <w:color w:val="000000"/>
-                <w:sz w:val="18"/>
-                <w:szCs w:val="18"/>
-              </w:rPr>
-              <w:t xml:space="preserve">Sayisal</w:t>
+                <w:color w:val="111111"/>
+                <w:sz w:val="18"/>
+                <w:szCs w:val="18"/>
+              </w:rPr>
+              <w:t xml:space="preserve">Sayısal</w:t>
             </w:r>
           </w:p>
         </w:tc>
@@ -11138,7 +11297,7 @@
                 <w:rFonts w:ascii="Arial" w:cs="Arial" w:eastAsia="Arial" w:hAnsi="Arial"/>
                 <w:b w:val="false"/>
                 <w:bCs w:val="false"/>
-                <w:color w:val="000000"/>
+                <w:color w:val="111111"/>
                 <w:sz w:val="18"/>
                 <w:szCs w:val="18"/>
               </w:rPr>
@@ -11169,7 +11328,7 @@
                 <w:rFonts w:ascii="Arial" w:cs="Arial" w:eastAsia="Arial" w:hAnsi="Arial"/>
                 <w:b w:val="false"/>
                 <w:bCs w:val="false"/>
-                <w:color w:val="000000"/>
+                <w:color w:val="111111"/>
                 <w:sz w:val="18"/>
                 <w:szCs w:val="18"/>
               </w:rPr>
@@ -11200,7 +11359,7 @@
                 <w:rFonts w:ascii="Arial" w:cs="Arial" w:eastAsia="Arial" w:hAnsi="Arial"/>
                 <w:b w:val="false"/>
                 <w:bCs w:val="false"/>
-                <w:color w:val="000000"/>
+                <w:color w:val="111111"/>
                 <w:sz w:val="18"/>
                 <w:szCs w:val="18"/>
               </w:rPr>
@@ -11231,7 +11390,7 @@
                 <w:rFonts w:ascii="Arial" w:cs="Arial" w:eastAsia="Arial" w:hAnsi="Arial"/>
                 <w:b w:val="false"/>
                 <w:bCs w:val="false"/>
-                <w:color w:val="000000"/>
+                <w:color w:val="111111"/>
                 <w:sz w:val="18"/>
                 <w:szCs w:val="18"/>
               </w:rPr>
@@ -11263,7 +11422,7 @@
                 <w:rFonts w:ascii="Arial" w:cs="Arial" w:eastAsia="Arial" w:hAnsi="Arial"/>
                 <w:b w:val="false"/>
                 <w:bCs w:val="false"/>
-                <w:color w:val="000000"/>
+                <w:color w:val="111111"/>
                 <w:sz w:val="18"/>
                 <w:szCs w:val="18"/>
               </w:rPr>
@@ -11293,7 +11452,7 @@
                 <w:rFonts w:ascii="Arial" w:cs="Arial" w:eastAsia="Arial" w:hAnsi="Arial"/>
                 <w:b w:val="false"/>
                 <w:bCs w:val="false"/>
-                <w:color w:val="000000"/>
+                <w:color w:val="111111"/>
                 <w:sz w:val="18"/>
                 <w:szCs w:val="18"/>
               </w:rPr>
@@ -11323,7 +11482,7 @@
                 <w:rFonts w:ascii="Arial" w:cs="Arial" w:eastAsia="Arial" w:hAnsi="Arial"/>
                 <w:b w:val="false"/>
                 <w:bCs w:val="false"/>
-                <w:color w:val="000000"/>
+                <w:color w:val="111111"/>
                 <w:sz w:val="18"/>
                 <w:szCs w:val="18"/>
               </w:rPr>
@@ -11353,7 +11512,7 @@
                 <w:rFonts w:ascii="Arial" w:cs="Arial" w:eastAsia="Arial" w:hAnsi="Arial"/>
                 <w:b w:val="false"/>
                 <w:bCs w:val="false"/>
-                <w:color w:val="000000"/>
+                <w:color w:val="111111"/>
                 <w:sz w:val="18"/>
                 <w:szCs w:val="18"/>
               </w:rPr>
@@ -11386,11 +11545,11 @@
                 <w:rFonts w:ascii="Arial" w:cs="Arial" w:eastAsia="Arial" w:hAnsi="Arial"/>
                 <w:b w:val="false"/>
                 <w:bCs w:val="false"/>
-                <w:color w:val="000000"/>
-                <w:sz w:val="18"/>
-                <w:szCs w:val="18"/>
-              </w:rPr>
-              <w:t xml:space="preserve">Oncelik</w:t>
+                <w:color w:val="111111"/>
+                <w:sz w:val="18"/>
+                <w:szCs w:val="18"/>
+              </w:rPr>
+              <w:t xml:space="preserve">Öncelik</w:t>
             </w:r>
           </w:p>
         </w:tc>
@@ -11417,7 +11576,7 @@
                 <w:rFonts w:ascii="Arial" w:cs="Arial" w:eastAsia="Arial" w:hAnsi="Arial"/>
                 <w:b w:val="false"/>
                 <w:bCs w:val="false"/>
-                <w:color w:val="000000"/>
+                <w:color w:val="111111"/>
                 <w:sz w:val="18"/>
                 <w:szCs w:val="18"/>
               </w:rPr>
@@ -11448,7 +11607,7 @@
                 <w:rFonts w:ascii="Arial" w:cs="Arial" w:eastAsia="Arial" w:hAnsi="Arial"/>
                 <w:b w:val="false"/>
                 <w:bCs w:val="false"/>
-                <w:color w:val="000000"/>
+                <w:color w:val="111111"/>
                 <w:sz w:val="18"/>
                 <w:szCs w:val="18"/>
               </w:rPr>
@@ -11479,7 +11638,7 @@
                 <w:rFonts w:ascii="Arial" w:cs="Arial" w:eastAsia="Arial" w:hAnsi="Arial"/>
                 <w:b w:val="false"/>
                 <w:bCs w:val="false"/>
-                <w:color w:val="000000"/>
+                <w:color w:val="111111"/>
                 <w:sz w:val="18"/>
                 <w:szCs w:val="18"/>
               </w:rPr>
@@ -11511,7 +11670,7 @@
                 <w:rFonts w:ascii="Arial" w:cs="Arial" w:eastAsia="Arial" w:hAnsi="Arial"/>
                 <w:b w:val="false"/>
                 <w:bCs w:val="false"/>
-                <w:color w:val="000000"/>
+                <w:color w:val="111111"/>
                 <w:sz w:val="18"/>
                 <w:szCs w:val="18"/>
               </w:rPr>
@@ -11541,7 +11700,7 @@
                 <w:rFonts w:ascii="Arial" w:cs="Arial" w:eastAsia="Arial" w:hAnsi="Arial"/>
                 <w:b w:val="false"/>
                 <w:bCs w:val="false"/>
-                <w:color w:val="000000"/>
+                <w:color w:val="111111"/>
                 <w:sz w:val="18"/>
                 <w:szCs w:val="18"/>
               </w:rPr>
@@ -11571,11 +11730,11 @@
                 <w:rFonts w:ascii="Arial" w:cs="Arial" w:eastAsia="Arial" w:hAnsi="Arial"/>
                 <w:b w:val="false"/>
                 <w:bCs w:val="false"/>
-                <w:color w:val="000000"/>
-                <w:sz w:val="18"/>
-                <w:szCs w:val="18"/>
-              </w:rPr>
-              <w:t xml:space="preserve">Hayir</w:t>
+                <w:color w:val="111111"/>
+                <w:sz w:val="18"/>
+                <w:szCs w:val="18"/>
+              </w:rPr>
+              <w:t xml:space="preserve">Hayır</w:t>
             </w:r>
           </w:p>
         </w:tc>
@@ -11601,7 +11760,7 @@
                 <w:rFonts w:ascii="Arial" w:cs="Arial" w:eastAsia="Arial" w:hAnsi="Arial"/>
                 <w:b w:val="false"/>
                 <w:bCs w:val="false"/>
-                <w:color w:val="000000"/>
+                <w:color w:val="111111"/>
                 <w:sz w:val="18"/>
                 <w:szCs w:val="18"/>
               </w:rPr>
@@ -11634,11 +11793,11 @@
                 <w:rFonts w:ascii="Arial" w:cs="Arial" w:eastAsia="Arial" w:hAnsi="Arial"/>
                 <w:b w:val="false"/>
                 <w:bCs w:val="false"/>
-                <w:color w:val="000000"/>
-                <w:sz w:val="18"/>
-                <w:szCs w:val="18"/>
-              </w:rPr>
-              <w:t xml:space="preserve">Ilerleme</w:t>
+                <w:color w:val="111111"/>
+                <w:sz w:val="18"/>
+                <w:szCs w:val="18"/>
+              </w:rPr>
+              <w:t xml:space="preserve">İlerleme</w:t>
             </w:r>
           </w:p>
         </w:tc>
@@ -11665,7 +11824,7 @@
                 <w:rFonts w:ascii="Arial" w:cs="Arial" w:eastAsia="Arial" w:hAnsi="Arial"/>
                 <w:b w:val="false"/>
                 <w:bCs w:val="false"/>
-                <w:color w:val="000000"/>
+                <w:color w:val="111111"/>
                 <w:sz w:val="18"/>
                 <w:szCs w:val="18"/>
               </w:rPr>
@@ -11696,11 +11855,11 @@
                 <w:rFonts w:ascii="Arial" w:cs="Arial" w:eastAsia="Arial" w:hAnsi="Arial"/>
                 <w:b w:val="false"/>
                 <w:bCs w:val="false"/>
-                <w:color w:val="000000"/>
-                <w:sz w:val="18"/>
-                <w:szCs w:val="18"/>
-              </w:rPr>
-              <w:t xml:space="preserve">Hayir</w:t>
+                <w:color w:val="111111"/>
+                <w:sz w:val="18"/>
+                <w:szCs w:val="18"/>
+              </w:rPr>
+              <w:t xml:space="preserve">Hayır</w:t>
             </w:r>
           </w:p>
         </w:tc>
@@ -11727,11 +11886,11 @@
                 <w:rFonts w:ascii="Arial" w:cs="Arial" w:eastAsia="Arial" w:hAnsi="Arial"/>
                 <w:b w:val="false"/>
                 <w:bCs w:val="false"/>
-                <w:color w:val="000000"/>
-                <w:sz w:val="18"/>
-                <w:szCs w:val="18"/>
-              </w:rPr>
-              <w:t xml:space="preserve">0-100</w:t>
+                <w:color w:val="111111"/>
+                <w:sz w:val="18"/>
+                <w:szCs w:val="18"/>
+              </w:rPr>
+              <w:t xml:space="preserve">0–100</w:t>
             </w:r>
           </w:p>
         </w:tc>
@@ -11759,7 +11918,7 @@
                 <w:rFonts w:ascii="Arial" w:cs="Arial" w:eastAsia="Arial" w:hAnsi="Arial"/>
                 <w:b w:val="false"/>
                 <w:bCs w:val="false"/>
-                <w:color w:val="000000"/>
+                <w:color w:val="111111"/>
                 <w:sz w:val="18"/>
                 <w:szCs w:val="18"/>
               </w:rPr>
@@ -11789,7 +11948,7 @@
                 <w:rFonts w:ascii="Arial" w:cs="Arial" w:eastAsia="Arial" w:hAnsi="Arial"/>
                 <w:b w:val="false"/>
                 <w:bCs w:val="false"/>
-                <w:color w:val="000000"/>
+                <w:color w:val="111111"/>
                 <w:sz w:val="18"/>
                 <w:szCs w:val="18"/>
               </w:rPr>
@@ -11819,11 +11978,11 @@
                 <w:rFonts w:ascii="Arial" w:cs="Arial" w:eastAsia="Arial" w:hAnsi="Arial"/>
                 <w:b w:val="false"/>
                 <w:bCs w:val="false"/>
-                <w:color w:val="000000"/>
-                <w:sz w:val="18"/>
-                <w:szCs w:val="18"/>
-              </w:rPr>
-              <w:t xml:space="preserve">Hayir</w:t>
+                <w:color w:val="111111"/>
+                <w:sz w:val="18"/>
+                <w:szCs w:val="18"/>
+              </w:rPr>
+              <w:t xml:space="preserve">Hayır</w:t>
             </w:r>
           </w:p>
         </w:tc>
@@ -11849,7 +12008,7 @@
                 <w:rFonts w:ascii="Arial" w:cs="Arial" w:eastAsia="Arial" w:hAnsi="Arial"/>
                 <w:b w:val="false"/>
                 <w:bCs w:val="false"/>
-                <w:color w:val="000000"/>
+                <w:color w:val="111111"/>
                 <w:sz w:val="18"/>
                 <w:szCs w:val="18"/>
               </w:rPr>
@@ -11861,7 +12020,7 @@
     </w:tbl>
     <w:p>
       <w:pPr>
-        <w:spacing w:after="120"/>
+        <w:spacing w:after="140"/>
       </w:pPr>
       <w:r>
         <w:t xml:space="preserve"/>
@@ -11881,7 +12040,7 @@
           <w:sz w:val="26"/>
           <w:szCs w:val="26"/>
         </w:rPr>
-        <w:t xml:space="preserve">8.3 Klavye Kisayollari</w:t>
+        <w:t xml:space="preserve">8.3 Klavye Kısayolları</w:t>
       </w:r>
     </w:p>
     <w:tbl>
@@ -11928,7 +12087,7 @@
                 <w:sz w:val="20"/>
                 <w:szCs w:val="20"/>
               </w:rPr>
-              <w:t xml:space="preserve">Kisayol</w:t>
+              <w:t xml:space="preserve">Kısayol</w:t>
             </w:r>
           </w:p>
         </w:tc>
@@ -11959,7 +12118,7 @@
                 <w:sz w:val="20"/>
                 <w:szCs w:val="20"/>
               </w:rPr>
-              <w:t xml:space="preserve">Islev</w:t>
+              <w:t xml:space="preserve">İşlev</w:t>
             </w:r>
           </w:p>
         </w:tc>
@@ -11987,7 +12146,7 @@
                 <w:rFonts w:ascii="Arial" w:cs="Arial" w:eastAsia="Arial" w:hAnsi="Arial"/>
                 <w:b w:val="false"/>
                 <w:bCs w:val="false"/>
-                <w:color w:val="000000"/>
+                <w:color w:val="111111"/>
                 <w:sz w:val="18"/>
                 <w:szCs w:val="18"/>
               </w:rPr>
@@ -12017,11 +12176,11 @@
                 <w:rFonts w:ascii="Arial" w:cs="Arial" w:eastAsia="Arial" w:hAnsi="Arial"/>
                 <w:b w:val="false"/>
                 <w:bCs w:val="false"/>
-                <w:color w:val="000000"/>
-                <w:sz w:val="18"/>
-                <w:szCs w:val="18"/>
-              </w:rPr>
-              <w:t xml:space="preserve">Yeni gorev ekleme dialogu</w:t>
+                <w:color w:val="111111"/>
+                <w:sz w:val="18"/>
+                <w:szCs w:val="18"/>
+              </w:rPr>
+              <w:t xml:space="preserve">Yeni görev ekleme dialogu</w:t>
             </w:r>
           </w:p>
         </w:tc>
@@ -12050,7 +12209,7 @@
                 <w:rFonts w:ascii="Arial" w:cs="Arial" w:eastAsia="Arial" w:hAnsi="Arial"/>
                 <w:b w:val="false"/>
                 <w:bCs w:val="false"/>
-                <w:color w:val="000000"/>
+                <w:color w:val="111111"/>
                 <w:sz w:val="18"/>
                 <w:szCs w:val="18"/>
               </w:rPr>
@@ -12081,11 +12240,11 @@
                 <w:rFonts w:ascii="Arial" w:cs="Arial" w:eastAsia="Arial" w:hAnsi="Arial"/>
                 <w:b w:val="false"/>
                 <w:bCs w:val="false"/>
-                <w:color w:val="000000"/>
-                <w:sz w:val="18"/>
-                <w:szCs w:val="18"/>
-              </w:rPr>
-              <w:t xml:space="preserve">Arama alanina odaklan</w:t>
+                <w:color w:val="111111"/>
+                <w:sz w:val="18"/>
+                <w:szCs w:val="18"/>
+              </w:rPr>
+              <w:t xml:space="preserve">Arama alanına odaklan</w:t>
             </w:r>
           </w:p>
         </w:tc>
@@ -12113,7 +12272,7 @@
                 <w:rFonts w:ascii="Arial" w:cs="Arial" w:eastAsia="Arial" w:hAnsi="Arial"/>
                 <w:b w:val="false"/>
                 <w:bCs w:val="false"/>
-                <w:color w:val="000000"/>
+                <w:color w:val="111111"/>
                 <w:sz w:val="18"/>
                 <w:szCs w:val="18"/>
               </w:rPr>
@@ -12143,7 +12302,7 @@
                 <w:rFonts w:ascii="Arial" w:cs="Arial" w:eastAsia="Arial" w:hAnsi="Arial"/>
                 <w:b w:val="false"/>
                 <w:bCs w:val="false"/>
-                <w:color w:val="000000"/>
+                <w:color w:val="111111"/>
                 <w:sz w:val="18"/>
                 <w:szCs w:val="18"/>
               </w:rPr>
@@ -12176,7 +12335,7 @@
                 <w:rFonts w:ascii="Arial" w:cs="Arial" w:eastAsia="Arial" w:hAnsi="Arial"/>
                 <w:b w:val="false"/>
                 <w:bCs w:val="false"/>
-                <w:color w:val="000000"/>
+                <w:color w:val="111111"/>
                 <w:sz w:val="18"/>
                 <w:szCs w:val="18"/>
               </w:rPr>
@@ -12207,11 +12366,11 @@
                 <w:rFonts w:ascii="Arial" w:cs="Arial" w:eastAsia="Arial" w:hAnsi="Arial"/>
                 <w:b w:val="false"/>
                 <w:bCs w:val="false"/>
-                <w:color w:val="000000"/>
-                <w:sz w:val="18"/>
-                <w:szCs w:val="18"/>
-              </w:rPr>
-              <w:t xml:space="preserve">Secili gorevi sil</w:t>
+                <w:color w:val="111111"/>
+                <w:sz w:val="18"/>
+                <w:szCs w:val="18"/>
+              </w:rPr>
+              <w:t xml:space="preserve">Seçili görevi sil</w:t>
             </w:r>
           </w:p>
         </w:tc>
@@ -12239,7 +12398,7 @@
                 <w:rFonts w:ascii="Arial" w:cs="Arial" w:eastAsia="Arial" w:hAnsi="Arial"/>
                 <w:b w:val="false"/>
                 <w:bCs w:val="false"/>
-                <w:color w:val="000000"/>
+                <w:color w:val="111111"/>
                 <w:sz w:val="18"/>
                 <w:szCs w:val="18"/>
               </w:rPr>
@@ -12269,7 +12428,7 @@
                 <w:rFonts w:ascii="Arial" w:cs="Arial" w:eastAsia="Arial" w:hAnsi="Arial"/>
                 <w:b w:val="false"/>
                 <w:bCs w:val="false"/>
-                <w:color w:val="000000"/>
+                <w:color w:val="111111"/>
                 <w:sz w:val="18"/>
                 <w:szCs w:val="18"/>
               </w:rPr>
@@ -12281,7 +12440,94 @@
     </w:tbl>
     <w:p>
       <w:pPr>
-        <w:spacing w:after="120"/>
+        <w:spacing w:after="140"/>
+      </w:pPr>
+      <w:r>
+        <w:t xml:space="preserve"/>
+      </w:r>
+    </w:p>
+    <w:p>
+      <w:pPr>
+        <w:pStyle w:val="Heading1"/>
+        <w:spacing w:after="140" w:before="300"/>
+      </w:pPr>
+      <w:r>
+        <w:rPr>
+          <w:rFonts w:ascii="Arial" w:cs="Arial" w:eastAsia="Arial" w:hAnsi="Arial"/>
+          <w:b/>
+          <w:bCs/>
+          <w:color w:val="2E4057"/>
+          <w:sz w:val="32"/>
+          <w:szCs w:val="32"/>
+        </w:rPr>
+        <w:t xml:space="preserve">Ek A — Varlık-İlişki (ER) Diyagramı</w:t>
+      </w:r>
+    </w:p>
+    <w:p>
+      <w:pPr>
+        <w:spacing w:after="120" w:before="120"/>
+      </w:pPr>
+      <w:r>
+        <w:drawing>
+          <wp:inline distT="0" distB="0" distL="0" distR="0">
+            <wp:extent cx="5667375" cy="3286125"/>
+            <wp:effectExtent t="0" r="0" b="0" l="0"/>
+            <wp:docPr id="1" name="Varlik-Iliski ER Diyagrami" descr="Varlik-Iliski ER Diyagrami" title="Varlik-Iliski ER Diyagrami"/>
+            <wp:cNvGraphicFramePr>
+              <a:graphicFrameLocks xmlns:a="http://schemas.openxmlformats.org/drawingml/2006/main" noChangeAspect="1"/>
+            </wp:cNvGraphicFramePr>
+            <a:graphic xmlns:a="http://schemas.openxmlformats.org/drawingml/2006/main">
+              <a:graphicData uri="http://schemas.openxmlformats.org/drawingml/2006/picture">
+                <pic:pic xmlns:pic="http://schemas.openxmlformats.org/drawingml/2006/picture">
+                  <pic:nvPicPr>
+                    <pic:cNvPr id="0" name="" descr=""/>
+                    <pic:cNvPicPr>
+                      <a:picLocks noChangeAspect="1" noChangeArrowheads="1"/>
+                    </pic:cNvPicPr>
+                  </pic:nvPicPr>
+                  <pic:blipFill>
+                    <a:blip r:embed="rId11" cstate="none"/>
+                    <a:srcRect/>
+                    <a:stretch>
+                      <a:fillRect/>
+                    </a:stretch>
+                  </pic:blipFill>
+                  <pic:spPr bwMode="auto">
+                    <a:xfrm>
+                      <a:off x="0" y="0"/>
+                      <a:ext cx="5667375" cy="3286125"/>
+                    </a:xfrm>
+                    <a:prstGeom prst="rect">
+                      <a:avLst/>
+                    </a:prstGeom>
+                  </pic:spPr>
+                </pic:pic>
+              </a:graphicData>
+            </a:graphic>
+          </wp:inline>
+        </w:drawing>
+      </w:r>
+    </w:p>
+    <w:p>
+      <w:pPr>
+        <w:spacing w:after="80" w:before="80"/>
+        <w:jc w:val="center"/>
+      </w:pPr>
+      <w:r>
+        <w:rPr>
+          <w:rFonts w:ascii="Arial" w:cs="Arial" w:eastAsia="Arial" w:hAnsi="Arial"/>
+          <w:i/>
+          <w:iCs/>
+          <w:color w:val="555555"/>
+          <w:sz w:val="18"/>
+          <w:szCs w:val="18"/>
+        </w:rPr>
+        <w:t xml:space="preserve">Şekil 3 — ProPortal Veritabanı Varlık-İlişki Diyagramı</w:t>
+      </w:r>
+    </w:p>
+    <w:p>
+      <w:pPr>
+        <w:spacing w:after="140"/>
       </w:pPr>
       <w:r>
         <w:t xml:space="preserve"/>
@@ -12357,12 +12603,9 @@
         <w:sz w:val="16"/>
         <w:szCs w:val="16"/>
       </w:rPr>
-      <w:t xml:space="preserve">ProPortal SRS v1.0  |  Ceren Altintas  |  2026</w:t>
+      <w:t xml:space="preserve">ProPortal SRS v1.0  |  Ceren Altıntaş  |  2026</w:t>
     </w:r>
     <w:r>
-      <w:rPr>
-        <w:rFonts w:ascii="Arial" w:cs="Arial" w:eastAsia="Arial" w:hAnsi="Arial"/>
-      </w:rPr>
       <w:t xml:space="preserve">	</w:t>
     </w:r>
     <w:r>
@@ -12408,12 +12651,9 @@
         <w:sz w:val="16"/>
         <w:szCs w:val="16"/>
       </w:rPr>
-      <w:t xml:space="preserve">ProPortal SRS v1.0  |  Ceren Altintas  |  2026</w:t>
+      <w:t xml:space="preserve">ProPortal SRS v1.0  |  Ceren Altıntaş  |  2026</w:t>
     </w:r>
     <w:r>
-      <w:rPr>
-        <w:rFonts w:ascii="Arial" w:cs="Arial" w:eastAsia="Arial" w:hAnsi="Arial"/>
-      </w:rPr>
       <w:t xml:space="preserve">	</w:t>
     </w:r>
     <w:r>
@@ -12762,7 +13002,7 @@
     <w:next w:val="Normal"/>
     <w:qFormat/>
     <w:pPr>
-      <w:spacing w:after="140" w:before="280"/>
+      <w:spacing w:after="140" w:before="300"/>
       <w:outlineLvl w:val="0"/>
     </w:pPr>
     <w:rPr>
